--- a/docs/ChatGPT Upload Docs/AlphaOmega & AIOS.docx
+++ b/docs/ChatGPT Upload Docs/AlphaOmega & AIOS.docx
@@ -100,7 +100,7 @@
           <w:sz w:val="22"/>
           <w:szCs w:val="22"/>
         </w:rPr>
-        <w:t>AlphaOmega and AIOS Relationship</w:t>
+        <w:t>AlphaOmega &amp; AIOS</w:t>
       </w:r>
     </w:p>
     <w:p>
@@ -121,26 +121,7 @@
           <w:sz w:val="22"/>
           <w:szCs w:val="22"/>
         </w:rPr>
-        <w:t>Architectural Relationship</w:t>
-      </w:r>
-    </w:p>
-    <w:p>
-      <w:pPr>
-        <w:pStyle w:val="NormalWeb"/>
-        <w:spacing w:before="0" w:beforeAutospacing="0" w:after="0" w:afterAutospacing="0"/>
-        <w:rPr>
-          <w:rFonts w:ascii="Calibri" w:hAnsi="Calibri" w:cs="Calibri"/>
-          <w:sz w:val="22"/>
-          <w:szCs w:val="22"/>
-        </w:rPr>
-      </w:pPr>
-      <w:r>
-        <w:rPr>
-          <w:rFonts w:ascii="Calibri" w:hAnsi="Calibri" w:cs="Calibri"/>
-          <w:sz w:val="22"/>
-          <w:szCs w:val="22"/>
-        </w:rPr>
-        <w:t>AlphaOmega and AIOS are two separate projects with two different purposes.</w:t>
+        <w:t>AlphaOmega and AIOS Relationship</w:t>
       </w:r>
     </w:p>
     <w:p>
@@ -161,16 +142,38 @@
           <w:sz w:val="22"/>
           <w:szCs w:val="22"/>
         </w:rPr>
-        <w:t>AIOS</w:t>
-      </w:r>
-      <w:r>
-        <w:rPr>
-          <w:rFonts w:ascii="Calibri" w:hAnsi="Calibri" w:cs="Calibri"/>
-          <w:sz w:val="22"/>
-          <w:szCs w:val="22"/>
-        </w:rPr>
-        <w:t xml:space="preserve"> defines </w:t>
-      </w:r>
+        <w:t>Architectural Relationship</w:t>
+      </w:r>
+    </w:p>
+    <w:p>
+      <w:pPr>
+        <w:pStyle w:val="NormalWeb"/>
+        <w:spacing w:before="0" w:beforeAutospacing="0" w:after="0" w:afterAutospacing="0"/>
+        <w:rPr>
+          <w:rFonts w:ascii="Calibri" w:hAnsi="Calibri" w:cs="Calibri"/>
+          <w:sz w:val="22"/>
+          <w:szCs w:val="22"/>
+        </w:rPr>
+      </w:pPr>
+      <w:r>
+        <w:rPr>
+          <w:rFonts w:ascii="Calibri" w:hAnsi="Calibri" w:cs="Calibri"/>
+          <w:sz w:val="22"/>
+          <w:szCs w:val="22"/>
+        </w:rPr>
+        <w:t>AlphaOmega and AIOS are two separate projects with two different purposes.</w:t>
+      </w:r>
+    </w:p>
+    <w:p>
+      <w:pPr>
+        <w:pStyle w:val="NormalWeb"/>
+        <w:spacing w:before="0" w:beforeAutospacing="0" w:after="0" w:afterAutospacing="0"/>
+        <w:rPr>
+          <w:rFonts w:ascii="Calibri" w:hAnsi="Calibri" w:cs="Calibri"/>
+          <w:sz w:val="22"/>
+          <w:szCs w:val="22"/>
+        </w:rPr>
+      </w:pPr>
       <w:r>
         <w:rPr>
           <w:rFonts w:ascii="Calibri" w:hAnsi="Calibri" w:cs="Calibri"/>
@@ -179,8 +182,27 @@
           <w:sz w:val="22"/>
           <w:szCs w:val="22"/>
         </w:rPr>
-        <w:t xml:space="preserve">how </w:t>
-      </w:r>
+        <w:t>AIOS</w:t>
+      </w:r>
+      <w:r>
+        <w:rPr>
+          <w:rFonts w:ascii="Calibri" w:hAnsi="Calibri" w:cs="Calibri"/>
+          <w:sz w:val="22"/>
+          <w:szCs w:val="22"/>
+        </w:rPr>
+        <w:t xml:space="preserve"> defines how artificial intelligence should think, collaborate, evaluate ideas, preserve knowledge, and assist the user.</w:t>
+      </w:r>
+    </w:p>
+    <w:p>
+      <w:pPr>
+        <w:pStyle w:val="NormalWeb"/>
+        <w:spacing w:before="0" w:beforeAutospacing="0" w:after="0" w:afterAutospacing="0"/>
+        <w:rPr>
+          <w:rFonts w:ascii="Calibri" w:hAnsi="Calibri" w:cs="Calibri"/>
+          <w:sz w:val="22"/>
+          <w:szCs w:val="22"/>
+        </w:rPr>
+      </w:pPr>
       <w:r>
         <w:rPr>
           <w:rFonts w:ascii="Calibri" w:hAnsi="Calibri" w:cs="Calibri"/>
@@ -189,7 +211,99 @@
           <w:sz w:val="22"/>
           <w:szCs w:val="22"/>
         </w:rPr>
-        <w:t>AI should think, collaborate, evaluate ideas, and preserve knowledge.</w:t>
+        <w:t>AlphaOmega</w:t>
+      </w:r>
+      <w:r>
+        <w:rPr>
+          <w:rFonts w:ascii="Calibri" w:hAnsi="Calibri" w:cs="Calibri"/>
+          <w:sz w:val="22"/>
+          <w:szCs w:val="22"/>
+        </w:rPr>
+        <w:t xml:space="preserve"> builds and maintains the engineering capabilities that make AIOS possible.</w:t>
+      </w:r>
+    </w:p>
+    <w:p>
+      <w:pPr>
+        <w:pStyle w:val="NormalWeb"/>
+        <w:spacing w:before="0" w:beforeAutospacing="0" w:after="0" w:afterAutospacing="0"/>
+        <w:rPr>
+          <w:rFonts w:ascii="Calibri" w:hAnsi="Calibri" w:cs="Calibri"/>
+          <w:sz w:val="22"/>
+          <w:szCs w:val="22"/>
+        </w:rPr>
+      </w:pPr>
+      <w:r>
+        <w:rPr>
+          <w:rFonts w:ascii="Calibri" w:hAnsi="Calibri" w:cs="Calibri"/>
+          <w:sz w:val="22"/>
+          <w:szCs w:val="22"/>
+        </w:rPr>
+        <w:t>AIOS is the operating model.</w:t>
+      </w:r>
+    </w:p>
+    <w:p>
+      <w:pPr>
+        <w:pStyle w:val="NormalWeb"/>
+        <w:spacing w:before="0" w:beforeAutospacing="0" w:after="0" w:afterAutospacing="0"/>
+        <w:rPr>
+          <w:rFonts w:ascii="Calibri" w:hAnsi="Calibri" w:cs="Calibri"/>
+          <w:sz w:val="22"/>
+          <w:szCs w:val="22"/>
+        </w:rPr>
+      </w:pPr>
+      <w:r>
+        <w:rPr>
+          <w:rFonts w:ascii="Calibri" w:hAnsi="Calibri" w:cs="Calibri"/>
+          <w:sz w:val="22"/>
+          <w:szCs w:val="22"/>
+        </w:rPr>
+        <w:t>AlphaOmega is the engineering platform.</w:t>
+      </w:r>
+    </w:p>
+    <w:p>
+      <w:pPr>
+        <w:pStyle w:val="NormalWeb"/>
+        <w:spacing w:before="0" w:beforeAutospacing="0" w:after="0" w:afterAutospacing="0"/>
+        <w:rPr>
+          <w:rFonts w:ascii="Calibri" w:hAnsi="Calibri" w:cs="Calibri"/>
+          <w:sz w:val="22"/>
+          <w:szCs w:val="22"/>
+        </w:rPr>
+      </w:pPr>
+      <w:r>
+        <w:rPr>
+          <w:rFonts w:ascii="Calibri" w:hAnsi="Calibri" w:cs="Calibri"/>
+          <w:sz w:val="22"/>
+          <w:szCs w:val="22"/>
+        </w:rPr>
+        <w:t xml:space="preserve">Neither replaces the </w:t>
+      </w:r>
+      <w:r>
+        <w:rPr>
+          <w:rFonts w:ascii="Calibri" w:hAnsi="Calibri" w:cs="Calibri"/>
+          <w:sz w:val="22"/>
+          <w:szCs w:val="22"/>
+        </w:rPr>
+        <w:t>other. Instead, AlphaOmega provides trusted capabilities that AIOS consumes to perform increasingly sophisticated reasoning and collaboration.</w:t>
+      </w:r>
+    </w:p>
+    <w:p>
+      <w:pPr>
+        <w:pStyle w:val="NormalWeb"/>
+        <w:spacing w:before="0" w:beforeAutospacing="0" w:after="0" w:afterAutospacing="0"/>
+        <w:rPr>
+          <w:rFonts w:ascii="Calibri" w:hAnsi="Calibri" w:cs="Calibri"/>
+          <w:sz w:val="22"/>
+          <w:szCs w:val="22"/>
+        </w:rPr>
+      </w:pPr>
+      <w:r>
+        <w:rPr>
+          <w:rFonts w:ascii="Calibri" w:hAnsi="Calibri" w:cs="Calibri"/>
+          <w:sz w:val="22"/>
+          <w:szCs w:val="22"/>
+        </w:rPr>
+        <w:t> </w:t>
       </w:r>
     </w:p>
     <w:p>
@@ -210,72 +324,157 @@
           <w:sz w:val="22"/>
           <w:szCs w:val="22"/>
         </w:rPr>
-        <w:t>AlphaOmega</w:t>
-      </w:r>
-      <w:r>
-        <w:rPr>
-          <w:rFonts w:ascii="Calibri" w:hAnsi="Calibri" w:cs="Calibri"/>
-          <w:sz w:val="22"/>
-          <w:szCs w:val="22"/>
-        </w:rPr>
-        <w:t xml:space="preserve"> builds the technical capabilities that make AIOS possible.</w:t>
-      </w:r>
-    </w:p>
-    <w:p>
-      <w:pPr>
-        <w:pStyle w:val="NormalWeb"/>
-        <w:spacing w:before="0" w:beforeAutospacing="0" w:after="0" w:afterAutospacing="0"/>
-        <w:rPr>
-          <w:rFonts w:ascii="Calibri" w:hAnsi="Calibri" w:cs="Calibri"/>
-          <w:sz w:val="22"/>
-          <w:szCs w:val="22"/>
-        </w:rPr>
-      </w:pPr>
-      <w:r>
-        <w:rPr>
-          <w:rFonts w:ascii="Calibri" w:hAnsi="Calibri" w:cs="Calibri"/>
-          <w:sz w:val="22"/>
-          <w:szCs w:val="22"/>
-        </w:rPr>
-        <w:t>AIOS is the operating model.</w:t>
-      </w:r>
-    </w:p>
-    <w:p>
-      <w:pPr>
-        <w:pStyle w:val="NormalWeb"/>
-        <w:spacing w:before="0" w:beforeAutospacing="0" w:after="0" w:afterAutospacing="0"/>
-        <w:rPr>
-          <w:rFonts w:ascii="Calibri" w:hAnsi="Calibri" w:cs="Calibri"/>
-          <w:sz w:val="22"/>
-          <w:szCs w:val="22"/>
-        </w:rPr>
-      </w:pPr>
-      <w:r>
-        <w:rPr>
-          <w:rFonts w:ascii="Calibri" w:hAnsi="Calibri" w:cs="Calibri"/>
-          <w:sz w:val="22"/>
-          <w:szCs w:val="22"/>
-        </w:rPr>
-        <w:t>AlphaOmega is the engineering platform.</w:t>
-      </w:r>
-    </w:p>
-    <w:p>
-      <w:pPr>
-        <w:pStyle w:val="NormalWeb"/>
-        <w:spacing w:before="0" w:beforeAutospacing="0" w:after="0" w:afterAutospacing="0"/>
-        <w:rPr>
-          <w:rFonts w:ascii="Calibri" w:hAnsi="Calibri" w:cs="Calibri"/>
-          <w:sz w:val="22"/>
-          <w:szCs w:val="22"/>
-        </w:rPr>
-      </w:pPr>
-      <w:r>
-        <w:rPr>
-          <w:rFonts w:ascii="Calibri" w:hAnsi="Calibri" w:cs="Calibri"/>
-          <w:sz w:val="22"/>
-          <w:szCs w:val="22"/>
-        </w:rPr>
-        <w:t>Neither replaces the other. Instead, they work together.</w:t>
+        <w:t>Purpose of AlphaOmega</w:t>
+      </w:r>
+    </w:p>
+    <w:p>
+      <w:pPr>
+        <w:pStyle w:val="NormalWeb"/>
+        <w:spacing w:before="0" w:beforeAutospacing="0" w:after="0" w:afterAutospacing="0"/>
+        <w:rPr>
+          <w:rFonts w:ascii="Calibri" w:hAnsi="Calibri" w:cs="Calibri"/>
+          <w:sz w:val="22"/>
+          <w:szCs w:val="22"/>
+        </w:rPr>
+      </w:pPr>
+      <w:r>
+        <w:rPr>
+          <w:rFonts w:ascii="Calibri" w:hAnsi="Calibri" w:cs="Calibri"/>
+          <w:sz w:val="22"/>
+          <w:szCs w:val="22"/>
+        </w:rPr>
+        <w:t>The primary purpose of AlphaOmega is to:</w:t>
+      </w:r>
+    </w:p>
+    <w:p>
+      <w:pPr>
+        <w:numPr>
+          <w:ilvl w:val="0"/>
+          <w:numId w:val="1"/>
+        </w:numPr>
+        <w:textAlignment w:val="center"/>
+        <w:rPr>
+          <w:rFonts w:ascii="Calibri" w:eastAsia="Times New Roman" w:hAnsi="Calibri" w:cs="Calibri"/>
+          <w:sz w:val="22"/>
+          <w:szCs w:val="22"/>
+        </w:rPr>
+      </w:pPr>
+      <w:r>
+        <w:rPr>
+          <w:rFonts w:ascii="Calibri" w:eastAsia="Times New Roman" w:hAnsi="Calibri" w:cs="Calibri"/>
+          <w:sz w:val="22"/>
+          <w:szCs w:val="22"/>
+        </w:rPr>
+        <w:t>Learn AI from first principles.</w:t>
+      </w:r>
+    </w:p>
+    <w:p>
+      <w:pPr>
+        <w:numPr>
+          <w:ilvl w:val="0"/>
+          <w:numId w:val="1"/>
+        </w:numPr>
+        <w:textAlignment w:val="center"/>
+        <w:rPr>
+          <w:rFonts w:ascii="Calibri" w:eastAsia="Times New Roman" w:hAnsi="Calibri" w:cs="Calibri"/>
+          <w:sz w:val="22"/>
+          <w:szCs w:val="22"/>
+        </w:rPr>
+      </w:pPr>
+      <w:r>
+        <w:rPr>
+          <w:rFonts w:ascii="Calibri" w:eastAsia="Times New Roman" w:hAnsi="Calibri" w:cs="Calibri"/>
+          <w:sz w:val="22"/>
+          <w:szCs w:val="22"/>
+        </w:rPr>
+        <w:t>Build and maintain a trusted Canonical Knowledge Repository.</w:t>
+      </w:r>
+    </w:p>
+    <w:p>
+      <w:pPr>
+        <w:numPr>
+          <w:ilvl w:val="0"/>
+          <w:numId w:val="1"/>
+        </w:numPr>
+        <w:textAlignment w:val="center"/>
+        <w:rPr>
+          <w:rFonts w:ascii="Calibri" w:eastAsia="Times New Roman" w:hAnsi="Calibri" w:cs="Calibri"/>
+          <w:sz w:val="22"/>
+          <w:szCs w:val="22"/>
+        </w:rPr>
+      </w:pPr>
+      <w:r>
+        <w:rPr>
+          <w:rFonts w:ascii="Calibri" w:eastAsia="Times New Roman" w:hAnsi="Calibri" w:cs="Calibri"/>
+          <w:sz w:val="22"/>
+          <w:szCs w:val="22"/>
+        </w:rPr>
+        <w:t>Progressively implement reusable engineering capabilities that AIOS can leverage.</w:t>
+      </w:r>
+    </w:p>
+    <w:p>
+      <w:pPr>
+        <w:pStyle w:val="NormalWeb"/>
+        <w:spacing w:before="0" w:beforeAutospacing="0" w:after="0" w:afterAutospacing="0"/>
+        <w:rPr>
+          <w:rFonts w:ascii="Calibri" w:hAnsi="Calibri" w:cs="Calibri"/>
+          <w:sz w:val="22"/>
+          <w:szCs w:val="22"/>
+        </w:rPr>
+      </w:pPr>
+      <w:r>
+        <w:rPr>
+          <w:rFonts w:ascii="Calibri" w:hAnsi="Calibri" w:cs="Calibri"/>
+          <w:sz w:val="22"/>
+          <w:szCs w:val="22"/>
+        </w:rPr>
+        <w:t>AlphaOmega is not simply a personal knowledge platform.</w:t>
+      </w:r>
+    </w:p>
+    <w:p>
+      <w:pPr>
+        <w:pStyle w:val="NormalWeb"/>
+        <w:spacing w:before="0" w:beforeAutospacing="0" w:after="0" w:afterAutospacing="0"/>
+        <w:rPr>
+          <w:rFonts w:ascii="Calibri" w:hAnsi="Calibri" w:cs="Calibri"/>
+          <w:sz w:val="22"/>
+          <w:szCs w:val="22"/>
+        </w:rPr>
+      </w:pPr>
+      <w:r>
+        <w:rPr>
+          <w:rFonts w:ascii="Calibri" w:hAnsi="Calibri" w:cs="Calibri"/>
+          <w:sz w:val="22"/>
+          <w:szCs w:val="22"/>
+        </w:rPr>
+        <w:t xml:space="preserve">It is the </w:t>
+      </w:r>
+      <w:r>
+        <w:rPr>
+          <w:rFonts w:ascii="Calibri" w:hAnsi="Calibri" w:cs="Calibri"/>
+          <w:sz w:val="22"/>
+          <w:szCs w:val="22"/>
+        </w:rPr>
+        <w:t>engineering system responsible for discovering, synchronizing, organizing, preserving, and exposing trusted knowledge.</w:t>
+      </w:r>
+    </w:p>
+    <w:p>
+      <w:pPr>
+        <w:pStyle w:val="NormalWeb"/>
+        <w:spacing w:before="0" w:beforeAutospacing="0" w:after="0" w:afterAutospacing="0"/>
+        <w:rPr>
+          <w:rFonts w:ascii="Calibri" w:hAnsi="Calibri" w:cs="Calibri"/>
+          <w:sz w:val="22"/>
+          <w:szCs w:val="22"/>
+        </w:rPr>
+      </w:pPr>
+      <w:r>
+        <w:rPr>
+          <w:rFonts w:ascii="Calibri" w:hAnsi="Calibri" w:cs="Calibri"/>
+          <w:sz w:val="22"/>
+          <w:szCs w:val="22"/>
+        </w:rPr>
+        <w:t>Every lab completed in AlphaOmega should introduce one or more reusable capabilities that AIOS can eventually consume.</w:t>
       </w:r>
     </w:p>
     <w:p>
@@ -315,111 +514,129 @@
           <w:sz w:val="22"/>
           <w:szCs w:val="22"/>
         </w:rPr>
-        <w:t>Purpose of AlphaOmega</w:t>
-      </w:r>
-    </w:p>
-    <w:p>
-      <w:pPr>
-        <w:pStyle w:val="NormalWeb"/>
-        <w:spacing w:before="0" w:beforeAutospacing="0" w:after="0" w:afterAutospacing="0"/>
-        <w:rPr>
-          <w:rFonts w:ascii="Calibri" w:hAnsi="Calibri" w:cs="Calibri"/>
-          <w:sz w:val="22"/>
-          <w:szCs w:val="22"/>
-        </w:rPr>
-      </w:pPr>
-      <w:r>
-        <w:rPr>
-          <w:rFonts w:ascii="Calibri" w:hAnsi="Calibri" w:cs="Calibri"/>
-          <w:sz w:val="22"/>
-          <w:szCs w:val="22"/>
-        </w:rPr>
-        <w:t>The primary purpose of AlphaOmega is to:</w:t>
-      </w:r>
-    </w:p>
-    <w:p>
-      <w:pPr>
-        <w:numPr>
-          <w:ilvl w:val="0"/>
-          <w:numId w:val="2"/>
-        </w:numPr>
-        <w:textAlignment w:val="center"/>
-        <w:rPr>
-          <w:rFonts w:ascii="Calibri" w:eastAsia="Times New Roman" w:hAnsi="Calibri" w:cs="Calibri"/>
-          <w:sz w:val="22"/>
-          <w:szCs w:val="22"/>
-        </w:rPr>
-      </w:pPr>
-      <w:r>
-        <w:rPr>
-          <w:rFonts w:ascii="Calibri" w:eastAsia="Times New Roman" w:hAnsi="Calibri" w:cs="Calibri"/>
-          <w:sz w:val="22"/>
-          <w:szCs w:val="22"/>
-        </w:rPr>
-        <w:t>Learn AI from first principles.</w:t>
-      </w:r>
-    </w:p>
-    <w:p>
-      <w:pPr>
-        <w:numPr>
-          <w:ilvl w:val="0"/>
-          <w:numId w:val="2"/>
-        </w:numPr>
-        <w:textAlignment w:val="center"/>
-        <w:rPr>
-          <w:rFonts w:ascii="Calibri" w:eastAsia="Times New Roman" w:hAnsi="Calibri" w:cs="Calibri"/>
-          <w:sz w:val="22"/>
-          <w:szCs w:val="22"/>
-        </w:rPr>
-      </w:pPr>
-      <w:r>
-        <w:rPr>
-          <w:rFonts w:ascii="Calibri" w:eastAsia="Times New Roman" w:hAnsi="Calibri" w:cs="Calibri"/>
-          <w:sz w:val="22"/>
-          <w:szCs w:val="22"/>
-        </w:rPr>
-        <w:t>Build a Personal Knowledge Platform.</w:t>
-      </w:r>
-    </w:p>
-    <w:p>
-      <w:pPr>
-        <w:numPr>
-          <w:ilvl w:val="0"/>
-          <w:numId w:val="2"/>
-        </w:numPr>
-        <w:textAlignment w:val="center"/>
-        <w:rPr>
-          <w:rFonts w:ascii="Calibri" w:eastAsia="Times New Roman" w:hAnsi="Calibri" w:cs="Calibri"/>
-          <w:sz w:val="22"/>
-          <w:szCs w:val="22"/>
-        </w:rPr>
-      </w:pPr>
-      <w:r>
-        <w:rPr>
-          <w:rFonts w:ascii="Calibri" w:eastAsia="Times New Roman" w:hAnsi="Calibri" w:cs="Calibri"/>
-          <w:sz w:val="22"/>
-          <w:szCs w:val="22"/>
-        </w:rPr>
-        <w:t>Progressively implement the capabilities required by AIOS.</w:t>
-      </w:r>
-    </w:p>
-    <w:p>
-      <w:pPr>
-        <w:pStyle w:val="NormalWeb"/>
-        <w:spacing w:before="0" w:beforeAutospacing="0" w:after="0" w:afterAutospacing="0"/>
-        <w:rPr>
-          <w:rFonts w:ascii="Calibri" w:hAnsi="Calibri" w:cs="Calibri"/>
-          <w:sz w:val="22"/>
-          <w:szCs w:val="22"/>
-        </w:rPr>
-      </w:pPr>
-      <w:r>
-        <w:rPr>
-          <w:rFonts w:ascii="Calibri" w:hAnsi="Calibri" w:cs="Calibri"/>
-          <w:sz w:val="22"/>
-          <w:szCs w:val="22"/>
-        </w:rPr>
-        <w:t>Every lab completed in AlphaOmega should provide one or more new capabilities that AIOS can eventually leverage.</w:t>
+        <w:t>Guiding Architectural Principle</w:t>
+      </w:r>
+    </w:p>
+    <w:p>
+      <w:pPr>
+        <w:pStyle w:val="NormalWeb"/>
+        <w:spacing w:before="0" w:beforeAutospacing="0" w:after="0" w:afterAutospacing="0"/>
+        <w:rPr>
+          <w:rFonts w:ascii="Calibri" w:hAnsi="Calibri" w:cs="Calibri"/>
+          <w:sz w:val="22"/>
+          <w:szCs w:val="22"/>
+        </w:rPr>
+      </w:pPr>
+      <w:r>
+        <w:rPr>
+          <w:rFonts w:ascii="Calibri" w:hAnsi="Calibri" w:cs="Calibri"/>
+          <w:sz w:val="22"/>
+          <w:szCs w:val="22"/>
+        </w:rPr>
+        <w:t>AlphaOmega records facts.</w:t>
+      </w:r>
+    </w:p>
+    <w:p>
+      <w:pPr>
+        <w:pStyle w:val="NormalWeb"/>
+        <w:spacing w:before="0" w:beforeAutospacing="0" w:after="0" w:afterAutospacing="0"/>
+        <w:rPr>
+          <w:rFonts w:ascii="Calibri" w:hAnsi="Calibri" w:cs="Calibri"/>
+          <w:sz w:val="22"/>
+          <w:szCs w:val="22"/>
+        </w:rPr>
+      </w:pPr>
+      <w:r>
+        <w:rPr>
+          <w:rFonts w:ascii="Calibri" w:hAnsi="Calibri" w:cs="Calibri"/>
+          <w:sz w:val="22"/>
+          <w:szCs w:val="22"/>
+        </w:rPr>
+        <w:t>AIOS interprets facts.</w:t>
+      </w:r>
+    </w:p>
+    <w:p>
+      <w:pPr>
+        <w:pStyle w:val="NormalWeb"/>
+        <w:spacing w:before="0" w:beforeAutospacing="0" w:after="0" w:afterAutospacing="0"/>
+        <w:rPr>
+          <w:rFonts w:ascii="Calibri" w:hAnsi="Calibri" w:cs="Calibri"/>
+          <w:sz w:val="22"/>
+          <w:szCs w:val="22"/>
+        </w:rPr>
+      </w:pPr>
+      <w:r>
+        <w:rPr>
+          <w:rFonts w:ascii="Calibri" w:hAnsi="Calibri" w:cs="Calibri"/>
+          <w:sz w:val="22"/>
+          <w:szCs w:val="22"/>
+        </w:rPr>
+        <w:t>The User makes the final decisions.</w:t>
+      </w:r>
+    </w:p>
+    <w:p>
+      <w:pPr>
+        <w:pStyle w:val="NormalWeb"/>
+        <w:spacing w:before="0" w:beforeAutospacing="0" w:after="0" w:afterAutospacing="0"/>
+        <w:rPr>
+          <w:rFonts w:ascii="Calibri" w:hAnsi="Calibri" w:cs="Calibri"/>
+          <w:sz w:val="22"/>
+          <w:szCs w:val="22"/>
+        </w:rPr>
+      </w:pPr>
+      <w:r>
+        <w:rPr>
+          <w:rFonts w:ascii="Calibri" w:hAnsi="Calibri" w:cs="Calibri"/>
+          <w:sz w:val="22"/>
+          <w:szCs w:val="22"/>
+        </w:rPr>
+        <w:t>AlphaOmega is responsible for faithfully maintaining a trusted Canonical Knowledge Repository.</w:t>
+      </w:r>
+    </w:p>
+    <w:p>
+      <w:pPr>
+        <w:pStyle w:val="NormalWeb"/>
+        <w:spacing w:before="0" w:beforeAutospacing="0" w:after="0" w:afterAutospacing="0"/>
+        <w:rPr>
+          <w:rFonts w:ascii="Calibri" w:hAnsi="Calibri" w:cs="Calibri"/>
+          <w:sz w:val="22"/>
+          <w:szCs w:val="22"/>
+        </w:rPr>
+      </w:pPr>
+      <w:r>
+        <w:rPr>
+          <w:rFonts w:ascii="Calibri" w:hAnsi="Calibri" w:cs="Calibri"/>
+          <w:sz w:val="22"/>
+          <w:szCs w:val="22"/>
+        </w:rPr>
+        <w:t xml:space="preserve">AIOS is responsible </w:t>
+      </w:r>
+      <w:r>
+        <w:rPr>
+          <w:rFonts w:ascii="Calibri" w:hAnsi="Calibri" w:cs="Calibri"/>
+          <w:sz w:val="22"/>
+          <w:szCs w:val="22"/>
+        </w:rPr>
+        <w:t>for reasoning over that repository to generate recommendations, identify relationships, critique ideas, and assist the user.</w:t>
+      </w:r>
+    </w:p>
+    <w:p>
+      <w:pPr>
+        <w:pStyle w:val="NormalWeb"/>
+        <w:spacing w:before="0" w:beforeAutospacing="0" w:after="0" w:afterAutospacing="0"/>
+        <w:rPr>
+          <w:rFonts w:ascii="Calibri" w:hAnsi="Calibri" w:cs="Calibri"/>
+          <w:sz w:val="22"/>
+          <w:szCs w:val="22"/>
+        </w:rPr>
+      </w:pPr>
+      <w:r>
+        <w:rPr>
+          <w:rFonts w:ascii="Calibri" w:hAnsi="Calibri" w:cs="Calibri"/>
+          <w:sz w:val="22"/>
+          <w:szCs w:val="22"/>
+        </w:rPr>
+        <w:t>This separation of responsibilities preserves trust while allowing AI capabilities to evolve independently from the underlying repository.</w:t>
       </w:r>
     </w:p>
     <w:p>
@@ -496,343 +713,31 @@
       <w:r>
         <w:rPr>
           <w:rFonts w:ascii="Calibri" w:hAnsi="Calibri" w:cs="Calibri"/>
-          <w:sz w:val="22"/>
-          <w:szCs w:val="22"/>
-        </w:rPr>
-        <w:t>Goal:</w:t>
-      </w:r>
-    </w:p>
-    <w:p>
-      <w:pPr>
-        <w:pStyle w:val="NormalWeb"/>
-        <w:spacing w:before="0" w:beforeAutospacing="0" w:after="0" w:afterAutospacing="0"/>
-        <w:rPr>
-          <w:rFonts w:ascii="Calibri" w:hAnsi="Calibri" w:cs="Calibri"/>
-          <w:sz w:val="22"/>
-          <w:szCs w:val="22"/>
-        </w:rPr>
-      </w:pPr>
-      <w:r>
-        <w:rPr>
-          <w:rFonts w:ascii="Calibri" w:hAnsi="Calibri" w:cs="Calibri"/>
-          <w:sz w:val="22"/>
-          <w:szCs w:val="22"/>
-        </w:rPr>
-        <w:t>Learn AI by building a RAG from first principles.</w:t>
-      </w:r>
-    </w:p>
-    <w:p>
-      <w:pPr>
-        <w:pStyle w:val="NormalWeb"/>
-        <w:spacing w:before="0" w:beforeAutospacing="0" w:after="0" w:afterAutospacing="0"/>
-        <w:rPr>
-          <w:rFonts w:ascii="Calibri" w:hAnsi="Calibri" w:cs="Calibri"/>
-          <w:sz w:val="22"/>
-          <w:szCs w:val="22"/>
-        </w:rPr>
-      </w:pPr>
-      <w:r>
-        <w:rPr>
-          <w:rFonts w:ascii="Calibri" w:hAnsi="Calibri" w:cs="Calibri"/>
-          <w:sz w:val="22"/>
-          <w:szCs w:val="22"/>
-        </w:rPr>
-        <w:t>Major capabilities include:</w:t>
-      </w:r>
-    </w:p>
-    <w:p>
-      <w:pPr>
-        <w:numPr>
-          <w:ilvl w:val="0"/>
-          <w:numId w:val="3"/>
-        </w:numPr>
-        <w:textAlignment w:val="center"/>
-        <w:rPr>
-          <w:rFonts w:ascii="Calibri" w:eastAsia="Times New Roman" w:hAnsi="Calibri" w:cs="Calibri"/>
-          <w:sz w:val="22"/>
-          <w:szCs w:val="22"/>
-        </w:rPr>
-      </w:pPr>
-      <w:r>
-        <w:rPr>
-          <w:rFonts w:ascii="Calibri" w:eastAsia="Times New Roman" w:hAnsi="Calibri" w:cs="Calibri"/>
-          <w:sz w:val="22"/>
-          <w:szCs w:val="22"/>
-        </w:rPr>
-        <w:t>Authentication</w:t>
-      </w:r>
-    </w:p>
-    <w:p>
-      <w:pPr>
-        <w:numPr>
-          <w:ilvl w:val="0"/>
-          <w:numId w:val="3"/>
-        </w:numPr>
-        <w:textAlignment w:val="center"/>
-        <w:rPr>
-          <w:rFonts w:ascii="Calibri" w:eastAsia="Times New Roman" w:hAnsi="Calibri" w:cs="Calibri"/>
-          <w:sz w:val="22"/>
-          <w:szCs w:val="22"/>
-        </w:rPr>
-      </w:pPr>
-      <w:r>
-        <w:rPr>
-          <w:rFonts w:ascii="Calibri" w:eastAsia="Times New Roman" w:hAnsi="Calibri" w:cs="Calibri"/>
-          <w:sz w:val="22"/>
-          <w:szCs w:val="22"/>
-        </w:rPr>
-        <w:t>Discovery</w:t>
-      </w:r>
-    </w:p>
-    <w:p>
-      <w:pPr>
-        <w:numPr>
-          <w:ilvl w:val="0"/>
-          <w:numId w:val="3"/>
-        </w:numPr>
-        <w:textAlignment w:val="center"/>
-        <w:rPr>
-          <w:rFonts w:ascii="Calibri" w:eastAsia="Times New Roman" w:hAnsi="Calibri" w:cs="Calibri"/>
-          <w:sz w:val="22"/>
-          <w:szCs w:val="22"/>
-        </w:rPr>
-      </w:pPr>
-      <w:r>
-        <w:rPr>
-          <w:rFonts w:ascii="Calibri" w:eastAsia="Times New Roman" w:hAnsi="Calibri" w:cs="Calibri"/>
-          <w:sz w:val="22"/>
-          <w:szCs w:val="22"/>
-        </w:rPr>
-        <w:t>Metadata</w:t>
-      </w:r>
-    </w:p>
-    <w:p>
-      <w:pPr>
-        <w:numPr>
-          <w:ilvl w:val="0"/>
-          <w:numId w:val="3"/>
-        </w:numPr>
-        <w:textAlignment w:val="center"/>
-        <w:rPr>
-          <w:rFonts w:ascii="Calibri" w:eastAsia="Times New Roman" w:hAnsi="Calibri" w:cs="Calibri"/>
-          <w:sz w:val="22"/>
-          <w:szCs w:val="22"/>
-        </w:rPr>
-      </w:pPr>
-      <w:r>
-        <w:rPr>
-          <w:rFonts w:ascii="Calibri" w:eastAsia="Times New Roman" w:hAnsi="Calibri" w:cs="Calibri"/>
-          <w:sz w:val="22"/>
-          <w:szCs w:val="22"/>
-        </w:rPr>
-        <w:t>Content Retrieval</w:t>
-      </w:r>
-    </w:p>
-    <w:p>
-      <w:pPr>
-        <w:numPr>
-          <w:ilvl w:val="0"/>
-          <w:numId w:val="3"/>
-        </w:numPr>
-        <w:textAlignment w:val="center"/>
-        <w:rPr>
-          <w:rFonts w:ascii="Calibri" w:eastAsia="Times New Roman" w:hAnsi="Calibri" w:cs="Calibri"/>
-          <w:sz w:val="22"/>
-          <w:szCs w:val="22"/>
-        </w:rPr>
-      </w:pPr>
-      <w:r>
-        <w:rPr>
-          <w:rFonts w:ascii="Calibri" w:eastAsia="Times New Roman" w:hAnsi="Calibri" w:cs="Calibri"/>
-          <w:sz w:val="22"/>
-          <w:szCs w:val="22"/>
-        </w:rPr>
-        <w:t>Normalization</w:t>
-      </w:r>
-    </w:p>
-    <w:p>
-      <w:pPr>
-        <w:numPr>
-          <w:ilvl w:val="0"/>
-          <w:numId w:val="3"/>
-        </w:numPr>
-        <w:textAlignment w:val="center"/>
-        <w:rPr>
-          <w:rFonts w:ascii="Calibri" w:eastAsia="Times New Roman" w:hAnsi="Calibri" w:cs="Calibri"/>
-          <w:sz w:val="22"/>
-          <w:szCs w:val="22"/>
-        </w:rPr>
-      </w:pPr>
-      <w:r>
-        <w:rPr>
-          <w:rFonts w:ascii="Calibri" w:eastAsia="Times New Roman" w:hAnsi="Calibri" w:cs="Calibri"/>
-          <w:sz w:val="22"/>
-          <w:szCs w:val="22"/>
-        </w:rPr>
-        <w:t>Chunking</w:t>
-      </w:r>
-    </w:p>
-    <w:p>
-      <w:pPr>
-        <w:numPr>
-          <w:ilvl w:val="0"/>
-          <w:numId w:val="3"/>
-        </w:numPr>
-        <w:textAlignment w:val="center"/>
-        <w:rPr>
-          <w:rFonts w:ascii="Calibri" w:eastAsia="Times New Roman" w:hAnsi="Calibri" w:cs="Calibri"/>
-          <w:sz w:val="22"/>
-          <w:szCs w:val="22"/>
-        </w:rPr>
-      </w:pPr>
-      <w:r>
-        <w:rPr>
-          <w:rFonts w:ascii="Calibri" w:eastAsia="Times New Roman" w:hAnsi="Calibri" w:cs="Calibri"/>
-          <w:sz w:val="22"/>
-          <w:szCs w:val="22"/>
-        </w:rPr>
-        <w:t>Embeddings</w:t>
-      </w:r>
-    </w:p>
-    <w:p>
-      <w:pPr>
-        <w:numPr>
-          <w:ilvl w:val="0"/>
-          <w:numId w:val="3"/>
-        </w:numPr>
-        <w:textAlignment w:val="center"/>
-        <w:rPr>
-          <w:rFonts w:ascii="Calibri" w:eastAsia="Times New Roman" w:hAnsi="Calibri" w:cs="Calibri"/>
-          <w:sz w:val="22"/>
-          <w:szCs w:val="22"/>
-        </w:rPr>
-      </w:pPr>
-      <w:r>
-        <w:rPr>
-          <w:rFonts w:ascii="Calibri" w:eastAsia="Times New Roman" w:hAnsi="Calibri" w:cs="Calibri"/>
-          <w:sz w:val="22"/>
-          <w:szCs w:val="22"/>
-        </w:rPr>
-        <w:t>Vector Database</w:t>
-      </w:r>
-    </w:p>
-    <w:p>
-      <w:pPr>
-        <w:numPr>
-          <w:ilvl w:val="0"/>
-          <w:numId w:val="3"/>
-        </w:numPr>
-        <w:textAlignment w:val="center"/>
-        <w:rPr>
-          <w:rFonts w:ascii="Calibri" w:eastAsia="Times New Roman" w:hAnsi="Calibri" w:cs="Calibri"/>
-          <w:sz w:val="22"/>
-          <w:szCs w:val="22"/>
-        </w:rPr>
-      </w:pPr>
-      <w:r>
-        <w:rPr>
-          <w:rFonts w:ascii="Calibri" w:eastAsia="Times New Roman" w:hAnsi="Calibri" w:cs="Calibri"/>
-          <w:sz w:val="22"/>
-          <w:szCs w:val="22"/>
-        </w:rPr>
-        <w:t>Retrieval-Augmented Generation (RAG)</w:t>
-      </w:r>
-    </w:p>
-    <w:p>
-      <w:pPr>
-        <w:pStyle w:val="NormalWeb"/>
-        <w:spacing w:before="0" w:beforeAutospacing="0" w:after="0" w:afterAutospacing="0"/>
-        <w:rPr>
-          <w:rFonts w:ascii="Calibri" w:hAnsi="Calibri" w:cs="Calibri"/>
-          <w:sz w:val="22"/>
-          <w:szCs w:val="22"/>
-        </w:rPr>
-      </w:pPr>
-      <w:r>
-        <w:rPr>
-          <w:rFonts w:ascii="Calibri" w:hAnsi="Calibri" w:cs="Calibri"/>
-          <w:sz w:val="22"/>
-          <w:szCs w:val="22"/>
-        </w:rPr>
-        <w:t>This phase focuses on understanding the architecture, strengths, limitations, and engineering principles behind modern AI systems.</w:t>
-      </w:r>
-    </w:p>
-    <w:p>
-      <w:pPr>
-        <w:pStyle w:val="NormalWeb"/>
-        <w:spacing w:before="0" w:beforeAutospacing="0" w:after="0" w:afterAutospacing="0"/>
-        <w:rPr>
-          <w:rFonts w:ascii="Calibri" w:hAnsi="Calibri" w:cs="Calibri"/>
-          <w:sz w:val="22"/>
-          <w:szCs w:val="22"/>
-        </w:rPr>
-      </w:pPr>
-      <w:r>
-        <w:rPr>
-          <w:rFonts w:ascii="Calibri" w:hAnsi="Calibri" w:cs="Calibri"/>
-          <w:sz w:val="22"/>
-          <w:szCs w:val="22"/>
-        </w:rPr>
-        <w:t> </w:t>
-      </w:r>
-    </w:p>
-    <w:p>
-      <w:pPr>
-        <w:pStyle w:val="NormalWeb"/>
-        <w:spacing w:before="0" w:beforeAutospacing="0" w:after="0" w:afterAutospacing="0"/>
-        <w:rPr>
-          <w:rFonts w:ascii="Calibri" w:hAnsi="Calibri" w:cs="Calibri"/>
-          <w:sz w:val="22"/>
-          <w:szCs w:val="22"/>
-        </w:rPr>
-      </w:pPr>
-      <w:r>
-        <w:rPr>
-          <w:rFonts w:ascii="Calibri" w:hAnsi="Calibri" w:cs="Calibri"/>
           <w:b/>
           <w:bCs/>
           <w:sz w:val="22"/>
           <w:szCs w:val="22"/>
         </w:rPr>
-        <w:t>Phase 2 – Personal Knowledge Platform</w:t>
-      </w:r>
-    </w:p>
-    <w:p>
-      <w:pPr>
-        <w:pStyle w:val="NormalWeb"/>
-        <w:spacing w:before="0" w:beforeAutospacing="0" w:after="0" w:afterAutospacing="0"/>
-        <w:rPr>
-          <w:rFonts w:ascii="Calibri" w:hAnsi="Calibri" w:cs="Calibri"/>
-          <w:sz w:val="22"/>
-          <w:szCs w:val="22"/>
-        </w:rPr>
-      </w:pPr>
-      <w:r>
-        <w:rPr>
-          <w:rFonts w:ascii="Calibri" w:hAnsi="Calibri" w:cs="Calibri"/>
-          <w:sz w:val="22"/>
-          <w:szCs w:val="22"/>
-        </w:rPr>
-        <w:t>Goal:</w:t>
-      </w:r>
-    </w:p>
-    <w:p>
-      <w:pPr>
-        <w:pStyle w:val="NormalWeb"/>
-        <w:spacing w:before="0" w:beforeAutospacing="0" w:after="0" w:afterAutospacing="0"/>
-        <w:rPr>
-          <w:rFonts w:ascii="Calibri" w:hAnsi="Calibri" w:cs="Calibri"/>
-          <w:sz w:val="22"/>
-          <w:szCs w:val="22"/>
-        </w:rPr>
-      </w:pPr>
-      <w:r>
-        <w:rPr>
-          <w:rFonts w:ascii="Calibri" w:hAnsi="Calibri" w:cs="Calibri"/>
-          <w:sz w:val="22"/>
-          <w:szCs w:val="22"/>
-        </w:rPr>
-        <w:t>Transform the completed RAG into a reusable knowledge platform.</w:t>
+        <w:t>Goal</w:t>
+      </w:r>
+    </w:p>
+    <w:p>
+      <w:pPr>
+        <w:pStyle w:val="NormalWeb"/>
+        <w:spacing w:before="0" w:beforeAutospacing="0" w:after="0" w:afterAutospacing="0"/>
+        <w:rPr>
+          <w:rFonts w:ascii="Calibri" w:hAnsi="Calibri" w:cs="Calibri"/>
+          <w:sz w:val="22"/>
+          <w:szCs w:val="22"/>
+        </w:rPr>
+      </w:pPr>
+      <w:r>
+        <w:rPr>
+          <w:rFonts w:ascii="Calibri" w:hAnsi="Calibri" w:cs="Calibri"/>
+          <w:sz w:val="22"/>
+          <w:szCs w:val="22"/>
+        </w:rPr>
+        <w:t>Learn AI by building a Canonical Knowledge Repository from first principles.</w:t>
       </w:r>
     </w:p>
     <w:p>
@@ -858,117 +763,117 @@
       <w:pPr>
         <w:numPr>
           <w:ilvl w:val="0"/>
-          <w:numId w:val="4"/>
-        </w:numPr>
-        <w:textAlignment w:val="center"/>
-        <w:rPr>
-          <w:rFonts w:ascii="Calibri" w:eastAsia="Times New Roman" w:hAnsi="Calibri" w:cs="Calibri"/>
-          <w:sz w:val="22"/>
-          <w:szCs w:val="22"/>
-        </w:rPr>
-      </w:pPr>
-      <w:r>
-        <w:rPr>
-          <w:rFonts w:ascii="Calibri" w:eastAsia="Times New Roman" w:hAnsi="Calibri" w:cs="Calibri"/>
-          <w:sz w:val="22"/>
-          <w:szCs w:val="22"/>
-        </w:rPr>
-        <w:t>Semantic Search</w:t>
-      </w:r>
-    </w:p>
-    <w:p>
-      <w:pPr>
-        <w:numPr>
-          <w:ilvl w:val="0"/>
-          <w:numId w:val="4"/>
-        </w:numPr>
-        <w:textAlignment w:val="center"/>
-        <w:rPr>
-          <w:rFonts w:ascii="Calibri" w:eastAsia="Times New Roman" w:hAnsi="Calibri" w:cs="Calibri"/>
-          <w:sz w:val="22"/>
-          <w:szCs w:val="22"/>
-        </w:rPr>
-      </w:pPr>
-      <w:r>
-        <w:rPr>
-          <w:rFonts w:ascii="Calibri" w:eastAsia="Times New Roman" w:hAnsi="Calibri" w:cs="Calibri"/>
-          <w:sz w:val="22"/>
-          <w:szCs w:val="22"/>
-        </w:rPr>
-        <w:t>Local LLM Integration</w:t>
-      </w:r>
-    </w:p>
-    <w:p>
-      <w:pPr>
-        <w:numPr>
-          <w:ilvl w:val="0"/>
-          <w:numId w:val="4"/>
-        </w:numPr>
-        <w:textAlignment w:val="center"/>
-        <w:rPr>
-          <w:rFonts w:ascii="Calibri" w:eastAsia="Times New Roman" w:hAnsi="Calibri" w:cs="Calibri"/>
-          <w:sz w:val="22"/>
-          <w:szCs w:val="22"/>
-        </w:rPr>
-      </w:pPr>
-      <w:r>
-        <w:rPr>
-          <w:rFonts w:ascii="Calibri" w:eastAsia="Times New Roman" w:hAnsi="Calibri" w:cs="Calibri"/>
-          <w:sz w:val="22"/>
-          <w:szCs w:val="22"/>
-        </w:rPr>
-        <w:t>Multiple Knowledge Sources</w:t>
-      </w:r>
-    </w:p>
-    <w:p>
-      <w:pPr>
-        <w:numPr>
-          <w:ilvl w:val="0"/>
-          <w:numId w:val="4"/>
-        </w:numPr>
-        <w:textAlignment w:val="center"/>
-        <w:rPr>
-          <w:rFonts w:ascii="Calibri" w:eastAsia="Times New Roman" w:hAnsi="Calibri" w:cs="Calibri"/>
-          <w:sz w:val="22"/>
-          <w:szCs w:val="22"/>
-        </w:rPr>
-      </w:pPr>
-      <w:r>
-        <w:rPr>
-          <w:rFonts w:ascii="Calibri" w:eastAsia="Times New Roman" w:hAnsi="Calibri" w:cs="Calibri"/>
-          <w:sz w:val="22"/>
-          <w:szCs w:val="22"/>
-        </w:rPr>
-        <w:t>Workspace Separation</w:t>
-      </w:r>
-    </w:p>
-    <w:p>
-      <w:pPr>
-        <w:numPr>
-          <w:ilvl w:val="0"/>
-          <w:numId w:val="4"/>
-        </w:numPr>
-        <w:textAlignment w:val="center"/>
-        <w:rPr>
-          <w:rFonts w:ascii="Calibri" w:eastAsia="Times New Roman" w:hAnsi="Calibri" w:cs="Calibri"/>
-          <w:sz w:val="22"/>
-          <w:szCs w:val="22"/>
-        </w:rPr>
-      </w:pPr>
-      <w:r>
-        <w:rPr>
-          <w:rFonts w:ascii="Calibri" w:eastAsia="Times New Roman" w:hAnsi="Calibri" w:cs="Calibri"/>
-          <w:sz w:val="22"/>
-          <w:szCs w:val="22"/>
-        </w:rPr>
-        <w:t>Knowledge Organization</w:t>
-      </w:r>
-    </w:p>
-    <w:p>
-      <w:pPr>
-        <w:numPr>
-          <w:ilvl w:val="0"/>
-          <w:numId w:val="4"/>
+          <w:numId w:val="2"/>
+        </w:numPr>
+        <w:textAlignment w:val="center"/>
+        <w:rPr>
+          <w:rFonts w:ascii="Calibri" w:eastAsia="Times New Roman" w:hAnsi="Calibri" w:cs="Calibri"/>
+          <w:sz w:val="22"/>
+          <w:szCs w:val="22"/>
+        </w:rPr>
+      </w:pPr>
+      <w:r>
+        <w:rPr>
+          <w:rFonts w:ascii="Calibri" w:eastAsia="Times New Roman" w:hAnsi="Calibri" w:cs="Calibri"/>
+          <w:sz w:val="22"/>
+          <w:szCs w:val="22"/>
+        </w:rPr>
+        <w:t>Authentication</w:t>
+      </w:r>
+    </w:p>
+    <w:p>
+      <w:pPr>
+        <w:numPr>
+          <w:ilvl w:val="0"/>
+          <w:numId w:val="2"/>
+        </w:numPr>
+        <w:textAlignment w:val="center"/>
+        <w:rPr>
+          <w:rFonts w:ascii="Calibri" w:eastAsia="Times New Roman" w:hAnsi="Calibri" w:cs="Calibri"/>
+          <w:sz w:val="22"/>
+          <w:szCs w:val="22"/>
+        </w:rPr>
+      </w:pPr>
+      <w:r>
+        <w:rPr>
+          <w:rFonts w:ascii="Calibri" w:eastAsia="Times New Roman" w:hAnsi="Calibri" w:cs="Calibri"/>
+          <w:sz w:val="22"/>
+          <w:szCs w:val="22"/>
+        </w:rPr>
+        <w:t>Source Connectors</w:t>
+      </w:r>
+    </w:p>
+    <w:p>
+      <w:pPr>
+        <w:numPr>
+          <w:ilvl w:val="0"/>
+          <w:numId w:val="2"/>
+        </w:numPr>
+        <w:textAlignment w:val="center"/>
+        <w:rPr>
+          <w:rFonts w:ascii="Calibri" w:eastAsia="Times New Roman" w:hAnsi="Calibri" w:cs="Calibri"/>
+          <w:sz w:val="22"/>
+          <w:szCs w:val="22"/>
+        </w:rPr>
+      </w:pPr>
+      <w:r>
+        <w:rPr>
+          <w:rFonts w:ascii="Calibri" w:eastAsia="Times New Roman" w:hAnsi="Calibri" w:cs="Calibri"/>
+          <w:sz w:val="22"/>
+          <w:szCs w:val="22"/>
+        </w:rPr>
+        <w:t>Translation</w:t>
+      </w:r>
+    </w:p>
+    <w:p>
+      <w:pPr>
+        <w:numPr>
+          <w:ilvl w:val="0"/>
+          <w:numId w:val="2"/>
+        </w:numPr>
+        <w:textAlignment w:val="center"/>
+        <w:rPr>
+          <w:rFonts w:ascii="Calibri" w:eastAsia="Times New Roman" w:hAnsi="Calibri" w:cs="Calibri"/>
+          <w:sz w:val="22"/>
+          <w:szCs w:val="22"/>
+        </w:rPr>
+      </w:pPr>
+      <w:r>
+        <w:rPr>
+          <w:rFonts w:ascii="Calibri" w:eastAsia="Times New Roman" w:hAnsi="Calibri" w:cs="Calibri"/>
+          <w:sz w:val="22"/>
+          <w:szCs w:val="22"/>
+        </w:rPr>
+        <w:t>Discovery</w:t>
+      </w:r>
+    </w:p>
+    <w:p>
+      <w:pPr>
+        <w:numPr>
+          <w:ilvl w:val="0"/>
+          <w:numId w:val="2"/>
+        </w:numPr>
+        <w:textAlignment w:val="center"/>
+        <w:rPr>
+          <w:rFonts w:ascii="Calibri" w:eastAsia="Times New Roman" w:hAnsi="Calibri" w:cs="Calibri"/>
+          <w:sz w:val="22"/>
+          <w:szCs w:val="22"/>
+        </w:rPr>
+      </w:pPr>
+      <w:r>
+        <w:rPr>
+          <w:rFonts w:ascii="Calibri" w:eastAsia="Times New Roman" w:hAnsi="Calibri" w:cs="Calibri"/>
+          <w:sz w:val="22"/>
+          <w:szCs w:val="22"/>
+        </w:rPr>
+        <w:t>Extraction</w:t>
+      </w:r>
+    </w:p>
+    <w:p>
+      <w:pPr>
+        <w:numPr>
+          <w:ilvl w:val="0"/>
+          <w:numId w:val="2"/>
         </w:numPr>
         <w:textAlignment w:val="center"/>
         <w:rPr>
@@ -984,92 +889,180 @@
           <w:szCs w:val="22"/>
         </w:rPr>
         <w:lastRenderedPageBreak/>
-        <w:t>Duplicate Detection</w:t>
-      </w:r>
-    </w:p>
-    <w:p>
-      <w:pPr>
-        <w:numPr>
-          <w:ilvl w:val="0"/>
-          <w:numId w:val="4"/>
-        </w:numPr>
-        <w:textAlignment w:val="center"/>
-        <w:rPr>
-          <w:rFonts w:ascii="Calibri" w:eastAsia="Times New Roman" w:hAnsi="Calibri" w:cs="Calibri"/>
-          <w:sz w:val="22"/>
-          <w:szCs w:val="22"/>
-        </w:rPr>
-      </w:pPr>
-      <w:r>
-        <w:rPr>
-          <w:rFonts w:ascii="Calibri" w:eastAsia="Times New Roman" w:hAnsi="Calibri" w:cs="Calibri"/>
-          <w:sz w:val="22"/>
-          <w:szCs w:val="22"/>
-        </w:rPr>
-        <w:t>Image Similarity</w:t>
-      </w:r>
-    </w:p>
-    <w:p>
-      <w:pPr>
-        <w:numPr>
-          <w:ilvl w:val="0"/>
-          <w:numId w:val="4"/>
-        </w:numPr>
-        <w:textAlignment w:val="center"/>
-        <w:rPr>
-          <w:rFonts w:ascii="Calibri" w:eastAsia="Times New Roman" w:hAnsi="Calibri" w:cs="Calibri"/>
-          <w:sz w:val="22"/>
-          <w:szCs w:val="22"/>
-        </w:rPr>
-      </w:pPr>
-      <w:r>
-        <w:rPr>
-          <w:rFonts w:ascii="Calibri" w:eastAsia="Times New Roman" w:hAnsi="Calibri" w:cs="Calibri"/>
-          <w:sz w:val="22"/>
-          <w:szCs w:val="22"/>
-        </w:rPr>
-        <w:t>Long-Term Memory</w:t>
-      </w:r>
-    </w:p>
-    <w:p>
-      <w:pPr>
-        <w:numPr>
-          <w:ilvl w:val="0"/>
-          <w:numId w:val="4"/>
-        </w:numPr>
-        <w:textAlignment w:val="center"/>
-        <w:rPr>
-          <w:rFonts w:ascii="Calibri" w:eastAsia="Times New Roman" w:hAnsi="Calibri" w:cs="Calibri"/>
-          <w:sz w:val="22"/>
-          <w:szCs w:val="22"/>
-        </w:rPr>
-      </w:pPr>
-      <w:r>
-        <w:rPr>
-          <w:rFonts w:ascii="Calibri" w:eastAsia="Times New Roman" w:hAnsi="Calibri" w:cs="Calibri"/>
-          <w:sz w:val="22"/>
-          <w:szCs w:val="22"/>
-        </w:rPr>
-        <w:t>Source Traceability</w:t>
-      </w:r>
-    </w:p>
-    <w:p>
-      <w:pPr>
-        <w:pStyle w:val="NormalWeb"/>
-        <w:spacing w:before="0" w:beforeAutospacing="0" w:after="0" w:afterAutospacing="0"/>
-        <w:rPr>
-          <w:rFonts w:ascii="Calibri" w:hAnsi="Calibri" w:cs="Calibri"/>
-          <w:sz w:val="22"/>
-          <w:szCs w:val="22"/>
-        </w:rPr>
-      </w:pPr>
-      <w:r>
-        <w:rPr>
-          <w:rFonts w:ascii="Calibri" w:hAnsi="Calibri" w:cs="Calibri"/>
-          <w:sz w:val="22"/>
-          <w:szCs w:val="22"/>
-        </w:rPr>
-        <w:t>At the completion of this phase, AlphaOmega becomes a useful platform for interacting with personal knowledge.</w:t>
+        <w:t>Loading</w:t>
+      </w:r>
+    </w:p>
+    <w:p>
+      <w:pPr>
+        <w:numPr>
+          <w:ilvl w:val="0"/>
+          <w:numId w:val="2"/>
+        </w:numPr>
+        <w:textAlignment w:val="center"/>
+        <w:rPr>
+          <w:rFonts w:ascii="Calibri" w:eastAsia="Times New Roman" w:hAnsi="Calibri" w:cs="Calibri"/>
+          <w:sz w:val="22"/>
+          <w:szCs w:val="22"/>
+        </w:rPr>
+      </w:pPr>
+      <w:r>
+        <w:rPr>
+          <w:rFonts w:ascii="Calibri" w:eastAsia="Times New Roman" w:hAnsi="Calibri" w:cs="Calibri"/>
+          <w:sz w:val="22"/>
+          <w:szCs w:val="22"/>
+        </w:rPr>
+        <w:t>Synchronization</w:t>
+      </w:r>
+    </w:p>
+    <w:p>
+      <w:pPr>
+        <w:numPr>
+          <w:ilvl w:val="0"/>
+          <w:numId w:val="2"/>
+        </w:numPr>
+        <w:textAlignment w:val="center"/>
+        <w:rPr>
+          <w:rFonts w:ascii="Calibri" w:eastAsia="Times New Roman" w:hAnsi="Calibri" w:cs="Calibri"/>
+          <w:sz w:val="22"/>
+          <w:szCs w:val="22"/>
+        </w:rPr>
+      </w:pPr>
+      <w:r>
+        <w:rPr>
+          <w:rFonts w:ascii="Calibri" w:eastAsia="Times New Roman" w:hAnsi="Calibri" w:cs="Calibri"/>
+          <w:sz w:val="22"/>
+          <w:szCs w:val="22"/>
+        </w:rPr>
+        <w:t>Metadata</w:t>
+      </w:r>
+    </w:p>
+    <w:p>
+      <w:pPr>
+        <w:numPr>
+          <w:ilvl w:val="0"/>
+          <w:numId w:val="2"/>
+        </w:numPr>
+        <w:textAlignment w:val="center"/>
+        <w:rPr>
+          <w:rFonts w:ascii="Calibri" w:eastAsia="Times New Roman" w:hAnsi="Calibri" w:cs="Calibri"/>
+          <w:sz w:val="22"/>
+          <w:szCs w:val="22"/>
+        </w:rPr>
+      </w:pPr>
+      <w:r>
+        <w:rPr>
+          <w:rFonts w:ascii="Calibri" w:eastAsia="Times New Roman" w:hAnsi="Calibri" w:cs="Calibri"/>
+          <w:sz w:val="22"/>
+          <w:szCs w:val="22"/>
+        </w:rPr>
+        <w:t>Normalization</w:t>
+      </w:r>
+    </w:p>
+    <w:p>
+      <w:pPr>
+        <w:numPr>
+          <w:ilvl w:val="0"/>
+          <w:numId w:val="2"/>
+        </w:numPr>
+        <w:textAlignment w:val="center"/>
+        <w:rPr>
+          <w:rFonts w:ascii="Calibri" w:eastAsia="Times New Roman" w:hAnsi="Calibri" w:cs="Calibri"/>
+          <w:sz w:val="22"/>
+          <w:szCs w:val="22"/>
+        </w:rPr>
+      </w:pPr>
+      <w:r>
+        <w:rPr>
+          <w:rFonts w:ascii="Calibri" w:eastAsia="Times New Roman" w:hAnsi="Calibri" w:cs="Calibri"/>
+          <w:sz w:val="22"/>
+          <w:szCs w:val="22"/>
+        </w:rPr>
+        <w:t>Chunking</w:t>
+      </w:r>
+    </w:p>
+    <w:p>
+      <w:pPr>
+        <w:numPr>
+          <w:ilvl w:val="0"/>
+          <w:numId w:val="2"/>
+        </w:numPr>
+        <w:textAlignment w:val="center"/>
+        <w:rPr>
+          <w:rFonts w:ascii="Calibri" w:eastAsia="Times New Roman" w:hAnsi="Calibri" w:cs="Calibri"/>
+          <w:sz w:val="22"/>
+          <w:szCs w:val="22"/>
+        </w:rPr>
+      </w:pPr>
+      <w:r>
+        <w:rPr>
+          <w:rFonts w:ascii="Calibri" w:eastAsia="Times New Roman" w:hAnsi="Calibri" w:cs="Calibri"/>
+          <w:sz w:val="22"/>
+          <w:szCs w:val="22"/>
+        </w:rPr>
+        <w:t>Embeddings</w:t>
+      </w:r>
+    </w:p>
+    <w:p>
+      <w:pPr>
+        <w:numPr>
+          <w:ilvl w:val="0"/>
+          <w:numId w:val="2"/>
+        </w:numPr>
+        <w:textAlignment w:val="center"/>
+        <w:rPr>
+          <w:rFonts w:ascii="Calibri" w:eastAsia="Times New Roman" w:hAnsi="Calibri" w:cs="Calibri"/>
+          <w:sz w:val="22"/>
+          <w:szCs w:val="22"/>
+        </w:rPr>
+      </w:pPr>
+      <w:r>
+        <w:rPr>
+          <w:rFonts w:ascii="Calibri" w:eastAsia="Times New Roman" w:hAnsi="Calibri" w:cs="Calibri"/>
+          <w:sz w:val="22"/>
+          <w:szCs w:val="22"/>
+        </w:rPr>
+        <w:t>Vector Database</w:t>
+      </w:r>
+    </w:p>
+    <w:p>
+      <w:pPr>
+        <w:numPr>
+          <w:ilvl w:val="0"/>
+          <w:numId w:val="2"/>
+        </w:numPr>
+        <w:textAlignment w:val="center"/>
+        <w:rPr>
+          <w:rFonts w:ascii="Calibri" w:eastAsia="Times New Roman" w:hAnsi="Calibri" w:cs="Calibri"/>
+          <w:sz w:val="22"/>
+          <w:szCs w:val="22"/>
+        </w:rPr>
+      </w:pPr>
+      <w:r>
+        <w:rPr>
+          <w:rFonts w:ascii="Calibri" w:eastAsia="Times New Roman" w:hAnsi="Calibri" w:cs="Calibri"/>
+          <w:sz w:val="22"/>
+          <w:szCs w:val="22"/>
+        </w:rPr>
+        <w:t>Retrieval-Augmented Generation (RAG)</w:t>
+      </w:r>
+    </w:p>
+    <w:p>
+      <w:pPr>
+        <w:pStyle w:val="NormalWeb"/>
+        <w:spacing w:before="0" w:beforeAutospacing="0" w:after="0" w:afterAutospacing="0"/>
+        <w:rPr>
+          <w:rFonts w:ascii="Calibri" w:hAnsi="Calibri" w:cs="Calibri"/>
+          <w:sz w:val="22"/>
+          <w:szCs w:val="22"/>
+        </w:rPr>
+      </w:pPr>
+      <w:r>
+        <w:rPr>
+          <w:rFonts w:ascii="Calibri" w:hAnsi="Calibri" w:cs="Calibri"/>
+          <w:sz w:val="22"/>
+          <w:szCs w:val="22"/>
+        </w:rPr>
+        <w:t>This phase focuses on understanding the engineering principles behind modern AI systems while creating a trusted repository of knowledge that future capabilities can depend upon.</w:t>
       </w:r>
     </w:p>
     <w:p>
@@ -1109,275 +1102,7 @@
           <w:sz w:val="22"/>
           <w:szCs w:val="22"/>
         </w:rPr>
-        <w:t>Phase 3 – AIOS Implementation</w:t>
-      </w:r>
-    </w:p>
-    <w:p>
-      <w:pPr>
-        <w:pStyle w:val="NormalWeb"/>
-        <w:spacing w:before="0" w:beforeAutospacing="0" w:after="0" w:afterAutospacing="0"/>
-        <w:rPr>
-          <w:rFonts w:ascii="Calibri" w:hAnsi="Calibri" w:cs="Calibri"/>
-          <w:sz w:val="22"/>
-          <w:szCs w:val="22"/>
-        </w:rPr>
-      </w:pPr>
-      <w:r>
-        <w:rPr>
-          <w:rFonts w:ascii="Calibri" w:hAnsi="Calibri" w:cs="Calibri"/>
-          <w:sz w:val="22"/>
-          <w:szCs w:val="22"/>
-        </w:rPr>
-        <w:t>Goal:</w:t>
-      </w:r>
-    </w:p>
-    <w:p>
-      <w:pPr>
-        <w:pStyle w:val="NormalWeb"/>
-        <w:spacing w:before="0" w:beforeAutospacing="0" w:after="0" w:afterAutospacing="0"/>
-        <w:rPr>
-          <w:rFonts w:ascii="Calibri" w:hAnsi="Calibri" w:cs="Calibri"/>
-          <w:sz w:val="22"/>
-          <w:szCs w:val="22"/>
-        </w:rPr>
-      </w:pPr>
-      <w:r>
-        <w:rPr>
-          <w:rFonts w:ascii="Calibri" w:hAnsi="Calibri" w:cs="Calibri"/>
-          <w:sz w:val="22"/>
-          <w:szCs w:val="22"/>
-        </w:rPr>
-        <w:t>Progressively implement AIOS using the capabilities provided by AlphaOmega.</w:t>
-      </w:r>
-    </w:p>
-    <w:p>
-      <w:pPr>
-        <w:pStyle w:val="NormalWeb"/>
-        <w:spacing w:before="0" w:beforeAutospacing="0" w:after="0" w:afterAutospacing="0"/>
-        <w:rPr>
-          <w:rFonts w:ascii="Calibri" w:hAnsi="Calibri" w:cs="Calibri"/>
-          <w:sz w:val="22"/>
-          <w:szCs w:val="22"/>
-        </w:rPr>
-      </w:pPr>
-      <w:r>
-        <w:rPr>
-          <w:rFonts w:ascii="Calibri" w:hAnsi="Calibri" w:cs="Calibri"/>
-          <w:sz w:val="22"/>
-          <w:szCs w:val="22"/>
-        </w:rPr>
-        <w:t>Rather than building AIOS all at once, individual capabilities will be implemented incrementally.</w:t>
-      </w:r>
-    </w:p>
-    <w:p>
-      <w:pPr>
-        <w:pStyle w:val="NormalWeb"/>
-        <w:spacing w:before="0" w:beforeAutospacing="0" w:after="0" w:afterAutospacing="0"/>
-        <w:rPr>
-          <w:rFonts w:ascii="Calibri" w:hAnsi="Calibri" w:cs="Calibri"/>
-          <w:sz w:val="22"/>
-          <w:szCs w:val="22"/>
-        </w:rPr>
-      </w:pPr>
-      <w:r>
-        <w:rPr>
-          <w:rFonts w:ascii="Calibri" w:hAnsi="Calibri" w:cs="Calibri"/>
-          <w:sz w:val="22"/>
-          <w:szCs w:val="22"/>
-        </w:rPr>
-        <w:t>Examples include:</w:t>
-      </w:r>
-    </w:p>
-    <w:p>
-      <w:pPr>
-        <w:numPr>
-          <w:ilvl w:val="0"/>
-          <w:numId w:val="5"/>
-        </w:numPr>
-        <w:textAlignment w:val="center"/>
-        <w:rPr>
-          <w:rFonts w:ascii="Calibri" w:eastAsia="Times New Roman" w:hAnsi="Calibri" w:cs="Calibri"/>
-          <w:sz w:val="22"/>
-          <w:szCs w:val="22"/>
-        </w:rPr>
-      </w:pPr>
-      <w:r>
-        <w:rPr>
-          <w:rFonts w:ascii="Calibri" w:eastAsia="Times New Roman" w:hAnsi="Calibri" w:cs="Calibri"/>
-          <w:sz w:val="22"/>
-          <w:szCs w:val="22"/>
-        </w:rPr>
-        <w:t>Oracle maintaining canon.</w:t>
-      </w:r>
-    </w:p>
-    <w:p>
-      <w:pPr>
-        <w:numPr>
-          <w:ilvl w:val="0"/>
-          <w:numId w:val="5"/>
-        </w:numPr>
-        <w:textAlignment w:val="center"/>
-        <w:rPr>
-          <w:rFonts w:ascii="Calibri" w:eastAsia="Times New Roman" w:hAnsi="Calibri" w:cs="Calibri"/>
-          <w:sz w:val="22"/>
-          <w:szCs w:val="22"/>
-        </w:rPr>
-      </w:pPr>
-      <w:r>
-        <w:rPr>
-          <w:rFonts w:ascii="Calibri" w:eastAsia="Times New Roman" w:hAnsi="Calibri" w:cs="Calibri"/>
-          <w:sz w:val="22"/>
-          <w:szCs w:val="22"/>
-        </w:rPr>
-        <w:t>Marvin performing automated critiques.</w:t>
-      </w:r>
-    </w:p>
-    <w:p>
-      <w:pPr>
-        <w:numPr>
-          <w:ilvl w:val="0"/>
-          <w:numId w:val="5"/>
-        </w:numPr>
-        <w:textAlignment w:val="center"/>
-        <w:rPr>
-          <w:rFonts w:ascii="Calibri" w:eastAsia="Times New Roman" w:hAnsi="Calibri" w:cs="Calibri"/>
-          <w:sz w:val="22"/>
-          <w:szCs w:val="22"/>
-        </w:rPr>
-      </w:pPr>
-      <w:r>
-        <w:rPr>
-          <w:rFonts w:ascii="Calibri" w:eastAsia="Times New Roman" w:hAnsi="Calibri" w:cs="Calibri"/>
-          <w:sz w:val="22"/>
-          <w:szCs w:val="22"/>
-        </w:rPr>
-        <w:t>Johnny-5 generating creative possibilities.</w:t>
-      </w:r>
-    </w:p>
-    <w:p>
-      <w:pPr>
-        <w:numPr>
-          <w:ilvl w:val="0"/>
-          <w:numId w:val="5"/>
-        </w:numPr>
-        <w:textAlignment w:val="center"/>
-        <w:rPr>
-          <w:rFonts w:ascii="Calibri" w:eastAsia="Times New Roman" w:hAnsi="Calibri" w:cs="Calibri"/>
-          <w:sz w:val="22"/>
-          <w:szCs w:val="22"/>
-        </w:rPr>
-      </w:pPr>
-      <w:r>
-        <w:rPr>
-          <w:rFonts w:ascii="Calibri" w:eastAsia="Times New Roman" w:hAnsi="Calibri" w:cs="Calibri"/>
-          <w:sz w:val="22"/>
-          <w:szCs w:val="22"/>
-        </w:rPr>
-        <w:t>HK-47 performing technical analysis.</w:t>
-      </w:r>
-    </w:p>
-    <w:p>
-      <w:pPr>
-        <w:numPr>
-          <w:ilvl w:val="0"/>
-          <w:numId w:val="5"/>
-        </w:numPr>
-        <w:textAlignment w:val="center"/>
-        <w:rPr>
-          <w:rFonts w:ascii="Calibri" w:eastAsia="Times New Roman" w:hAnsi="Calibri" w:cs="Calibri"/>
-          <w:sz w:val="22"/>
-          <w:szCs w:val="22"/>
-        </w:rPr>
-      </w:pPr>
-      <w:r>
-        <w:rPr>
-          <w:rFonts w:ascii="Calibri" w:eastAsia="Times New Roman" w:hAnsi="Calibri" w:cs="Calibri"/>
-          <w:sz w:val="22"/>
-          <w:szCs w:val="22"/>
-        </w:rPr>
-        <w:t>Megatron evaluating strategic implications.</w:t>
-      </w:r>
-    </w:p>
-    <w:p>
-      <w:pPr>
-        <w:numPr>
-          <w:ilvl w:val="0"/>
-          <w:numId w:val="5"/>
-        </w:numPr>
-        <w:textAlignment w:val="center"/>
-        <w:rPr>
-          <w:rFonts w:ascii="Calibri" w:eastAsia="Times New Roman" w:hAnsi="Calibri" w:cs="Calibri"/>
-          <w:sz w:val="22"/>
-          <w:szCs w:val="22"/>
-        </w:rPr>
-      </w:pPr>
-      <w:r>
-        <w:rPr>
-          <w:rFonts w:ascii="Calibri" w:eastAsia="Times New Roman" w:hAnsi="Calibri" w:cs="Calibri"/>
-          <w:sz w:val="22"/>
-          <w:szCs w:val="22"/>
-        </w:rPr>
-        <w:t>Trion synthesizing knowledge and mentoring.</w:t>
-      </w:r>
-    </w:p>
-    <w:p>
-      <w:pPr>
-        <w:numPr>
-          <w:ilvl w:val="0"/>
-          <w:numId w:val="5"/>
-        </w:numPr>
-        <w:textAlignment w:val="center"/>
-        <w:rPr>
-          <w:rFonts w:ascii="Calibri" w:eastAsia="Times New Roman" w:hAnsi="Calibri" w:cs="Calibri"/>
-          <w:sz w:val="22"/>
-          <w:szCs w:val="22"/>
-        </w:rPr>
-      </w:pPr>
-      <w:r>
-        <w:rPr>
-          <w:rFonts w:ascii="Calibri" w:eastAsia="Times New Roman" w:hAnsi="Calibri" w:cs="Calibri"/>
-          <w:sz w:val="22"/>
-          <w:szCs w:val="22"/>
-        </w:rPr>
-        <w:t>Full Council orchestration.</w:t>
-      </w:r>
-    </w:p>
-    <w:p>
-      <w:pPr>
-        <w:pStyle w:val="NormalWeb"/>
-        <w:spacing w:before="0" w:beforeAutospacing="0" w:after="0" w:afterAutospacing="0"/>
-        <w:rPr>
-          <w:rFonts w:ascii="Calibri" w:hAnsi="Calibri" w:cs="Calibri"/>
-          <w:sz w:val="22"/>
-          <w:szCs w:val="22"/>
-        </w:rPr>
-      </w:pPr>
-      <w:r>
-        <w:rPr>
-          <w:rFonts w:ascii="Calibri" w:hAnsi="Calibri" w:cs="Calibri"/>
-          <w:sz w:val="22"/>
-          <w:szCs w:val="22"/>
-        </w:rPr>
-        <w:t>Each implemented capability makes AIOS increasingly functional while preserving the overall architecture.</w:t>
-      </w:r>
-    </w:p>
-    <w:p>
-      <w:pPr>
-        <w:pStyle w:val="NormalWeb"/>
-        <w:spacing w:before="0" w:beforeAutospacing="0" w:after="0" w:afterAutospacing="0"/>
-        <w:rPr>
-          <w:rFonts w:ascii="Calibri" w:hAnsi="Calibri" w:cs="Calibri"/>
-          <w:sz w:val="22"/>
-          <w:szCs w:val="22"/>
-        </w:rPr>
-      </w:pPr>
-      <w:r>
-        <w:rPr>
-          <w:rFonts w:ascii="Calibri" w:hAnsi="Calibri" w:cs="Calibri"/>
-          <w:sz w:val="22"/>
-          <w:szCs w:val="22"/>
-        </w:rPr>
-        <w:t> </w:t>
+        <w:t>Phase 2 – Knowledge Platform</w:t>
       </w:r>
     </w:p>
     <w:p>
@@ -1398,27 +1123,337 @@
           <w:sz w:val="22"/>
           <w:szCs w:val="22"/>
         </w:rPr>
-        <w:t>Incremental Development Philosophy</w:t>
-      </w:r>
-    </w:p>
-    <w:p>
-      <w:pPr>
-        <w:pStyle w:val="NormalWeb"/>
-        <w:spacing w:before="0" w:beforeAutospacing="0" w:after="0" w:afterAutospacing="0"/>
-        <w:rPr>
-          <w:rFonts w:ascii="Calibri" w:hAnsi="Calibri" w:cs="Calibri"/>
-          <w:sz w:val="22"/>
-          <w:szCs w:val="22"/>
-        </w:rPr>
-      </w:pPr>
-      <w:r>
-        <w:rPr>
-          <w:rFonts w:ascii="Calibri" w:hAnsi="Calibri" w:cs="Calibri"/>
-          <w:sz w:val="22"/>
-          <w:szCs w:val="22"/>
-        </w:rPr>
-        <w:t xml:space="preserve">AIOS is </w:t>
-      </w:r>
+        <w:t>Goal</w:t>
+      </w:r>
+    </w:p>
+    <w:p>
+      <w:pPr>
+        <w:pStyle w:val="NormalWeb"/>
+        <w:spacing w:before="0" w:beforeAutospacing="0" w:after="0" w:afterAutospacing="0"/>
+        <w:rPr>
+          <w:rFonts w:ascii="Calibri" w:hAnsi="Calibri" w:cs="Calibri"/>
+          <w:sz w:val="22"/>
+          <w:szCs w:val="22"/>
+        </w:rPr>
+      </w:pPr>
+      <w:r>
+        <w:rPr>
+          <w:rFonts w:ascii="Calibri" w:hAnsi="Calibri" w:cs="Calibri"/>
+          <w:sz w:val="22"/>
+          <w:szCs w:val="22"/>
+        </w:rPr>
+        <w:t>Expand the Canonical Knowledge Repository into a reusable knowledge platform.</w:t>
+      </w:r>
+    </w:p>
+    <w:p>
+      <w:pPr>
+        <w:pStyle w:val="NormalWeb"/>
+        <w:spacing w:before="0" w:beforeAutospacing="0" w:after="0" w:afterAutospacing="0"/>
+        <w:rPr>
+          <w:rFonts w:ascii="Calibri" w:hAnsi="Calibri" w:cs="Calibri"/>
+          <w:sz w:val="22"/>
+          <w:szCs w:val="22"/>
+        </w:rPr>
+      </w:pPr>
+      <w:r>
+        <w:rPr>
+          <w:rFonts w:ascii="Calibri" w:hAnsi="Calibri" w:cs="Calibri"/>
+          <w:sz w:val="22"/>
+          <w:szCs w:val="22"/>
+        </w:rPr>
+        <w:t>Major capabilities include:</w:t>
+      </w:r>
+    </w:p>
+    <w:p>
+      <w:pPr>
+        <w:numPr>
+          <w:ilvl w:val="0"/>
+          <w:numId w:val="3"/>
+        </w:numPr>
+        <w:textAlignment w:val="center"/>
+        <w:rPr>
+          <w:rFonts w:ascii="Calibri" w:eastAsia="Times New Roman" w:hAnsi="Calibri" w:cs="Calibri"/>
+          <w:sz w:val="22"/>
+          <w:szCs w:val="22"/>
+        </w:rPr>
+      </w:pPr>
+      <w:r>
+        <w:rPr>
+          <w:rFonts w:ascii="Calibri" w:eastAsia="Times New Roman" w:hAnsi="Calibri" w:cs="Calibri"/>
+          <w:sz w:val="22"/>
+          <w:szCs w:val="22"/>
+        </w:rPr>
+        <w:t>Semantic Search</w:t>
+      </w:r>
+    </w:p>
+    <w:p>
+      <w:pPr>
+        <w:numPr>
+          <w:ilvl w:val="0"/>
+          <w:numId w:val="3"/>
+        </w:numPr>
+        <w:textAlignment w:val="center"/>
+        <w:rPr>
+          <w:rFonts w:ascii="Calibri" w:eastAsia="Times New Roman" w:hAnsi="Calibri" w:cs="Calibri"/>
+          <w:sz w:val="22"/>
+          <w:szCs w:val="22"/>
+        </w:rPr>
+      </w:pPr>
+      <w:r>
+        <w:rPr>
+          <w:rFonts w:ascii="Calibri" w:eastAsia="Times New Roman" w:hAnsi="Calibri" w:cs="Calibri"/>
+          <w:sz w:val="22"/>
+          <w:szCs w:val="22"/>
+        </w:rPr>
+        <w:t>Local LLM Integration</w:t>
+      </w:r>
+    </w:p>
+    <w:p>
+      <w:pPr>
+        <w:numPr>
+          <w:ilvl w:val="0"/>
+          <w:numId w:val="3"/>
+        </w:numPr>
+        <w:textAlignment w:val="center"/>
+        <w:rPr>
+          <w:rFonts w:ascii="Calibri" w:eastAsia="Times New Roman" w:hAnsi="Calibri" w:cs="Calibri"/>
+          <w:sz w:val="22"/>
+          <w:szCs w:val="22"/>
+        </w:rPr>
+      </w:pPr>
+      <w:r>
+        <w:rPr>
+          <w:rFonts w:ascii="Calibri" w:eastAsia="Times New Roman" w:hAnsi="Calibri" w:cs="Calibri"/>
+          <w:sz w:val="22"/>
+          <w:szCs w:val="22"/>
+        </w:rPr>
+        <w:t>Multiple Knowledge Sources</w:t>
+      </w:r>
+    </w:p>
+    <w:p>
+      <w:pPr>
+        <w:numPr>
+          <w:ilvl w:val="0"/>
+          <w:numId w:val="3"/>
+        </w:numPr>
+        <w:textAlignment w:val="center"/>
+        <w:rPr>
+          <w:rFonts w:ascii="Calibri" w:eastAsia="Times New Roman" w:hAnsi="Calibri" w:cs="Calibri"/>
+          <w:sz w:val="22"/>
+          <w:szCs w:val="22"/>
+        </w:rPr>
+      </w:pPr>
+      <w:r>
+        <w:rPr>
+          <w:rFonts w:ascii="Calibri" w:eastAsia="Times New Roman" w:hAnsi="Calibri" w:cs="Calibri"/>
+          <w:sz w:val="22"/>
+          <w:szCs w:val="22"/>
+        </w:rPr>
+        <w:t>Knowledge Curation</w:t>
+      </w:r>
+    </w:p>
+    <w:p>
+      <w:pPr>
+        <w:numPr>
+          <w:ilvl w:val="0"/>
+          <w:numId w:val="3"/>
+        </w:numPr>
+        <w:textAlignment w:val="center"/>
+        <w:rPr>
+          <w:rFonts w:ascii="Calibri" w:eastAsia="Times New Roman" w:hAnsi="Calibri" w:cs="Calibri"/>
+          <w:sz w:val="22"/>
+          <w:szCs w:val="22"/>
+        </w:rPr>
+      </w:pPr>
+      <w:r>
+        <w:rPr>
+          <w:rFonts w:ascii="Calibri" w:eastAsia="Times New Roman" w:hAnsi="Calibri" w:cs="Calibri"/>
+          <w:sz w:val="22"/>
+          <w:szCs w:val="22"/>
+        </w:rPr>
+        <w:t>Workspace Separation</w:t>
+      </w:r>
+    </w:p>
+    <w:p>
+      <w:pPr>
+        <w:numPr>
+          <w:ilvl w:val="0"/>
+          <w:numId w:val="3"/>
+        </w:numPr>
+        <w:textAlignment w:val="center"/>
+        <w:rPr>
+          <w:rFonts w:ascii="Calibri" w:eastAsia="Times New Roman" w:hAnsi="Calibri" w:cs="Calibri"/>
+          <w:sz w:val="22"/>
+          <w:szCs w:val="22"/>
+        </w:rPr>
+      </w:pPr>
+      <w:r>
+        <w:rPr>
+          <w:rFonts w:ascii="Calibri" w:eastAsia="Times New Roman" w:hAnsi="Calibri" w:cs="Calibri"/>
+          <w:sz w:val="22"/>
+          <w:szCs w:val="22"/>
+        </w:rPr>
+        <w:t>Duplicate Detection</w:t>
+      </w:r>
+    </w:p>
+    <w:p>
+      <w:pPr>
+        <w:numPr>
+          <w:ilvl w:val="0"/>
+          <w:numId w:val="3"/>
+        </w:numPr>
+        <w:textAlignment w:val="center"/>
+        <w:rPr>
+          <w:rFonts w:ascii="Calibri" w:eastAsia="Times New Roman" w:hAnsi="Calibri" w:cs="Calibri"/>
+          <w:sz w:val="22"/>
+          <w:szCs w:val="22"/>
+        </w:rPr>
+      </w:pPr>
+      <w:r>
+        <w:rPr>
+          <w:rFonts w:ascii="Calibri" w:eastAsia="Times New Roman" w:hAnsi="Calibri" w:cs="Calibri"/>
+          <w:sz w:val="22"/>
+          <w:szCs w:val="22"/>
+        </w:rPr>
+        <w:t>Relationship Discovery</w:t>
+      </w:r>
+    </w:p>
+    <w:p>
+      <w:pPr>
+        <w:numPr>
+          <w:ilvl w:val="0"/>
+          <w:numId w:val="3"/>
+        </w:numPr>
+        <w:textAlignment w:val="center"/>
+        <w:rPr>
+          <w:rFonts w:ascii="Calibri" w:eastAsia="Times New Roman" w:hAnsi="Calibri" w:cs="Calibri"/>
+          <w:sz w:val="22"/>
+          <w:szCs w:val="22"/>
+        </w:rPr>
+      </w:pPr>
+      <w:r>
+        <w:rPr>
+          <w:rFonts w:ascii="Calibri" w:eastAsia="Times New Roman" w:hAnsi="Calibri" w:cs="Calibri"/>
+          <w:sz w:val="22"/>
+          <w:szCs w:val="22"/>
+        </w:rPr>
+        <w:t>Image Similarity</w:t>
+      </w:r>
+    </w:p>
+    <w:p>
+      <w:pPr>
+        <w:numPr>
+          <w:ilvl w:val="0"/>
+          <w:numId w:val="3"/>
+        </w:numPr>
+        <w:textAlignment w:val="center"/>
+        <w:rPr>
+          <w:rFonts w:ascii="Calibri" w:eastAsia="Times New Roman" w:hAnsi="Calibri" w:cs="Calibri"/>
+          <w:sz w:val="22"/>
+          <w:szCs w:val="22"/>
+        </w:rPr>
+      </w:pPr>
+      <w:r>
+        <w:rPr>
+          <w:rFonts w:ascii="Calibri" w:eastAsia="Times New Roman" w:hAnsi="Calibri" w:cs="Calibri"/>
+          <w:sz w:val="22"/>
+          <w:szCs w:val="22"/>
+        </w:rPr>
+        <w:t>Long-Term Memory</w:t>
+      </w:r>
+    </w:p>
+    <w:p>
+      <w:pPr>
+        <w:numPr>
+          <w:ilvl w:val="0"/>
+          <w:numId w:val="3"/>
+        </w:numPr>
+        <w:textAlignment w:val="center"/>
+        <w:rPr>
+          <w:rFonts w:ascii="Calibri" w:eastAsia="Times New Roman" w:hAnsi="Calibri" w:cs="Calibri"/>
+          <w:sz w:val="22"/>
+          <w:szCs w:val="22"/>
+        </w:rPr>
+      </w:pPr>
+      <w:r>
+        <w:rPr>
+          <w:rFonts w:ascii="Calibri" w:eastAsia="Times New Roman" w:hAnsi="Calibri" w:cs="Calibri"/>
+          <w:sz w:val="22"/>
+          <w:szCs w:val="22"/>
+        </w:rPr>
+        <w:t>Source Traceability</w:t>
+      </w:r>
+    </w:p>
+    <w:p>
+      <w:pPr>
+        <w:numPr>
+          <w:ilvl w:val="0"/>
+          <w:numId w:val="3"/>
+        </w:numPr>
+        <w:textAlignment w:val="center"/>
+        <w:rPr>
+          <w:rFonts w:ascii="Calibri" w:eastAsia="Times New Roman" w:hAnsi="Calibri" w:cs="Calibri"/>
+          <w:sz w:val="22"/>
+          <w:szCs w:val="22"/>
+        </w:rPr>
+      </w:pPr>
+      <w:r>
+        <w:rPr>
+          <w:rFonts w:ascii="Calibri" w:eastAsia="Times New Roman" w:hAnsi="Calibri" w:cs="Calibri"/>
+          <w:sz w:val="22"/>
+          <w:szCs w:val="22"/>
+        </w:rPr>
+        <w:t>Repository Health Analysis</w:t>
+      </w:r>
+    </w:p>
+    <w:p>
+      <w:pPr>
+        <w:pStyle w:val="NormalWeb"/>
+        <w:spacing w:before="0" w:beforeAutospacing="0" w:after="0" w:afterAutospacing="0"/>
+        <w:rPr>
+          <w:rFonts w:ascii="Calibri" w:hAnsi="Calibri" w:cs="Calibri"/>
+          <w:sz w:val="22"/>
+          <w:szCs w:val="22"/>
+        </w:rPr>
+      </w:pPr>
+      <w:r>
+        <w:rPr>
+          <w:rFonts w:ascii="Calibri" w:hAnsi="Calibri" w:cs="Calibri"/>
+          <w:sz w:val="22"/>
+          <w:szCs w:val="22"/>
+        </w:rPr>
+        <w:t>At the completion of this phase, AlphaOmega becomes a robust platform for managing, searching, and maintaining trusted knowledge.</w:t>
+      </w:r>
+    </w:p>
+    <w:p>
+      <w:pPr>
+        <w:pStyle w:val="NormalWeb"/>
+        <w:spacing w:before="0" w:beforeAutospacing="0" w:after="0" w:afterAutospacing="0"/>
+        <w:rPr>
+          <w:rFonts w:ascii="Calibri" w:hAnsi="Calibri" w:cs="Calibri"/>
+          <w:sz w:val="22"/>
+          <w:szCs w:val="22"/>
+        </w:rPr>
+      </w:pPr>
+      <w:r>
+        <w:rPr>
+          <w:rFonts w:ascii="Calibri" w:hAnsi="Calibri" w:cs="Calibri"/>
+          <w:sz w:val="22"/>
+          <w:szCs w:val="22"/>
+        </w:rPr>
+        <w:t> </w:t>
+      </w:r>
+    </w:p>
+    <w:p>
+      <w:pPr>
+        <w:pStyle w:val="NormalWeb"/>
+        <w:spacing w:before="0" w:beforeAutospacing="0" w:after="0" w:afterAutospacing="0"/>
+        <w:rPr>
+          <w:rFonts w:ascii="Calibri" w:hAnsi="Calibri" w:cs="Calibri"/>
+          <w:sz w:val="22"/>
+          <w:szCs w:val="22"/>
+        </w:rPr>
+      </w:pPr>
       <w:r>
         <w:rPr>
           <w:rFonts w:ascii="Calibri" w:hAnsi="Calibri" w:cs="Calibri"/>
@@ -1427,223 +1462,7 @@
           <w:sz w:val="22"/>
           <w:szCs w:val="22"/>
         </w:rPr>
-        <w:t>not</w:t>
-      </w:r>
-      <w:r>
-        <w:rPr>
-          <w:rFonts w:ascii="Calibri" w:hAnsi="Calibri" w:cs="Calibri"/>
-          <w:sz w:val="22"/>
-          <w:szCs w:val="22"/>
-        </w:rPr>
-        <w:t xml:space="preserve"> a separate multi-year project that begins after AlphaOmega is finished.</w:t>
-      </w:r>
-    </w:p>
-    <w:p>
-      <w:pPr>
-        <w:pStyle w:val="NormalWeb"/>
-        <w:spacing w:before="0" w:beforeAutospacing="0" w:after="0" w:afterAutospacing="0"/>
-        <w:rPr>
-          <w:rFonts w:ascii="Calibri" w:hAnsi="Calibri" w:cs="Calibri"/>
-          <w:sz w:val="22"/>
-          <w:szCs w:val="22"/>
-        </w:rPr>
-      </w:pPr>
-      <w:r>
-        <w:rPr>
-          <w:rFonts w:ascii="Calibri" w:hAnsi="Calibri" w:cs="Calibri"/>
-          <w:sz w:val="22"/>
-          <w:szCs w:val="22"/>
-        </w:rPr>
-        <w:t>Instead:</w:t>
-      </w:r>
-    </w:p>
-    <w:p>
-      <w:pPr>
-        <w:numPr>
-          <w:ilvl w:val="0"/>
-          <w:numId w:val="6"/>
-        </w:numPr>
-        <w:textAlignment w:val="center"/>
-        <w:rPr>
-          <w:rFonts w:ascii="Calibri" w:eastAsia="Times New Roman" w:hAnsi="Calibri" w:cs="Calibri"/>
-          <w:sz w:val="22"/>
-          <w:szCs w:val="22"/>
-        </w:rPr>
-      </w:pPr>
-      <w:r>
-        <w:rPr>
-          <w:rFonts w:ascii="Calibri" w:eastAsia="Times New Roman" w:hAnsi="Calibri" w:cs="Calibri"/>
-          <w:sz w:val="22"/>
-          <w:szCs w:val="22"/>
-        </w:rPr>
-        <w:t>AlphaOmega builds the technical foundation.</w:t>
-      </w:r>
-    </w:p>
-    <w:p>
-      <w:pPr>
-        <w:numPr>
-          <w:ilvl w:val="0"/>
-          <w:numId w:val="6"/>
-        </w:numPr>
-        <w:textAlignment w:val="center"/>
-        <w:rPr>
-          <w:rFonts w:ascii="Calibri" w:eastAsia="Times New Roman" w:hAnsi="Calibri" w:cs="Calibri"/>
-          <w:sz w:val="22"/>
-          <w:szCs w:val="22"/>
-        </w:rPr>
-      </w:pPr>
-      <w:r>
-        <w:rPr>
-          <w:rFonts w:ascii="Calibri" w:eastAsia="Times New Roman" w:hAnsi="Calibri" w:cs="Calibri"/>
-          <w:sz w:val="22"/>
-          <w:szCs w:val="22"/>
-        </w:rPr>
-        <w:t>AIOS begins coming to life immediately after the RAG curriculum is complete.</w:t>
-      </w:r>
-    </w:p>
-    <w:p>
-      <w:pPr>
-        <w:numPr>
-          <w:ilvl w:val="0"/>
-          <w:numId w:val="6"/>
-        </w:numPr>
-        <w:textAlignment w:val="center"/>
-        <w:rPr>
-          <w:rFonts w:ascii="Calibri" w:eastAsia="Times New Roman" w:hAnsi="Calibri" w:cs="Calibri"/>
-          <w:sz w:val="22"/>
-          <w:szCs w:val="22"/>
-        </w:rPr>
-      </w:pPr>
-      <w:r>
-        <w:rPr>
-          <w:rFonts w:ascii="Calibri" w:eastAsia="Times New Roman" w:hAnsi="Calibri" w:cs="Calibri"/>
-          <w:sz w:val="22"/>
-          <w:szCs w:val="22"/>
-        </w:rPr>
-        <w:t>AIOS grows incrementally as AlphaOmega gains new capabilities.</w:t>
-      </w:r>
-    </w:p>
-    <w:p>
-      <w:pPr>
-        <w:pStyle w:val="NormalWeb"/>
-        <w:spacing w:before="0" w:beforeAutospacing="0" w:after="0" w:afterAutospacing="0"/>
-        <w:rPr>
-          <w:rFonts w:ascii="Calibri" w:hAnsi="Calibri" w:cs="Calibri"/>
-          <w:sz w:val="22"/>
-          <w:szCs w:val="22"/>
-        </w:rPr>
-      </w:pPr>
-      <w:r>
-        <w:rPr>
-          <w:rFonts w:ascii="Calibri" w:hAnsi="Calibri" w:cs="Calibri"/>
-          <w:sz w:val="22"/>
-          <w:szCs w:val="22"/>
-        </w:rPr>
-        <w:t>The first AIOS implementations may be simple workflows such as:</w:t>
-      </w:r>
-    </w:p>
-    <w:p>
-      <w:pPr>
-        <w:numPr>
-          <w:ilvl w:val="0"/>
-          <w:numId w:val="7"/>
-        </w:numPr>
-        <w:textAlignment w:val="center"/>
-        <w:rPr>
-          <w:rFonts w:ascii="Calibri" w:eastAsia="Times New Roman" w:hAnsi="Calibri" w:cs="Calibri"/>
-          <w:sz w:val="22"/>
-          <w:szCs w:val="22"/>
-        </w:rPr>
-      </w:pPr>
-      <w:r>
-        <w:rPr>
-          <w:rFonts w:ascii="Calibri" w:eastAsia="Times New Roman" w:hAnsi="Calibri" w:cs="Calibri"/>
-          <w:sz w:val="22"/>
-          <w:szCs w:val="22"/>
-        </w:rPr>
-        <w:t>Oracle summarizing discussions and updating canon.</w:t>
-      </w:r>
-    </w:p>
-    <w:p>
-      <w:pPr>
-        <w:numPr>
-          <w:ilvl w:val="0"/>
-          <w:numId w:val="7"/>
-        </w:numPr>
-        <w:textAlignment w:val="center"/>
-        <w:rPr>
-          <w:rFonts w:ascii="Calibri" w:eastAsia="Times New Roman" w:hAnsi="Calibri" w:cs="Calibri"/>
-          <w:sz w:val="22"/>
-          <w:szCs w:val="22"/>
-        </w:rPr>
-      </w:pPr>
-      <w:r>
-        <w:rPr>
-          <w:rFonts w:ascii="Calibri" w:eastAsia="Times New Roman" w:hAnsi="Calibri" w:cs="Calibri"/>
-          <w:sz w:val="22"/>
-          <w:szCs w:val="22"/>
-        </w:rPr>
-        <w:t>Marvin reviewing a chapter for inconsistencies.</w:t>
-      </w:r>
-    </w:p>
-    <w:p>
-      <w:pPr>
-        <w:numPr>
-          <w:ilvl w:val="0"/>
-          <w:numId w:val="7"/>
-        </w:numPr>
-        <w:textAlignment w:val="center"/>
-        <w:rPr>
-          <w:rFonts w:ascii="Calibri" w:eastAsia="Times New Roman" w:hAnsi="Calibri" w:cs="Calibri"/>
-          <w:sz w:val="22"/>
-          <w:szCs w:val="22"/>
-        </w:rPr>
-      </w:pPr>
-      <w:r>
-        <w:rPr>
-          <w:rFonts w:ascii="Calibri" w:eastAsia="Times New Roman" w:hAnsi="Calibri" w:cs="Calibri"/>
-          <w:sz w:val="22"/>
-          <w:szCs w:val="22"/>
-        </w:rPr>
-        <w:t>HK-47 analyzing technical designs.</w:t>
-      </w:r>
-    </w:p>
-    <w:p>
-      <w:pPr>
-        <w:pStyle w:val="NormalWeb"/>
-        <w:spacing w:before="0" w:beforeAutospacing="0" w:after="0" w:afterAutospacing="0"/>
-        <w:rPr>
-          <w:rFonts w:ascii="Calibri" w:hAnsi="Calibri" w:cs="Calibri"/>
-          <w:sz w:val="22"/>
-          <w:szCs w:val="22"/>
-        </w:rPr>
-      </w:pPr>
-      <w:r>
-        <w:rPr>
-          <w:rFonts w:ascii="Calibri" w:hAnsi="Calibri" w:cs="Calibri"/>
-          <w:sz w:val="22"/>
-          <w:szCs w:val="22"/>
-        </w:rPr>
-        <w:t>Over time, these evolve into increasingly autonomous and collaborative workflows.</w:t>
-      </w:r>
-    </w:p>
-    <w:p>
-      <w:pPr>
-        <w:pStyle w:val="NormalWeb"/>
-        <w:spacing w:before="0" w:beforeAutospacing="0" w:after="0" w:afterAutospacing="0"/>
-        <w:rPr>
-          <w:rFonts w:ascii="Calibri" w:hAnsi="Calibri" w:cs="Calibri"/>
-          <w:sz w:val="22"/>
-          <w:szCs w:val="22"/>
-        </w:rPr>
-      </w:pPr>
-      <w:r>
-        <w:rPr>
-          <w:rFonts w:ascii="Calibri" w:hAnsi="Calibri" w:cs="Calibri"/>
-          <w:sz w:val="22"/>
-          <w:szCs w:val="22"/>
-        </w:rPr>
-        <w:t> </w:t>
+        <w:t>Phase 3 – AIOS Implementation</w:t>
       </w:r>
     </w:p>
     <w:p>
@@ -1664,177 +1483,245 @@
           <w:sz w:val="22"/>
           <w:szCs w:val="22"/>
         </w:rPr>
-        <w:t>Technical Reality Check</w:t>
-      </w:r>
-    </w:p>
-    <w:p>
-      <w:pPr>
-        <w:pStyle w:val="NormalWeb"/>
-        <w:spacing w:before="0" w:beforeAutospacing="0" w:after="0" w:afterAutospacing="0"/>
-        <w:rPr>
-          <w:rFonts w:ascii="Calibri" w:hAnsi="Calibri" w:cs="Calibri"/>
-          <w:sz w:val="22"/>
-          <w:szCs w:val="22"/>
-        </w:rPr>
-      </w:pPr>
-      <w:r>
-        <w:rPr>
-          <w:rFonts w:ascii="Calibri" w:hAnsi="Calibri" w:cs="Calibri"/>
-          <w:sz w:val="22"/>
-          <w:szCs w:val="22"/>
-        </w:rPr>
-        <w:t>This architecture satisfies the AlphaOmega Technical Reality Check.</w:t>
-      </w:r>
-    </w:p>
-    <w:p>
-      <w:pPr>
-        <w:numPr>
-          <w:ilvl w:val="0"/>
-          <w:numId w:val="8"/>
-        </w:numPr>
-        <w:textAlignment w:val="center"/>
-        <w:rPr>
-          <w:rFonts w:ascii="Calibri" w:eastAsia="Times New Roman" w:hAnsi="Calibri" w:cs="Calibri"/>
-          <w:sz w:val="22"/>
-          <w:szCs w:val="22"/>
-        </w:rPr>
-      </w:pPr>
-      <w:r>
-        <w:rPr>
-          <w:rFonts w:ascii="Calibri" w:eastAsia="Times New Roman" w:hAnsi="Calibri" w:cs="Calibri"/>
-          <w:sz w:val="22"/>
-          <w:szCs w:val="22"/>
-        </w:rPr>
-        <w:t>It is technically achievable using existing AI technologies.</w:t>
-      </w:r>
-    </w:p>
-    <w:p>
-      <w:pPr>
-        <w:numPr>
-          <w:ilvl w:val="0"/>
-          <w:numId w:val="8"/>
-        </w:numPr>
-        <w:textAlignment w:val="center"/>
-        <w:rPr>
-          <w:rFonts w:ascii="Calibri" w:eastAsia="Times New Roman" w:hAnsi="Calibri" w:cs="Calibri"/>
-          <w:sz w:val="22"/>
-          <w:szCs w:val="22"/>
-        </w:rPr>
-      </w:pPr>
-      <w:r>
-        <w:rPr>
-          <w:rFonts w:ascii="Calibri" w:eastAsia="Times New Roman" w:hAnsi="Calibri" w:cs="Calibri"/>
-          <w:sz w:val="22"/>
-          <w:szCs w:val="22"/>
-        </w:rPr>
-        <w:t>It does not rely on speculative research.</w:t>
-      </w:r>
-    </w:p>
-    <w:p>
-      <w:pPr>
-        <w:numPr>
-          <w:ilvl w:val="0"/>
-          <w:numId w:val="8"/>
-        </w:numPr>
-        <w:textAlignment w:val="center"/>
-        <w:rPr>
-          <w:rFonts w:ascii="Calibri" w:eastAsia="Times New Roman" w:hAnsi="Calibri" w:cs="Calibri"/>
-          <w:sz w:val="22"/>
-          <w:szCs w:val="22"/>
-        </w:rPr>
-      </w:pPr>
-      <w:r>
-        <w:rPr>
-          <w:rFonts w:ascii="Calibri" w:eastAsia="Times New Roman" w:hAnsi="Calibri" w:cs="Calibri"/>
-          <w:sz w:val="22"/>
-          <w:szCs w:val="22"/>
-        </w:rPr>
-        <w:t>It avoids fragile workarounds.</w:t>
-      </w:r>
-    </w:p>
-    <w:p>
-      <w:pPr>
-        <w:numPr>
-          <w:ilvl w:val="0"/>
-          <w:numId w:val="8"/>
-        </w:numPr>
-        <w:textAlignment w:val="center"/>
-        <w:rPr>
-          <w:rFonts w:ascii="Calibri" w:eastAsia="Times New Roman" w:hAnsi="Calibri" w:cs="Calibri"/>
-          <w:sz w:val="22"/>
-          <w:szCs w:val="22"/>
-        </w:rPr>
-      </w:pPr>
-      <w:r>
-        <w:rPr>
-          <w:rFonts w:ascii="Calibri" w:eastAsia="Times New Roman" w:hAnsi="Calibri" w:cs="Calibri"/>
-          <w:sz w:val="22"/>
-          <w:szCs w:val="22"/>
-        </w:rPr>
-        <w:t>It follows a layered, scalable architecture.</w:t>
-      </w:r>
-    </w:p>
-    <w:p>
-      <w:pPr>
-        <w:numPr>
-          <w:ilvl w:val="0"/>
-          <w:numId w:val="8"/>
-        </w:numPr>
-        <w:textAlignment w:val="center"/>
-        <w:rPr>
-          <w:rFonts w:ascii="Calibri" w:eastAsia="Times New Roman" w:hAnsi="Calibri" w:cs="Calibri"/>
-          <w:sz w:val="22"/>
-          <w:szCs w:val="22"/>
-        </w:rPr>
-      </w:pPr>
-      <w:r>
-        <w:rPr>
-          <w:rFonts w:ascii="Calibri" w:eastAsia="Times New Roman" w:hAnsi="Calibri" w:cs="Calibri"/>
-          <w:sz w:val="22"/>
-          <w:szCs w:val="22"/>
-        </w:rPr>
-        <w:t>It builds capabilities incrementally.</w:t>
-      </w:r>
-    </w:p>
-    <w:p>
-      <w:pPr>
-        <w:numPr>
-          <w:ilvl w:val="0"/>
-          <w:numId w:val="8"/>
-        </w:numPr>
-        <w:textAlignment w:val="center"/>
-        <w:rPr>
-          <w:rFonts w:ascii="Calibri" w:eastAsia="Times New Roman" w:hAnsi="Calibri" w:cs="Calibri"/>
-          <w:sz w:val="22"/>
-          <w:szCs w:val="22"/>
-        </w:rPr>
-      </w:pPr>
-      <w:r>
-        <w:rPr>
-          <w:rFonts w:ascii="Calibri" w:eastAsia="Times New Roman" w:hAnsi="Calibri" w:cs="Calibri"/>
-          <w:sz w:val="22"/>
-          <w:szCs w:val="22"/>
-        </w:rPr>
-        <w:t>It minimizes technical debt by establishing the correct foundations first.</w:t>
-      </w:r>
-    </w:p>
-    <w:p>
-      <w:pPr>
-        <w:pStyle w:val="NormalWeb"/>
-        <w:spacing w:before="0" w:beforeAutospacing="0" w:after="0" w:afterAutospacing="0"/>
-        <w:rPr>
-          <w:rFonts w:ascii="Calibri" w:hAnsi="Calibri" w:cs="Calibri"/>
-          <w:sz w:val="22"/>
-          <w:szCs w:val="22"/>
-        </w:rPr>
-      </w:pPr>
-      <w:r>
-        <w:rPr>
-          <w:rFonts w:ascii="Calibri" w:hAnsi="Calibri" w:cs="Calibri"/>
-          <w:sz w:val="22"/>
-          <w:szCs w:val="22"/>
-        </w:rPr>
-        <w:t>The primary challenge is engineering and integration rather than scientific feasibility.</w:t>
+        <w:t>Goal</w:t>
+      </w:r>
+    </w:p>
+    <w:p>
+      <w:pPr>
+        <w:pStyle w:val="NormalWeb"/>
+        <w:spacing w:before="0" w:beforeAutospacing="0" w:after="0" w:afterAutospacing="0"/>
+        <w:rPr>
+          <w:rFonts w:ascii="Calibri" w:hAnsi="Calibri" w:cs="Calibri"/>
+          <w:sz w:val="22"/>
+          <w:szCs w:val="22"/>
+        </w:rPr>
+      </w:pPr>
+      <w:r>
+        <w:rPr>
+          <w:rFonts w:ascii="Calibri" w:hAnsi="Calibri" w:cs="Calibri"/>
+          <w:sz w:val="22"/>
+          <w:szCs w:val="22"/>
+        </w:rPr>
+        <w:t>Progressively implement AIOS by consuming the capabilities provided by AlphaOmega.</w:t>
+      </w:r>
+    </w:p>
+    <w:p>
+      <w:pPr>
+        <w:pStyle w:val="NormalWeb"/>
+        <w:spacing w:before="0" w:beforeAutospacing="0" w:after="0" w:afterAutospacing="0"/>
+        <w:rPr>
+          <w:rFonts w:ascii="Calibri" w:hAnsi="Calibri" w:cs="Calibri"/>
+          <w:sz w:val="22"/>
+          <w:szCs w:val="22"/>
+        </w:rPr>
+      </w:pPr>
+      <w:r>
+        <w:rPr>
+          <w:rFonts w:ascii="Calibri" w:hAnsi="Calibri" w:cs="Calibri"/>
+          <w:sz w:val="22"/>
+          <w:szCs w:val="22"/>
+        </w:rPr>
+        <w:t xml:space="preserve">Rather than building AIOS as one large system, individual capabilities will be introduced </w:t>
+      </w:r>
+      <w:r>
+        <w:rPr>
+          <w:rFonts w:ascii="Calibri" w:hAnsi="Calibri" w:cs="Calibri"/>
+          <w:sz w:val="22"/>
+          <w:szCs w:val="22"/>
+        </w:rPr>
+        <w:t>incrementally.</w:t>
+      </w:r>
+    </w:p>
+    <w:p>
+      <w:pPr>
+        <w:pStyle w:val="NormalWeb"/>
+        <w:spacing w:before="0" w:beforeAutospacing="0" w:after="0" w:afterAutospacing="0"/>
+        <w:rPr>
+          <w:rFonts w:ascii="Calibri" w:hAnsi="Calibri" w:cs="Calibri"/>
+          <w:sz w:val="22"/>
+          <w:szCs w:val="22"/>
+        </w:rPr>
+      </w:pPr>
+      <w:r>
+        <w:rPr>
+          <w:rFonts w:ascii="Calibri" w:hAnsi="Calibri" w:cs="Calibri"/>
+          <w:sz w:val="22"/>
+          <w:szCs w:val="22"/>
+        </w:rPr>
+        <w:t>Examples include:</w:t>
+      </w:r>
+    </w:p>
+    <w:p>
+      <w:pPr>
+        <w:numPr>
+          <w:ilvl w:val="0"/>
+          <w:numId w:val="4"/>
+        </w:numPr>
+        <w:textAlignment w:val="center"/>
+        <w:rPr>
+          <w:rFonts w:ascii="Calibri" w:eastAsia="Times New Roman" w:hAnsi="Calibri" w:cs="Calibri"/>
+          <w:sz w:val="22"/>
+          <w:szCs w:val="22"/>
+        </w:rPr>
+      </w:pPr>
+      <w:r>
+        <w:rPr>
+          <w:rFonts w:ascii="Calibri" w:eastAsia="Times New Roman" w:hAnsi="Calibri" w:cs="Calibri"/>
+          <w:sz w:val="22"/>
+          <w:szCs w:val="22"/>
+        </w:rPr>
+        <w:t>Oracle maintaining project canon.</w:t>
+      </w:r>
+    </w:p>
+    <w:p>
+      <w:pPr>
+        <w:numPr>
+          <w:ilvl w:val="0"/>
+          <w:numId w:val="4"/>
+        </w:numPr>
+        <w:textAlignment w:val="center"/>
+        <w:rPr>
+          <w:rFonts w:ascii="Calibri" w:eastAsia="Times New Roman" w:hAnsi="Calibri" w:cs="Calibri"/>
+          <w:sz w:val="22"/>
+          <w:szCs w:val="22"/>
+        </w:rPr>
+      </w:pPr>
+      <w:r>
+        <w:rPr>
+          <w:rFonts w:ascii="Calibri" w:eastAsia="Times New Roman" w:hAnsi="Calibri" w:cs="Calibri"/>
+          <w:sz w:val="22"/>
+          <w:szCs w:val="22"/>
+        </w:rPr>
+        <w:t>Marvin performing automated critiques.</w:t>
+      </w:r>
+    </w:p>
+    <w:p>
+      <w:pPr>
+        <w:numPr>
+          <w:ilvl w:val="0"/>
+          <w:numId w:val="4"/>
+        </w:numPr>
+        <w:textAlignment w:val="center"/>
+        <w:rPr>
+          <w:rFonts w:ascii="Calibri" w:eastAsia="Times New Roman" w:hAnsi="Calibri" w:cs="Calibri"/>
+          <w:sz w:val="22"/>
+          <w:szCs w:val="22"/>
+        </w:rPr>
+      </w:pPr>
+      <w:r>
+        <w:rPr>
+          <w:rFonts w:ascii="Calibri" w:eastAsia="Times New Roman" w:hAnsi="Calibri" w:cs="Calibri"/>
+          <w:sz w:val="22"/>
+          <w:szCs w:val="22"/>
+        </w:rPr>
+        <w:t>Johnny-5 generating creative possibilities.</w:t>
+      </w:r>
+    </w:p>
+    <w:p>
+      <w:pPr>
+        <w:numPr>
+          <w:ilvl w:val="0"/>
+          <w:numId w:val="4"/>
+        </w:numPr>
+        <w:textAlignment w:val="center"/>
+        <w:rPr>
+          <w:rFonts w:ascii="Calibri" w:eastAsia="Times New Roman" w:hAnsi="Calibri" w:cs="Calibri"/>
+          <w:sz w:val="22"/>
+          <w:szCs w:val="22"/>
+        </w:rPr>
+      </w:pPr>
+      <w:r>
+        <w:rPr>
+          <w:rFonts w:ascii="Calibri" w:eastAsia="Times New Roman" w:hAnsi="Calibri" w:cs="Calibri"/>
+          <w:sz w:val="22"/>
+          <w:szCs w:val="22"/>
+        </w:rPr>
+        <w:t>HK-47 performing technical analysis.</w:t>
+      </w:r>
+    </w:p>
+    <w:p>
+      <w:pPr>
+        <w:numPr>
+          <w:ilvl w:val="0"/>
+          <w:numId w:val="4"/>
+        </w:numPr>
+        <w:textAlignment w:val="center"/>
+        <w:rPr>
+          <w:rFonts w:ascii="Calibri" w:eastAsia="Times New Roman" w:hAnsi="Calibri" w:cs="Calibri"/>
+          <w:sz w:val="22"/>
+          <w:szCs w:val="22"/>
+        </w:rPr>
+      </w:pPr>
+      <w:r>
+        <w:rPr>
+          <w:rFonts w:ascii="Calibri" w:eastAsia="Times New Roman" w:hAnsi="Calibri" w:cs="Calibri"/>
+          <w:sz w:val="22"/>
+          <w:szCs w:val="22"/>
+        </w:rPr>
+        <w:t>Megatron evaluating strategic implications.</w:t>
+      </w:r>
+    </w:p>
+    <w:p>
+      <w:pPr>
+        <w:numPr>
+          <w:ilvl w:val="0"/>
+          <w:numId w:val="4"/>
+        </w:numPr>
+        <w:textAlignment w:val="center"/>
+        <w:rPr>
+          <w:rFonts w:ascii="Calibri" w:eastAsia="Times New Roman" w:hAnsi="Calibri" w:cs="Calibri"/>
+          <w:sz w:val="22"/>
+          <w:szCs w:val="22"/>
+        </w:rPr>
+      </w:pPr>
+      <w:r>
+        <w:rPr>
+          <w:rFonts w:ascii="Calibri" w:eastAsia="Times New Roman" w:hAnsi="Calibri" w:cs="Calibri"/>
+          <w:sz w:val="22"/>
+          <w:szCs w:val="22"/>
+        </w:rPr>
+        <w:t>Trion synthesizing knowledge and mentoring.</w:t>
+      </w:r>
+    </w:p>
+    <w:p>
+      <w:pPr>
+        <w:numPr>
+          <w:ilvl w:val="0"/>
+          <w:numId w:val="4"/>
+        </w:numPr>
+        <w:textAlignment w:val="center"/>
+        <w:rPr>
+          <w:rFonts w:ascii="Calibri" w:eastAsia="Times New Roman" w:hAnsi="Calibri" w:cs="Calibri"/>
+          <w:sz w:val="22"/>
+          <w:szCs w:val="22"/>
+        </w:rPr>
+      </w:pPr>
+      <w:r>
+        <w:rPr>
+          <w:rFonts w:ascii="Calibri" w:eastAsia="Times New Roman" w:hAnsi="Calibri" w:cs="Calibri"/>
+          <w:sz w:val="22"/>
+          <w:szCs w:val="22"/>
+        </w:rPr>
+        <w:t>Full Council orchestration.</w:t>
+      </w:r>
+    </w:p>
+    <w:p>
+      <w:pPr>
+        <w:pStyle w:val="NormalWeb"/>
+        <w:spacing w:before="0" w:beforeAutospacing="0" w:after="0" w:afterAutospacing="0"/>
+        <w:rPr>
+          <w:rFonts w:ascii="Calibri" w:hAnsi="Calibri" w:cs="Calibri"/>
+          <w:sz w:val="22"/>
+          <w:szCs w:val="22"/>
+        </w:rPr>
+      </w:pPr>
+      <w:r>
+        <w:rPr>
+          <w:rFonts w:ascii="Calibri" w:hAnsi="Calibri" w:cs="Calibri"/>
+          <w:sz w:val="22"/>
+          <w:szCs w:val="22"/>
+        </w:rPr>
+        <w:t>Each new capability leverages the trusted repository maintained by AlphaOmega rather than creating or maintaining its own knowledge independently.</w:t>
       </w:r>
     </w:p>
     <w:p>
@@ -1874,7 +1761,34 @@
           <w:sz w:val="22"/>
           <w:szCs w:val="22"/>
         </w:rPr>
-        <w:t>Guiding Principle</w:t>
+        <w:t>AlphaOmega Architecture</w:t>
+      </w:r>
+    </w:p>
+    <w:p>
+      <w:pPr>
+        <w:pStyle w:val="NormalWeb"/>
+        <w:spacing w:before="0" w:beforeAutospacing="0" w:after="0" w:afterAutospacing="0"/>
+        <w:rPr>
+          <w:rFonts w:ascii="Calibri" w:hAnsi="Calibri" w:cs="Calibri"/>
+          <w:sz w:val="22"/>
+          <w:szCs w:val="22"/>
+        </w:rPr>
+      </w:pPr>
+      <w:r>
+        <w:rPr>
+          <w:rFonts w:ascii="Calibri" w:hAnsi="Calibri" w:cs="Calibri"/>
+          <w:sz w:val="22"/>
+          <w:szCs w:val="22"/>
+        </w:rPr>
+        <w:t xml:space="preserve">The long-term </w:t>
+      </w:r>
+      <w:r>
+        <w:rPr>
+          <w:rFonts w:ascii="Calibri" w:hAnsi="Calibri" w:cs="Calibri"/>
+          <w:sz w:val="22"/>
+          <w:szCs w:val="22"/>
+        </w:rPr>
+        <w:t>architecture consists of several independent but cooperating subsystems.</w:t>
       </w:r>
     </w:p>
     <w:p>
@@ -1895,33 +1809,241 @@
           <w:sz w:val="22"/>
           <w:szCs w:val="22"/>
         </w:rPr>
-        <w:t>AlphaOmega exists to progressively build the capabilities required by AIOS.</w:t>
-      </w:r>
-    </w:p>
-    <w:p>
-      <w:pPr>
-        <w:pStyle w:val="NormalWeb"/>
-        <w:spacing w:before="0" w:beforeAutospacing="0" w:after="0" w:afterAutospacing="0"/>
-        <w:rPr>
-          <w:rFonts w:ascii="Calibri" w:hAnsi="Calibri" w:cs="Calibri"/>
-          <w:sz w:val="22"/>
-          <w:szCs w:val="22"/>
-        </w:rPr>
-      </w:pPr>
-      <w:r>
-        <w:rPr>
-          <w:rFonts w:ascii="Calibri" w:hAnsi="Calibri" w:cs="Calibri"/>
-          <w:sz w:val="22"/>
-          <w:szCs w:val="22"/>
-        </w:rPr>
-        <w:t>Every lab should answer:</w:t>
-      </w:r>
-    </w:p>
-    <w:p>
-      <w:pPr>
-        <w:pStyle w:val="NormalWeb"/>
-        <w:spacing w:before="0" w:beforeAutospacing="0" w:after="0" w:afterAutospacing="0"/>
-        <w:ind w:left="540"/>
+        <w:t>Synchronization</w:t>
+      </w:r>
+    </w:p>
+    <w:p>
+      <w:pPr>
+        <w:pStyle w:val="NormalWeb"/>
+        <w:spacing w:before="0" w:beforeAutospacing="0" w:after="0" w:afterAutospacing="0"/>
+        <w:rPr>
+          <w:rFonts w:ascii="Calibri" w:hAnsi="Calibri" w:cs="Calibri"/>
+          <w:sz w:val="22"/>
+          <w:szCs w:val="22"/>
+        </w:rPr>
+      </w:pPr>
+      <w:r>
+        <w:rPr>
+          <w:rFonts w:ascii="Calibri" w:hAnsi="Calibri" w:cs="Calibri"/>
+          <w:sz w:val="22"/>
+          <w:szCs w:val="22"/>
+        </w:rPr>
+        <w:t>Responsible for recording facts from external Sources of Truth.</w:t>
+      </w:r>
+    </w:p>
+    <w:p>
+      <w:pPr>
+        <w:pStyle w:val="NormalWeb"/>
+        <w:spacing w:before="0" w:beforeAutospacing="0" w:after="0" w:afterAutospacing="0"/>
+        <w:rPr>
+          <w:rFonts w:ascii="Calibri" w:hAnsi="Calibri" w:cs="Calibri"/>
+          <w:sz w:val="22"/>
+          <w:szCs w:val="22"/>
+        </w:rPr>
+      </w:pPr>
+      <w:r>
+        <w:rPr>
+          <w:rFonts w:ascii="Calibri" w:hAnsi="Calibri" w:cs="Calibri"/>
+          <w:sz w:val="22"/>
+          <w:szCs w:val="22"/>
+        </w:rPr>
+        <w:lastRenderedPageBreak/>
+        <w:t>Examples:</w:t>
+      </w:r>
+    </w:p>
+    <w:p>
+      <w:pPr>
+        <w:numPr>
+          <w:ilvl w:val="0"/>
+          <w:numId w:val="5"/>
+        </w:numPr>
+        <w:textAlignment w:val="center"/>
+        <w:rPr>
+          <w:rFonts w:ascii="Calibri" w:eastAsia="Times New Roman" w:hAnsi="Calibri" w:cs="Calibri"/>
+          <w:sz w:val="22"/>
+          <w:szCs w:val="22"/>
+        </w:rPr>
+      </w:pPr>
+      <w:r>
+        <w:rPr>
+          <w:rFonts w:ascii="Calibri" w:eastAsia="Times New Roman" w:hAnsi="Calibri" w:cs="Calibri"/>
+          <w:sz w:val="22"/>
+          <w:szCs w:val="22"/>
+        </w:rPr>
+        <w:t>OneNote</w:t>
+      </w:r>
+    </w:p>
+    <w:p>
+      <w:pPr>
+        <w:numPr>
+          <w:ilvl w:val="0"/>
+          <w:numId w:val="5"/>
+        </w:numPr>
+        <w:textAlignment w:val="center"/>
+        <w:rPr>
+          <w:rFonts w:ascii="Calibri" w:eastAsia="Times New Roman" w:hAnsi="Calibri" w:cs="Calibri"/>
+          <w:sz w:val="22"/>
+          <w:szCs w:val="22"/>
+        </w:rPr>
+      </w:pPr>
+      <w:r>
+        <w:rPr>
+          <w:rFonts w:ascii="Calibri" w:eastAsia="Times New Roman" w:hAnsi="Calibri" w:cs="Calibri"/>
+          <w:sz w:val="22"/>
+          <w:szCs w:val="22"/>
+        </w:rPr>
+        <w:t>OneDrive</w:t>
+      </w:r>
+    </w:p>
+    <w:p>
+      <w:pPr>
+        <w:numPr>
+          <w:ilvl w:val="0"/>
+          <w:numId w:val="5"/>
+        </w:numPr>
+        <w:textAlignment w:val="center"/>
+        <w:rPr>
+          <w:rFonts w:ascii="Calibri" w:eastAsia="Times New Roman" w:hAnsi="Calibri" w:cs="Calibri"/>
+          <w:sz w:val="22"/>
+          <w:szCs w:val="22"/>
+        </w:rPr>
+      </w:pPr>
+      <w:r>
+        <w:rPr>
+          <w:rFonts w:ascii="Calibri" w:eastAsia="Times New Roman" w:hAnsi="Calibri" w:cs="Calibri"/>
+          <w:sz w:val="22"/>
+          <w:szCs w:val="22"/>
+        </w:rPr>
+        <w:t>SharePoint</w:t>
+      </w:r>
+    </w:p>
+    <w:p>
+      <w:pPr>
+        <w:numPr>
+          <w:ilvl w:val="0"/>
+          <w:numId w:val="5"/>
+        </w:numPr>
+        <w:textAlignment w:val="center"/>
+        <w:rPr>
+          <w:rFonts w:ascii="Calibri" w:eastAsia="Times New Roman" w:hAnsi="Calibri" w:cs="Calibri"/>
+          <w:sz w:val="22"/>
+          <w:szCs w:val="22"/>
+        </w:rPr>
+      </w:pPr>
+      <w:r>
+        <w:rPr>
+          <w:rFonts w:ascii="Calibri" w:eastAsia="Times New Roman" w:hAnsi="Calibri" w:cs="Calibri"/>
+          <w:sz w:val="22"/>
+          <w:szCs w:val="22"/>
+        </w:rPr>
+        <w:t>GitHub</w:t>
+      </w:r>
+    </w:p>
+    <w:p>
+      <w:pPr>
+        <w:numPr>
+          <w:ilvl w:val="0"/>
+          <w:numId w:val="5"/>
+        </w:numPr>
+        <w:textAlignment w:val="center"/>
+        <w:rPr>
+          <w:rFonts w:ascii="Calibri" w:eastAsia="Times New Roman" w:hAnsi="Calibri" w:cs="Calibri"/>
+          <w:sz w:val="22"/>
+          <w:szCs w:val="22"/>
+        </w:rPr>
+      </w:pPr>
+      <w:r>
+        <w:rPr>
+          <w:rFonts w:ascii="Calibri" w:eastAsia="Times New Roman" w:hAnsi="Calibri" w:cs="Calibri"/>
+          <w:sz w:val="22"/>
+          <w:szCs w:val="22"/>
+        </w:rPr>
+        <w:t>Local files</w:t>
+      </w:r>
+    </w:p>
+    <w:p>
+      <w:pPr>
+        <w:numPr>
+          <w:ilvl w:val="0"/>
+          <w:numId w:val="5"/>
+        </w:numPr>
+        <w:textAlignment w:val="center"/>
+        <w:rPr>
+          <w:rFonts w:ascii="Calibri" w:eastAsia="Times New Roman" w:hAnsi="Calibri" w:cs="Calibri"/>
+          <w:sz w:val="22"/>
+          <w:szCs w:val="22"/>
+        </w:rPr>
+      </w:pPr>
+      <w:r>
+        <w:rPr>
+          <w:rFonts w:ascii="Calibri" w:eastAsia="Times New Roman" w:hAnsi="Calibri" w:cs="Calibri"/>
+          <w:sz w:val="22"/>
+          <w:szCs w:val="22"/>
+        </w:rPr>
+        <w:t>Future data sources</w:t>
+      </w:r>
+    </w:p>
+    <w:p>
+      <w:pPr>
+        <w:pStyle w:val="NormalWeb"/>
+        <w:spacing w:before="0" w:beforeAutospacing="0" w:after="0" w:afterAutospacing="0"/>
+        <w:rPr>
+          <w:rFonts w:ascii="Calibri" w:hAnsi="Calibri" w:cs="Calibri"/>
+          <w:sz w:val="22"/>
+          <w:szCs w:val="22"/>
+        </w:rPr>
+      </w:pPr>
+      <w:r>
+        <w:rPr>
+          <w:rFonts w:ascii="Calibri" w:hAnsi="Calibri" w:cs="Calibri"/>
+          <w:sz w:val="22"/>
+          <w:szCs w:val="22"/>
+        </w:rPr>
+        <w:t>Synchronization never interprets information.</w:t>
+      </w:r>
+    </w:p>
+    <w:p>
+      <w:pPr>
+        <w:pStyle w:val="NormalWeb"/>
+        <w:spacing w:before="0" w:beforeAutospacing="0" w:after="0" w:afterAutospacing="0"/>
+        <w:rPr>
+          <w:rFonts w:ascii="Calibri" w:hAnsi="Calibri" w:cs="Calibri"/>
+          <w:sz w:val="22"/>
+          <w:szCs w:val="22"/>
+        </w:rPr>
+      </w:pPr>
+      <w:r>
+        <w:rPr>
+          <w:rFonts w:ascii="Calibri" w:hAnsi="Calibri" w:cs="Calibri"/>
+          <w:sz w:val="22"/>
+          <w:szCs w:val="22"/>
+        </w:rPr>
+        <w:t>Its responsibility is to faithfully maintain the Canonical Knowledge Repository.</w:t>
+      </w:r>
+    </w:p>
+    <w:p>
+      <w:pPr>
+        <w:pStyle w:val="NormalWeb"/>
+        <w:spacing w:before="0" w:beforeAutospacing="0" w:after="0" w:afterAutospacing="0"/>
+        <w:rPr>
+          <w:rFonts w:ascii="Calibri" w:hAnsi="Calibri" w:cs="Calibri"/>
+          <w:sz w:val="22"/>
+          <w:szCs w:val="22"/>
+        </w:rPr>
+      </w:pPr>
+      <w:r>
+        <w:rPr>
+          <w:rFonts w:ascii="Calibri" w:hAnsi="Calibri" w:cs="Calibri"/>
+          <w:sz w:val="22"/>
+          <w:szCs w:val="22"/>
+        </w:rPr>
+        <w:t> </w:t>
+      </w:r>
+    </w:p>
+    <w:p>
+      <w:pPr>
+        <w:pStyle w:val="NormalWeb"/>
+        <w:spacing w:before="0" w:beforeAutospacing="0" w:after="0" w:afterAutospacing="0"/>
         <w:rPr>
           <w:rFonts w:ascii="Calibri" w:hAnsi="Calibri" w:cs="Calibri"/>
           <w:sz w:val="22"/>
@@ -1936,46 +2058,1458 @@
           <w:sz w:val="22"/>
           <w:szCs w:val="22"/>
         </w:rPr>
-        <w:t>"Which future AIOS capability does this enable?"</w:t>
-      </w:r>
-    </w:p>
-    <w:p>
-      <w:pPr>
-        <w:pStyle w:val="NormalWeb"/>
-        <w:spacing w:before="0" w:beforeAutospacing="0" w:after="0" w:afterAutospacing="0"/>
-        <w:rPr>
-          <w:rFonts w:ascii="Calibri" w:hAnsi="Calibri" w:cs="Calibri"/>
-          <w:sz w:val="22"/>
-          <w:szCs w:val="22"/>
-        </w:rPr>
-      </w:pPr>
-      <w:r>
-        <w:rPr>
-          <w:rFonts w:ascii="Calibri" w:hAnsi="Calibri" w:cs="Calibri"/>
-          <w:sz w:val="22"/>
-          <w:szCs w:val="22"/>
-        </w:rPr>
-        <w:lastRenderedPageBreak/>
-        <w:t>Every completed capability should move AIOS one step closer to becoming a fully functioning AI Operating System while simultaneously advancing the educational objectives of AlphaOmega.</w:t>
-      </w:r>
-    </w:p>
-    <w:p>
-      <w:pPr>
-        <w:pStyle w:val="NormalWeb"/>
-        <w:spacing w:before="0" w:beforeAutospacing="0" w:after="0" w:afterAutospacing="0"/>
-        <w:rPr>
-          <w:rFonts w:ascii="Calibri" w:hAnsi="Calibri" w:cs="Calibri"/>
-          <w:sz w:val="22"/>
-          <w:szCs w:val="22"/>
-        </w:rPr>
-      </w:pPr>
-      <w:r>
-        <w:rPr>
-          <w:rFonts w:ascii="Calibri" w:hAnsi="Calibri" w:cs="Calibri"/>
-          <w:sz w:val="22"/>
-          <w:szCs w:val="22"/>
-        </w:rPr>
-        <w:t>This ensures that every hour spent learning AI directly contributes to the long-term vision rather than becoming an isolated exercise.</w:t>
+        <w:t>Canonical Knowledge Repository</w:t>
+      </w:r>
+    </w:p>
+    <w:p>
+      <w:pPr>
+        <w:pStyle w:val="NormalWeb"/>
+        <w:spacing w:before="0" w:beforeAutospacing="0" w:after="0" w:afterAutospacing="0"/>
+        <w:rPr>
+          <w:rFonts w:ascii="Calibri" w:hAnsi="Calibri" w:cs="Calibri"/>
+          <w:sz w:val="22"/>
+          <w:szCs w:val="22"/>
+        </w:rPr>
+      </w:pPr>
+      <w:r>
+        <w:rPr>
+          <w:rFonts w:ascii="Calibri" w:hAnsi="Calibri" w:cs="Calibri"/>
+          <w:sz w:val="22"/>
+          <w:szCs w:val="22"/>
+        </w:rPr>
+        <w:t>The Canonical Knowledge Repository is the heart of AlphaOmega.</w:t>
+      </w:r>
+    </w:p>
+    <w:p>
+      <w:pPr>
+        <w:pStyle w:val="NormalWeb"/>
+        <w:spacing w:before="0" w:beforeAutospacing="0" w:after="0" w:afterAutospacing="0"/>
+        <w:rPr>
+          <w:rFonts w:ascii="Calibri" w:hAnsi="Calibri" w:cs="Calibri"/>
+          <w:sz w:val="22"/>
+          <w:szCs w:val="22"/>
+        </w:rPr>
+      </w:pPr>
+      <w:r>
+        <w:rPr>
+          <w:rFonts w:ascii="Calibri" w:hAnsi="Calibri" w:cs="Calibri"/>
+          <w:sz w:val="22"/>
+          <w:szCs w:val="22"/>
+        </w:rPr>
+        <w:t xml:space="preserve">It contains </w:t>
+      </w:r>
+      <w:r>
+        <w:rPr>
+          <w:rFonts w:ascii="Calibri" w:hAnsi="Calibri" w:cs="Calibri"/>
+          <w:sz w:val="22"/>
+          <w:szCs w:val="22"/>
+        </w:rPr>
+        <w:t>normalized, trusted, traceable knowledge gathered from every connected Source of Truth.</w:t>
+      </w:r>
+    </w:p>
+    <w:p>
+      <w:pPr>
+        <w:pStyle w:val="NormalWeb"/>
+        <w:spacing w:before="0" w:beforeAutospacing="0" w:after="0" w:afterAutospacing="0"/>
+        <w:rPr>
+          <w:rFonts w:ascii="Calibri" w:hAnsi="Calibri" w:cs="Calibri"/>
+          <w:sz w:val="22"/>
+          <w:szCs w:val="22"/>
+        </w:rPr>
+      </w:pPr>
+      <w:r>
+        <w:rPr>
+          <w:rFonts w:ascii="Calibri" w:hAnsi="Calibri" w:cs="Calibri"/>
+          <w:sz w:val="22"/>
+          <w:szCs w:val="22"/>
+        </w:rPr>
+        <w:t>The repository records facts.</w:t>
+      </w:r>
+    </w:p>
+    <w:p>
+      <w:pPr>
+        <w:pStyle w:val="NormalWeb"/>
+        <w:spacing w:before="0" w:beforeAutospacing="0" w:after="0" w:afterAutospacing="0"/>
+        <w:rPr>
+          <w:rFonts w:ascii="Calibri" w:hAnsi="Calibri" w:cs="Calibri"/>
+          <w:sz w:val="22"/>
+          <w:szCs w:val="22"/>
+        </w:rPr>
+      </w:pPr>
+      <w:r>
+        <w:rPr>
+          <w:rFonts w:ascii="Calibri" w:hAnsi="Calibri" w:cs="Calibri"/>
+          <w:sz w:val="22"/>
+          <w:szCs w:val="22"/>
+        </w:rPr>
+        <w:t>It does not determine what those facts mean.</w:t>
+      </w:r>
+    </w:p>
+    <w:p>
+      <w:pPr>
+        <w:pStyle w:val="NormalWeb"/>
+        <w:spacing w:before="0" w:beforeAutospacing="0" w:after="0" w:afterAutospacing="0"/>
+        <w:rPr>
+          <w:rFonts w:ascii="Calibri" w:hAnsi="Calibri" w:cs="Calibri"/>
+          <w:sz w:val="22"/>
+          <w:szCs w:val="22"/>
+        </w:rPr>
+      </w:pPr>
+      <w:r>
+        <w:rPr>
+          <w:rFonts w:ascii="Calibri" w:hAnsi="Calibri" w:cs="Calibri"/>
+          <w:sz w:val="22"/>
+          <w:szCs w:val="22"/>
+        </w:rPr>
+        <w:t> </w:t>
+      </w:r>
+    </w:p>
+    <w:p>
+      <w:pPr>
+        <w:pStyle w:val="NormalWeb"/>
+        <w:spacing w:before="0" w:beforeAutospacing="0" w:after="0" w:afterAutospacing="0"/>
+        <w:rPr>
+          <w:rFonts w:ascii="Calibri" w:hAnsi="Calibri" w:cs="Calibri"/>
+          <w:sz w:val="22"/>
+          <w:szCs w:val="22"/>
+        </w:rPr>
+      </w:pPr>
+      <w:r>
+        <w:rPr>
+          <w:rFonts w:ascii="Calibri" w:hAnsi="Calibri" w:cs="Calibri"/>
+          <w:b/>
+          <w:bCs/>
+          <w:sz w:val="22"/>
+          <w:szCs w:val="22"/>
+        </w:rPr>
+        <w:t>Knowledge Curation</w:t>
+      </w:r>
+    </w:p>
+    <w:p>
+      <w:pPr>
+        <w:pStyle w:val="NormalWeb"/>
+        <w:spacing w:before="0" w:beforeAutospacing="0" w:after="0" w:afterAutospacing="0"/>
+        <w:rPr>
+          <w:rFonts w:ascii="Calibri" w:hAnsi="Calibri" w:cs="Calibri"/>
+          <w:sz w:val="22"/>
+          <w:szCs w:val="22"/>
+        </w:rPr>
+      </w:pPr>
+      <w:r>
+        <w:rPr>
+          <w:rFonts w:ascii="Calibri" w:hAnsi="Calibri" w:cs="Calibri"/>
+          <w:sz w:val="22"/>
+          <w:szCs w:val="22"/>
+        </w:rPr>
+        <w:t>Knowledge Curation improves the quality and organization of the repository after synchronization has completed.</w:t>
+      </w:r>
+    </w:p>
+    <w:p>
+      <w:pPr>
+        <w:pStyle w:val="NormalWeb"/>
+        <w:spacing w:before="0" w:beforeAutospacing="0" w:after="0" w:afterAutospacing="0"/>
+        <w:rPr>
+          <w:rFonts w:ascii="Calibri" w:hAnsi="Calibri" w:cs="Calibri"/>
+          <w:sz w:val="22"/>
+          <w:szCs w:val="22"/>
+        </w:rPr>
+      </w:pPr>
+      <w:r>
+        <w:rPr>
+          <w:rFonts w:ascii="Calibri" w:hAnsi="Calibri" w:cs="Calibri"/>
+          <w:sz w:val="22"/>
+          <w:szCs w:val="22"/>
+        </w:rPr>
+        <w:t>Examples include:</w:t>
+      </w:r>
+    </w:p>
+    <w:p>
+      <w:pPr>
+        <w:numPr>
+          <w:ilvl w:val="0"/>
+          <w:numId w:val="6"/>
+        </w:numPr>
+        <w:textAlignment w:val="center"/>
+        <w:rPr>
+          <w:rFonts w:ascii="Calibri" w:eastAsia="Times New Roman" w:hAnsi="Calibri" w:cs="Calibri"/>
+          <w:sz w:val="22"/>
+          <w:szCs w:val="22"/>
+        </w:rPr>
+      </w:pPr>
+      <w:r>
+        <w:rPr>
+          <w:rFonts w:ascii="Calibri" w:eastAsia="Times New Roman" w:hAnsi="Calibri" w:cs="Calibri"/>
+          <w:sz w:val="22"/>
+          <w:szCs w:val="22"/>
+        </w:rPr>
+        <w:t>Domain assignment</w:t>
+      </w:r>
+    </w:p>
+    <w:p>
+      <w:pPr>
+        <w:numPr>
+          <w:ilvl w:val="0"/>
+          <w:numId w:val="6"/>
+        </w:numPr>
+        <w:textAlignment w:val="center"/>
+        <w:rPr>
+          <w:rFonts w:ascii="Calibri" w:eastAsia="Times New Roman" w:hAnsi="Calibri" w:cs="Calibri"/>
+          <w:sz w:val="22"/>
+          <w:szCs w:val="22"/>
+        </w:rPr>
+      </w:pPr>
+      <w:r>
+        <w:rPr>
+          <w:rFonts w:ascii="Calibri" w:eastAsia="Times New Roman" w:hAnsi="Calibri" w:cs="Calibri"/>
+          <w:sz w:val="22"/>
+          <w:szCs w:val="22"/>
+        </w:rPr>
+        <w:t>Metadata completion</w:t>
+      </w:r>
+    </w:p>
+    <w:p>
+      <w:pPr>
+        <w:numPr>
+          <w:ilvl w:val="0"/>
+          <w:numId w:val="6"/>
+        </w:numPr>
+        <w:textAlignment w:val="center"/>
+        <w:rPr>
+          <w:rFonts w:ascii="Calibri" w:eastAsia="Times New Roman" w:hAnsi="Calibri" w:cs="Calibri"/>
+          <w:sz w:val="22"/>
+          <w:szCs w:val="22"/>
+        </w:rPr>
+      </w:pPr>
+      <w:r>
+        <w:rPr>
+          <w:rFonts w:ascii="Calibri" w:eastAsia="Times New Roman" w:hAnsi="Calibri" w:cs="Calibri"/>
+          <w:sz w:val="22"/>
+          <w:szCs w:val="22"/>
+        </w:rPr>
+        <w:t>Repository organization</w:t>
+      </w:r>
+    </w:p>
+    <w:p>
+      <w:pPr>
+        <w:numPr>
+          <w:ilvl w:val="0"/>
+          <w:numId w:val="6"/>
+        </w:numPr>
+        <w:textAlignment w:val="center"/>
+        <w:rPr>
+          <w:rFonts w:ascii="Calibri" w:eastAsia="Times New Roman" w:hAnsi="Calibri" w:cs="Calibri"/>
+          <w:sz w:val="22"/>
+          <w:szCs w:val="22"/>
+        </w:rPr>
+      </w:pPr>
+      <w:r>
+        <w:rPr>
+          <w:rFonts w:ascii="Calibri" w:eastAsia="Times New Roman" w:hAnsi="Calibri" w:cs="Calibri"/>
+          <w:sz w:val="22"/>
+          <w:szCs w:val="22"/>
+        </w:rPr>
+        <w:t>Relationship management</w:t>
+      </w:r>
+    </w:p>
+    <w:p>
+      <w:pPr>
+        <w:numPr>
+          <w:ilvl w:val="0"/>
+          <w:numId w:val="6"/>
+        </w:numPr>
+        <w:textAlignment w:val="center"/>
+        <w:rPr>
+          <w:rFonts w:ascii="Calibri" w:eastAsia="Times New Roman" w:hAnsi="Calibri" w:cs="Calibri"/>
+          <w:sz w:val="22"/>
+          <w:szCs w:val="22"/>
+        </w:rPr>
+      </w:pPr>
+      <w:r>
+        <w:rPr>
+          <w:rFonts w:ascii="Calibri" w:eastAsia="Times New Roman" w:hAnsi="Calibri" w:cs="Calibri"/>
+          <w:sz w:val="22"/>
+          <w:szCs w:val="22"/>
+        </w:rPr>
+        <w:t>Knowledge quality improvements</w:t>
+      </w:r>
+    </w:p>
+    <w:p>
+      <w:pPr>
+        <w:pStyle w:val="NormalWeb"/>
+        <w:spacing w:before="0" w:beforeAutospacing="0" w:after="0" w:afterAutospacing="0"/>
+        <w:rPr>
+          <w:rFonts w:ascii="Calibri" w:hAnsi="Calibri" w:cs="Calibri"/>
+          <w:sz w:val="22"/>
+          <w:szCs w:val="22"/>
+        </w:rPr>
+      </w:pPr>
+      <w:r>
+        <w:rPr>
+          <w:rFonts w:ascii="Calibri" w:hAnsi="Calibri" w:cs="Calibri"/>
+          <w:sz w:val="22"/>
+          <w:szCs w:val="22"/>
+        </w:rPr>
+        <w:t>Knowledge Curation may involve both AI assistance and user decisions.</w:t>
+      </w:r>
+    </w:p>
+    <w:p>
+      <w:pPr>
+        <w:pStyle w:val="NormalWeb"/>
+        <w:spacing w:before="0" w:beforeAutospacing="0" w:after="0" w:afterAutospacing="0"/>
+        <w:rPr>
+          <w:rFonts w:ascii="Calibri" w:hAnsi="Calibri" w:cs="Calibri"/>
+          <w:sz w:val="22"/>
+          <w:szCs w:val="22"/>
+        </w:rPr>
+      </w:pPr>
+      <w:r>
+        <w:rPr>
+          <w:rFonts w:ascii="Calibri" w:hAnsi="Calibri" w:cs="Calibri"/>
+          <w:sz w:val="22"/>
+          <w:szCs w:val="22"/>
+        </w:rPr>
+        <w:t> </w:t>
+      </w:r>
+    </w:p>
+    <w:p>
+      <w:pPr>
+        <w:pStyle w:val="NormalWeb"/>
+        <w:spacing w:before="0" w:beforeAutospacing="0" w:after="0" w:afterAutospacing="0"/>
+        <w:rPr>
+          <w:rFonts w:ascii="Calibri" w:hAnsi="Calibri" w:cs="Calibri"/>
+          <w:sz w:val="22"/>
+          <w:szCs w:val="22"/>
+        </w:rPr>
+      </w:pPr>
+      <w:r>
+        <w:rPr>
+          <w:rFonts w:ascii="Calibri" w:hAnsi="Calibri" w:cs="Calibri"/>
+          <w:b/>
+          <w:bCs/>
+          <w:sz w:val="22"/>
+          <w:szCs w:val="22"/>
+        </w:rPr>
+        <w:t>Knowledge Services</w:t>
+      </w:r>
+    </w:p>
+    <w:p>
+      <w:pPr>
+        <w:pStyle w:val="NormalWeb"/>
+        <w:spacing w:before="0" w:beforeAutospacing="0" w:after="0" w:afterAutospacing="0"/>
+        <w:rPr>
+          <w:rFonts w:ascii="Calibri" w:hAnsi="Calibri" w:cs="Calibri"/>
+          <w:sz w:val="22"/>
+          <w:szCs w:val="22"/>
+        </w:rPr>
+      </w:pPr>
+      <w:r>
+        <w:rPr>
+          <w:rFonts w:ascii="Calibri" w:hAnsi="Calibri" w:cs="Calibri"/>
+          <w:sz w:val="22"/>
+          <w:szCs w:val="22"/>
+        </w:rPr>
+        <w:t>Knowledge Services expose repository capabilities to downstream consumers.</w:t>
+      </w:r>
+    </w:p>
+    <w:p>
+      <w:pPr>
+        <w:pStyle w:val="NormalWeb"/>
+        <w:spacing w:before="0" w:beforeAutospacing="0" w:after="0" w:afterAutospacing="0"/>
+        <w:rPr>
+          <w:rFonts w:ascii="Calibri" w:hAnsi="Calibri" w:cs="Calibri"/>
+          <w:sz w:val="22"/>
+          <w:szCs w:val="22"/>
+        </w:rPr>
+      </w:pPr>
+      <w:r>
+        <w:rPr>
+          <w:rFonts w:ascii="Calibri" w:hAnsi="Calibri" w:cs="Calibri"/>
+          <w:sz w:val="22"/>
+          <w:szCs w:val="22"/>
+        </w:rPr>
+        <w:t>Examples include:</w:t>
+      </w:r>
+    </w:p>
+    <w:p>
+      <w:pPr>
+        <w:numPr>
+          <w:ilvl w:val="0"/>
+          <w:numId w:val="7"/>
+        </w:numPr>
+        <w:textAlignment w:val="center"/>
+        <w:rPr>
+          <w:rFonts w:ascii="Calibri" w:eastAsia="Times New Roman" w:hAnsi="Calibri" w:cs="Calibri"/>
+          <w:sz w:val="22"/>
+          <w:szCs w:val="22"/>
+        </w:rPr>
+      </w:pPr>
+      <w:r>
+        <w:rPr>
+          <w:rFonts w:ascii="Calibri" w:eastAsia="Times New Roman" w:hAnsi="Calibri" w:cs="Calibri"/>
+          <w:sz w:val="22"/>
+          <w:szCs w:val="22"/>
+        </w:rPr>
+        <w:t>Search</w:t>
+      </w:r>
+    </w:p>
+    <w:p>
+      <w:pPr>
+        <w:numPr>
+          <w:ilvl w:val="0"/>
+          <w:numId w:val="7"/>
+        </w:numPr>
+        <w:textAlignment w:val="center"/>
+        <w:rPr>
+          <w:rFonts w:ascii="Calibri" w:eastAsia="Times New Roman" w:hAnsi="Calibri" w:cs="Calibri"/>
+          <w:sz w:val="22"/>
+          <w:szCs w:val="22"/>
+        </w:rPr>
+      </w:pPr>
+      <w:r>
+        <w:rPr>
+          <w:rFonts w:ascii="Calibri" w:eastAsia="Times New Roman" w:hAnsi="Calibri" w:cs="Calibri"/>
+          <w:sz w:val="22"/>
+          <w:szCs w:val="22"/>
+        </w:rPr>
+        <w:t>Retrieval</w:t>
+      </w:r>
+    </w:p>
+    <w:p>
+      <w:pPr>
+        <w:numPr>
+          <w:ilvl w:val="0"/>
+          <w:numId w:val="7"/>
+        </w:numPr>
+        <w:textAlignment w:val="center"/>
+        <w:rPr>
+          <w:rFonts w:ascii="Calibri" w:eastAsia="Times New Roman" w:hAnsi="Calibri" w:cs="Calibri"/>
+          <w:sz w:val="22"/>
+          <w:szCs w:val="22"/>
+        </w:rPr>
+      </w:pPr>
+      <w:r>
+        <w:rPr>
+          <w:rFonts w:ascii="Calibri" w:eastAsia="Times New Roman" w:hAnsi="Calibri" w:cs="Calibri"/>
+          <w:sz w:val="22"/>
+          <w:szCs w:val="22"/>
+        </w:rPr>
+        <w:t>Embeddings</w:t>
+      </w:r>
+    </w:p>
+    <w:p>
+      <w:pPr>
+        <w:numPr>
+          <w:ilvl w:val="0"/>
+          <w:numId w:val="7"/>
+        </w:numPr>
+        <w:textAlignment w:val="center"/>
+        <w:rPr>
+          <w:rFonts w:ascii="Calibri" w:eastAsia="Times New Roman" w:hAnsi="Calibri" w:cs="Calibri"/>
+          <w:sz w:val="22"/>
+          <w:szCs w:val="22"/>
+        </w:rPr>
+      </w:pPr>
+      <w:r>
+        <w:rPr>
+          <w:rFonts w:ascii="Calibri" w:eastAsia="Times New Roman" w:hAnsi="Calibri" w:cs="Calibri"/>
+          <w:sz w:val="22"/>
+          <w:szCs w:val="22"/>
+        </w:rPr>
+        <w:t>Semantic relationships</w:t>
+      </w:r>
+    </w:p>
+    <w:p>
+      <w:pPr>
+        <w:numPr>
+          <w:ilvl w:val="0"/>
+          <w:numId w:val="7"/>
+        </w:numPr>
+        <w:textAlignment w:val="center"/>
+        <w:rPr>
+          <w:rFonts w:ascii="Calibri" w:eastAsia="Times New Roman" w:hAnsi="Calibri" w:cs="Calibri"/>
+          <w:sz w:val="22"/>
+          <w:szCs w:val="22"/>
+        </w:rPr>
+      </w:pPr>
+      <w:r>
+        <w:rPr>
+          <w:rFonts w:ascii="Calibri" w:eastAsia="Times New Roman" w:hAnsi="Calibri" w:cs="Calibri"/>
+          <w:sz w:val="22"/>
+          <w:szCs w:val="22"/>
+        </w:rPr>
+        <w:t>Similarity detection</w:t>
+      </w:r>
+    </w:p>
+    <w:p>
+      <w:pPr>
+        <w:numPr>
+          <w:ilvl w:val="0"/>
+          <w:numId w:val="7"/>
+        </w:numPr>
+        <w:textAlignment w:val="center"/>
+        <w:rPr>
+          <w:rFonts w:ascii="Calibri" w:eastAsia="Times New Roman" w:hAnsi="Calibri" w:cs="Calibri"/>
+          <w:sz w:val="22"/>
+          <w:szCs w:val="22"/>
+        </w:rPr>
+      </w:pPr>
+      <w:r>
+        <w:rPr>
+          <w:rFonts w:ascii="Calibri" w:eastAsia="Times New Roman" w:hAnsi="Calibri" w:cs="Calibri"/>
+          <w:sz w:val="22"/>
+          <w:szCs w:val="22"/>
+        </w:rPr>
+        <w:t>Memory interfaces</w:t>
+      </w:r>
+    </w:p>
+    <w:p>
+      <w:pPr>
+        <w:numPr>
+          <w:ilvl w:val="0"/>
+          <w:numId w:val="7"/>
+        </w:numPr>
+        <w:textAlignment w:val="center"/>
+        <w:rPr>
+          <w:rFonts w:ascii="Calibri" w:eastAsia="Times New Roman" w:hAnsi="Calibri" w:cs="Calibri"/>
+          <w:sz w:val="22"/>
+          <w:szCs w:val="22"/>
+        </w:rPr>
+      </w:pPr>
+      <w:r>
+        <w:rPr>
+          <w:rFonts w:ascii="Calibri" w:eastAsia="Times New Roman" w:hAnsi="Calibri" w:cs="Calibri"/>
+          <w:sz w:val="22"/>
+          <w:szCs w:val="22"/>
+        </w:rPr>
+        <w:t>Repository APIs</w:t>
+      </w:r>
+    </w:p>
+    <w:p>
+      <w:pPr>
+        <w:pStyle w:val="NormalWeb"/>
+        <w:spacing w:before="0" w:beforeAutospacing="0" w:after="0" w:afterAutospacing="0"/>
+        <w:rPr>
+          <w:rFonts w:ascii="Calibri" w:hAnsi="Calibri" w:cs="Calibri"/>
+          <w:sz w:val="22"/>
+          <w:szCs w:val="22"/>
+        </w:rPr>
+      </w:pPr>
+      <w:r>
+        <w:rPr>
+          <w:rFonts w:ascii="Calibri" w:hAnsi="Calibri" w:cs="Calibri"/>
+          <w:sz w:val="22"/>
+          <w:szCs w:val="22"/>
+        </w:rPr>
+        <w:t>These services provide reusable capabilities without embedding AI-specific behavior.</w:t>
+      </w:r>
+    </w:p>
+    <w:p>
+      <w:pPr>
+        <w:pStyle w:val="NormalWeb"/>
+        <w:spacing w:before="0" w:beforeAutospacing="0" w:after="0" w:afterAutospacing="0"/>
+        <w:rPr>
+          <w:rFonts w:ascii="Calibri" w:hAnsi="Calibri" w:cs="Calibri"/>
+          <w:sz w:val="22"/>
+          <w:szCs w:val="22"/>
+        </w:rPr>
+      </w:pPr>
+      <w:r>
+        <w:rPr>
+          <w:rFonts w:ascii="Calibri" w:hAnsi="Calibri" w:cs="Calibri"/>
+          <w:sz w:val="22"/>
+          <w:szCs w:val="22"/>
+        </w:rPr>
+        <w:t> </w:t>
+      </w:r>
+    </w:p>
+    <w:p>
+      <w:pPr>
+        <w:pStyle w:val="NormalWeb"/>
+        <w:spacing w:before="0" w:beforeAutospacing="0" w:after="0" w:afterAutospacing="0"/>
+        <w:rPr>
+          <w:rFonts w:ascii="Calibri" w:hAnsi="Calibri" w:cs="Calibri"/>
+          <w:sz w:val="22"/>
+          <w:szCs w:val="22"/>
+        </w:rPr>
+      </w:pPr>
+      <w:r>
+        <w:rPr>
+          <w:rFonts w:ascii="Calibri" w:hAnsi="Calibri" w:cs="Calibri"/>
+          <w:b/>
+          <w:bCs/>
+          <w:sz w:val="22"/>
+          <w:szCs w:val="22"/>
+        </w:rPr>
+        <w:t>AIOS</w:t>
+      </w:r>
+    </w:p>
+    <w:p>
+      <w:pPr>
+        <w:pStyle w:val="NormalWeb"/>
+        <w:spacing w:before="0" w:beforeAutospacing="0" w:after="0" w:afterAutospacing="0"/>
+        <w:rPr>
+          <w:rFonts w:ascii="Calibri" w:hAnsi="Calibri" w:cs="Calibri"/>
+          <w:sz w:val="22"/>
+          <w:szCs w:val="22"/>
+        </w:rPr>
+      </w:pPr>
+      <w:r>
+        <w:rPr>
+          <w:rFonts w:ascii="Calibri" w:hAnsi="Calibri" w:cs="Calibri"/>
+          <w:sz w:val="22"/>
+          <w:szCs w:val="22"/>
+        </w:rPr>
+        <w:t>AIOS consumes the capabilities provided by AlphaOmega.</w:t>
+      </w:r>
+    </w:p>
+    <w:p>
+      <w:pPr>
+        <w:pStyle w:val="NormalWeb"/>
+        <w:spacing w:before="0" w:beforeAutospacing="0" w:after="0" w:afterAutospacing="0"/>
+        <w:rPr>
+          <w:rFonts w:ascii="Calibri" w:hAnsi="Calibri" w:cs="Calibri"/>
+          <w:sz w:val="22"/>
+          <w:szCs w:val="22"/>
+        </w:rPr>
+      </w:pPr>
+      <w:r>
+        <w:rPr>
+          <w:rFonts w:ascii="Calibri" w:hAnsi="Calibri" w:cs="Calibri"/>
+          <w:sz w:val="22"/>
+          <w:szCs w:val="22"/>
+        </w:rPr>
+        <w:t>Examples include:</w:t>
+      </w:r>
+    </w:p>
+    <w:p>
+      <w:pPr>
+        <w:numPr>
+          <w:ilvl w:val="0"/>
+          <w:numId w:val="8"/>
+        </w:numPr>
+        <w:textAlignment w:val="center"/>
+        <w:rPr>
+          <w:rFonts w:ascii="Calibri" w:eastAsia="Times New Roman" w:hAnsi="Calibri" w:cs="Calibri"/>
+          <w:sz w:val="22"/>
+          <w:szCs w:val="22"/>
+        </w:rPr>
+      </w:pPr>
+      <w:r>
+        <w:rPr>
+          <w:rFonts w:ascii="Calibri" w:eastAsia="Times New Roman" w:hAnsi="Calibri" w:cs="Calibri"/>
+          <w:sz w:val="22"/>
+          <w:szCs w:val="22"/>
+        </w:rPr>
+        <w:t>Reasoning</w:t>
+      </w:r>
+    </w:p>
+    <w:p>
+      <w:pPr>
+        <w:numPr>
+          <w:ilvl w:val="0"/>
+          <w:numId w:val="8"/>
+        </w:numPr>
+        <w:textAlignment w:val="center"/>
+        <w:rPr>
+          <w:rFonts w:ascii="Calibri" w:eastAsia="Times New Roman" w:hAnsi="Calibri" w:cs="Calibri"/>
+          <w:sz w:val="22"/>
+          <w:szCs w:val="22"/>
+        </w:rPr>
+      </w:pPr>
+      <w:r>
+        <w:rPr>
+          <w:rFonts w:ascii="Calibri" w:eastAsia="Times New Roman" w:hAnsi="Calibri" w:cs="Calibri"/>
+          <w:sz w:val="22"/>
+          <w:szCs w:val="22"/>
+        </w:rPr>
+        <w:t>Critiquing</w:t>
+      </w:r>
+    </w:p>
+    <w:p>
+      <w:pPr>
+        <w:numPr>
+          <w:ilvl w:val="0"/>
+          <w:numId w:val="8"/>
+        </w:numPr>
+        <w:textAlignment w:val="center"/>
+        <w:rPr>
+          <w:rFonts w:ascii="Calibri" w:eastAsia="Times New Roman" w:hAnsi="Calibri" w:cs="Calibri"/>
+          <w:sz w:val="22"/>
+          <w:szCs w:val="22"/>
+        </w:rPr>
+      </w:pPr>
+      <w:r>
+        <w:rPr>
+          <w:rFonts w:ascii="Calibri" w:eastAsia="Times New Roman" w:hAnsi="Calibri" w:cs="Calibri"/>
+          <w:sz w:val="22"/>
+          <w:szCs w:val="22"/>
+        </w:rPr>
+        <w:t>Summarization</w:t>
+      </w:r>
+    </w:p>
+    <w:p>
+      <w:pPr>
+        <w:numPr>
+          <w:ilvl w:val="0"/>
+          <w:numId w:val="8"/>
+        </w:numPr>
+        <w:textAlignment w:val="center"/>
+        <w:rPr>
+          <w:rFonts w:ascii="Calibri" w:eastAsia="Times New Roman" w:hAnsi="Calibri" w:cs="Calibri"/>
+          <w:sz w:val="22"/>
+          <w:szCs w:val="22"/>
+        </w:rPr>
+      </w:pPr>
+      <w:r>
+        <w:rPr>
+          <w:rFonts w:ascii="Calibri" w:eastAsia="Times New Roman" w:hAnsi="Calibri" w:cs="Calibri"/>
+          <w:sz w:val="22"/>
+          <w:szCs w:val="22"/>
+        </w:rPr>
+        <w:t>Mentoring</w:t>
+      </w:r>
+    </w:p>
+    <w:p>
+      <w:pPr>
+        <w:numPr>
+          <w:ilvl w:val="0"/>
+          <w:numId w:val="8"/>
+        </w:numPr>
+        <w:textAlignment w:val="center"/>
+        <w:rPr>
+          <w:rFonts w:ascii="Calibri" w:eastAsia="Times New Roman" w:hAnsi="Calibri" w:cs="Calibri"/>
+          <w:sz w:val="22"/>
+          <w:szCs w:val="22"/>
+        </w:rPr>
+      </w:pPr>
+      <w:r>
+        <w:rPr>
+          <w:rFonts w:ascii="Calibri" w:eastAsia="Times New Roman" w:hAnsi="Calibri" w:cs="Calibri"/>
+          <w:sz w:val="22"/>
+          <w:szCs w:val="22"/>
+        </w:rPr>
+        <w:t>Strategic analysis</w:t>
+      </w:r>
+    </w:p>
+    <w:p>
+      <w:pPr>
+        <w:numPr>
+          <w:ilvl w:val="0"/>
+          <w:numId w:val="8"/>
+        </w:numPr>
+        <w:textAlignment w:val="center"/>
+        <w:rPr>
+          <w:rFonts w:ascii="Calibri" w:eastAsia="Times New Roman" w:hAnsi="Calibri" w:cs="Calibri"/>
+          <w:sz w:val="22"/>
+          <w:szCs w:val="22"/>
+        </w:rPr>
+      </w:pPr>
+      <w:r>
+        <w:rPr>
+          <w:rFonts w:ascii="Calibri" w:eastAsia="Times New Roman" w:hAnsi="Calibri" w:cs="Calibri"/>
+          <w:sz w:val="22"/>
+          <w:szCs w:val="22"/>
+        </w:rPr>
+        <w:t>Creative collaboration</w:t>
+      </w:r>
+    </w:p>
+    <w:p>
+      <w:pPr>
+        <w:numPr>
+          <w:ilvl w:val="0"/>
+          <w:numId w:val="8"/>
+        </w:numPr>
+        <w:textAlignment w:val="center"/>
+        <w:rPr>
+          <w:rFonts w:ascii="Calibri" w:eastAsia="Times New Roman" w:hAnsi="Calibri" w:cs="Calibri"/>
+          <w:sz w:val="22"/>
+          <w:szCs w:val="22"/>
+        </w:rPr>
+      </w:pPr>
+      <w:r>
+        <w:rPr>
+          <w:rFonts w:ascii="Calibri" w:eastAsia="Times New Roman" w:hAnsi="Calibri" w:cs="Calibri"/>
+          <w:sz w:val="22"/>
+          <w:szCs w:val="22"/>
+        </w:rPr>
+        <w:t>Knowledge synthesis</w:t>
+      </w:r>
+    </w:p>
+    <w:p>
+      <w:pPr>
+        <w:pStyle w:val="NormalWeb"/>
+        <w:spacing w:before="0" w:beforeAutospacing="0" w:after="0" w:afterAutospacing="0"/>
+        <w:rPr>
+          <w:rFonts w:ascii="Calibri" w:hAnsi="Calibri" w:cs="Calibri"/>
+          <w:sz w:val="22"/>
+          <w:szCs w:val="22"/>
+        </w:rPr>
+      </w:pPr>
+      <w:r>
+        <w:rPr>
+          <w:rFonts w:ascii="Calibri" w:hAnsi="Calibri" w:cs="Calibri"/>
+          <w:sz w:val="22"/>
+          <w:szCs w:val="22"/>
+        </w:rPr>
+        <w:t xml:space="preserve">AIOS does not own </w:t>
+      </w:r>
+      <w:r>
+        <w:rPr>
+          <w:rFonts w:ascii="Calibri" w:hAnsi="Calibri" w:cs="Calibri"/>
+          <w:sz w:val="22"/>
+          <w:szCs w:val="22"/>
+        </w:rPr>
+        <w:t>the repository.</w:t>
+      </w:r>
+    </w:p>
+    <w:p>
+      <w:pPr>
+        <w:pStyle w:val="NormalWeb"/>
+        <w:spacing w:before="0" w:beforeAutospacing="0" w:after="0" w:afterAutospacing="0"/>
+        <w:rPr>
+          <w:rFonts w:ascii="Calibri" w:hAnsi="Calibri" w:cs="Calibri"/>
+          <w:sz w:val="22"/>
+          <w:szCs w:val="22"/>
+        </w:rPr>
+      </w:pPr>
+      <w:r>
+        <w:rPr>
+          <w:rFonts w:ascii="Calibri" w:hAnsi="Calibri" w:cs="Calibri"/>
+          <w:sz w:val="22"/>
+          <w:szCs w:val="22"/>
+        </w:rPr>
+        <w:t>It reasons over the trusted repository maintained by AlphaOmega.</w:t>
+      </w:r>
+    </w:p>
+    <w:p>
+      <w:pPr>
+        <w:pStyle w:val="NormalWeb"/>
+        <w:spacing w:before="0" w:beforeAutospacing="0" w:after="0" w:afterAutospacing="0"/>
+        <w:rPr>
+          <w:rFonts w:ascii="Calibri" w:hAnsi="Calibri" w:cs="Calibri"/>
+          <w:sz w:val="22"/>
+          <w:szCs w:val="22"/>
+        </w:rPr>
+      </w:pPr>
+      <w:r>
+        <w:rPr>
+          <w:rFonts w:ascii="Calibri" w:hAnsi="Calibri" w:cs="Calibri"/>
+          <w:sz w:val="22"/>
+          <w:szCs w:val="22"/>
+        </w:rPr>
+        <w:t> </w:t>
+      </w:r>
+    </w:p>
+    <w:p>
+      <w:pPr>
+        <w:pStyle w:val="NormalWeb"/>
+        <w:spacing w:before="0" w:beforeAutospacing="0" w:after="0" w:afterAutospacing="0"/>
+        <w:rPr>
+          <w:rFonts w:ascii="Calibri" w:hAnsi="Calibri" w:cs="Calibri"/>
+          <w:sz w:val="22"/>
+          <w:szCs w:val="22"/>
+        </w:rPr>
+      </w:pPr>
+      <w:r>
+        <w:rPr>
+          <w:rFonts w:ascii="Calibri" w:hAnsi="Calibri" w:cs="Calibri"/>
+          <w:b/>
+          <w:bCs/>
+          <w:sz w:val="22"/>
+          <w:szCs w:val="22"/>
+        </w:rPr>
+        <w:t>Incremental Development Philosophy</w:t>
+      </w:r>
+    </w:p>
+    <w:p>
+      <w:pPr>
+        <w:pStyle w:val="NormalWeb"/>
+        <w:spacing w:before="0" w:beforeAutospacing="0" w:after="0" w:afterAutospacing="0"/>
+        <w:rPr>
+          <w:rFonts w:ascii="Calibri" w:hAnsi="Calibri" w:cs="Calibri"/>
+          <w:sz w:val="22"/>
+          <w:szCs w:val="22"/>
+        </w:rPr>
+      </w:pPr>
+      <w:r>
+        <w:rPr>
+          <w:rFonts w:ascii="Calibri" w:hAnsi="Calibri" w:cs="Calibri"/>
+          <w:sz w:val="22"/>
+          <w:szCs w:val="22"/>
+        </w:rPr>
+        <w:t>AIOS is not a separate multi-year project that begins after AlphaOmega is complete.</w:t>
+      </w:r>
+    </w:p>
+    <w:p>
+      <w:pPr>
+        <w:pStyle w:val="NormalWeb"/>
+        <w:spacing w:before="0" w:beforeAutospacing="0" w:after="0" w:afterAutospacing="0"/>
+        <w:rPr>
+          <w:rFonts w:ascii="Calibri" w:hAnsi="Calibri" w:cs="Calibri"/>
+          <w:sz w:val="22"/>
+          <w:szCs w:val="22"/>
+        </w:rPr>
+      </w:pPr>
+      <w:r>
+        <w:rPr>
+          <w:rFonts w:ascii="Calibri" w:hAnsi="Calibri" w:cs="Calibri"/>
+          <w:sz w:val="22"/>
+          <w:szCs w:val="22"/>
+        </w:rPr>
+        <w:t>Instead:</w:t>
+      </w:r>
+    </w:p>
+    <w:p>
+      <w:pPr>
+        <w:numPr>
+          <w:ilvl w:val="0"/>
+          <w:numId w:val="9"/>
+        </w:numPr>
+        <w:textAlignment w:val="center"/>
+        <w:rPr>
+          <w:rFonts w:ascii="Calibri" w:eastAsia="Times New Roman" w:hAnsi="Calibri" w:cs="Calibri"/>
+          <w:sz w:val="22"/>
+          <w:szCs w:val="22"/>
+        </w:rPr>
+      </w:pPr>
+      <w:r>
+        <w:rPr>
+          <w:rFonts w:ascii="Calibri" w:eastAsia="Times New Roman" w:hAnsi="Calibri" w:cs="Calibri"/>
+          <w:sz w:val="22"/>
+          <w:szCs w:val="22"/>
+        </w:rPr>
+        <w:t>AlphaOmega continuously builds reusable engineering capabilities.</w:t>
+      </w:r>
+    </w:p>
+    <w:p>
+      <w:pPr>
+        <w:numPr>
+          <w:ilvl w:val="0"/>
+          <w:numId w:val="9"/>
+        </w:numPr>
+        <w:textAlignment w:val="center"/>
+        <w:rPr>
+          <w:rFonts w:ascii="Calibri" w:eastAsia="Times New Roman" w:hAnsi="Calibri" w:cs="Calibri"/>
+          <w:sz w:val="22"/>
+          <w:szCs w:val="22"/>
+        </w:rPr>
+      </w:pPr>
+      <w:r>
+        <w:rPr>
+          <w:rFonts w:ascii="Calibri" w:eastAsia="Times New Roman" w:hAnsi="Calibri" w:cs="Calibri"/>
+          <w:sz w:val="22"/>
+          <w:szCs w:val="22"/>
+        </w:rPr>
+        <w:t>AIOS begins leveraging those capabilities as soon as they become available.</w:t>
+      </w:r>
+    </w:p>
+    <w:p>
+      <w:pPr>
+        <w:numPr>
+          <w:ilvl w:val="0"/>
+          <w:numId w:val="9"/>
+        </w:numPr>
+        <w:textAlignment w:val="center"/>
+        <w:rPr>
+          <w:rFonts w:ascii="Calibri" w:eastAsia="Times New Roman" w:hAnsi="Calibri" w:cs="Calibri"/>
+          <w:sz w:val="22"/>
+          <w:szCs w:val="22"/>
+        </w:rPr>
+      </w:pPr>
+      <w:r>
+        <w:rPr>
+          <w:rFonts w:ascii="Calibri" w:eastAsia="Times New Roman" w:hAnsi="Calibri" w:cs="Calibri"/>
+          <w:sz w:val="22"/>
+          <w:szCs w:val="22"/>
+        </w:rPr>
+        <w:t>Both systems evolve together while remaining architecturally independent.</w:t>
+      </w:r>
+    </w:p>
+    <w:p>
+      <w:pPr>
+        <w:pStyle w:val="NormalWeb"/>
+        <w:spacing w:before="0" w:beforeAutospacing="0" w:after="0" w:afterAutospacing="0"/>
+        <w:rPr>
+          <w:rFonts w:ascii="Calibri" w:hAnsi="Calibri" w:cs="Calibri"/>
+          <w:sz w:val="22"/>
+          <w:szCs w:val="22"/>
+        </w:rPr>
+      </w:pPr>
+      <w:r>
+        <w:rPr>
+          <w:rFonts w:ascii="Calibri" w:hAnsi="Calibri" w:cs="Calibri"/>
+          <w:sz w:val="22"/>
+          <w:szCs w:val="22"/>
+        </w:rPr>
+        <w:t>The earliest AIOS capabilities may include:</w:t>
+      </w:r>
+    </w:p>
+    <w:p>
+      <w:pPr>
+        <w:numPr>
+          <w:ilvl w:val="0"/>
+          <w:numId w:val="10"/>
+        </w:numPr>
+        <w:textAlignment w:val="center"/>
+        <w:rPr>
+          <w:rFonts w:ascii="Calibri" w:eastAsia="Times New Roman" w:hAnsi="Calibri" w:cs="Calibri"/>
+          <w:sz w:val="22"/>
+          <w:szCs w:val="22"/>
+        </w:rPr>
+      </w:pPr>
+      <w:r>
+        <w:rPr>
+          <w:rFonts w:ascii="Calibri" w:eastAsia="Times New Roman" w:hAnsi="Calibri" w:cs="Calibri"/>
+          <w:sz w:val="22"/>
+          <w:szCs w:val="22"/>
+        </w:rPr>
+        <w:t xml:space="preserve">Oracle summarizing </w:t>
+      </w:r>
+      <w:r>
+        <w:rPr>
+          <w:rFonts w:ascii="Calibri" w:eastAsia="Times New Roman" w:hAnsi="Calibri" w:cs="Calibri"/>
+          <w:sz w:val="22"/>
+          <w:szCs w:val="22"/>
+        </w:rPr>
+        <w:t>discussions and updating canon.</w:t>
+      </w:r>
+    </w:p>
+    <w:p>
+      <w:pPr>
+        <w:numPr>
+          <w:ilvl w:val="0"/>
+          <w:numId w:val="10"/>
+        </w:numPr>
+        <w:textAlignment w:val="center"/>
+        <w:rPr>
+          <w:rFonts w:ascii="Calibri" w:eastAsia="Times New Roman" w:hAnsi="Calibri" w:cs="Calibri"/>
+          <w:sz w:val="22"/>
+          <w:szCs w:val="22"/>
+        </w:rPr>
+      </w:pPr>
+      <w:r>
+        <w:rPr>
+          <w:rFonts w:ascii="Calibri" w:eastAsia="Times New Roman" w:hAnsi="Calibri" w:cs="Calibri"/>
+          <w:sz w:val="22"/>
+          <w:szCs w:val="22"/>
+        </w:rPr>
+        <w:t>Marvin reviewing a chapter for inconsistencies.</w:t>
+      </w:r>
+    </w:p>
+    <w:p>
+      <w:pPr>
+        <w:numPr>
+          <w:ilvl w:val="0"/>
+          <w:numId w:val="10"/>
+        </w:numPr>
+        <w:textAlignment w:val="center"/>
+        <w:rPr>
+          <w:rFonts w:ascii="Calibri" w:eastAsia="Times New Roman" w:hAnsi="Calibri" w:cs="Calibri"/>
+          <w:sz w:val="22"/>
+          <w:szCs w:val="22"/>
+        </w:rPr>
+      </w:pPr>
+      <w:r>
+        <w:rPr>
+          <w:rFonts w:ascii="Calibri" w:eastAsia="Times New Roman" w:hAnsi="Calibri" w:cs="Calibri"/>
+          <w:sz w:val="22"/>
+          <w:szCs w:val="22"/>
+        </w:rPr>
+        <w:t>HK-47 analyzing technical designs.</w:t>
+      </w:r>
+    </w:p>
+    <w:p>
+      <w:pPr>
+        <w:pStyle w:val="NormalWeb"/>
+        <w:spacing w:before="0" w:beforeAutospacing="0" w:after="0" w:afterAutospacing="0"/>
+        <w:rPr>
+          <w:rFonts w:ascii="Calibri" w:hAnsi="Calibri" w:cs="Calibri"/>
+          <w:sz w:val="22"/>
+          <w:szCs w:val="22"/>
+        </w:rPr>
+      </w:pPr>
+      <w:r>
+        <w:rPr>
+          <w:rFonts w:ascii="Calibri" w:hAnsi="Calibri" w:cs="Calibri"/>
+          <w:sz w:val="22"/>
+          <w:szCs w:val="22"/>
+        </w:rPr>
+        <w:t>As AlphaOmega grows, AIOS naturally becomes more capable without requiring architectural redesign.</w:t>
+      </w:r>
+    </w:p>
+    <w:p>
+      <w:pPr>
+        <w:pStyle w:val="NormalWeb"/>
+        <w:spacing w:before="0" w:beforeAutospacing="0" w:after="0" w:afterAutospacing="0"/>
+        <w:rPr>
+          <w:rFonts w:ascii="Calibri" w:hAnsi="Calibri" w:cs="Calibri"/>
+          <w:sz w:val="22"/>
+          <w:szCs w:val="22"/>
+        </w:rPr>
+      </w:pPr>
+      <w:r>
+        <w:rPr>
+          <w:rFonts w:ascii="Calibri" w:hAnsi="Calibri" w:cs="Calibri"/>
+          <w:sz w:val="22"/>
+          <w:szCs w:val="22"/>
+        </w:rPr>
+        <w:t> </w:t>
+      </w:r>
+    </w:p>
+    <w:p>
+      <w:pPr>
+        <w:pStyle w:val="NormalWeb"/>
+        <w:spacing w:before="0" w:beforeAutospacing="0" w:after="0" w:afterAutospacing="0"/>
+        <w:rPr>
+          <w:rFonts w:ascii="Calibri" w:hAnsi="Calibri" w:cs="Calibri"/>
+          <w:sz w:val="22"/>
+          <w:szCs w:val="22"/>
+        </w:rPr>
+      </w:pPr>
+      <w:r>
+        <w:rPr>
+          <w:rFonts w:ascii="Calibri" w:hAnsi="Calibri" w:cs="Calibri"/>
+          <w:b/>
+          <w:bCs/>
+          <w:sz w:val="22"/>
+          <w:szCs w:val="22"/>
+        </w:rPr>
+        <w:t>Technical Reality Check</w:t>
+      </w:r>
+    </w:p>
+    <w:p>
+      <w:pPr>
+        <w:pStyle w:val="NormalWeb"/>
+        <w:spacing w:before="0" w:beforeAutospacing="0" w:after="0" w:afterAutospacing="0"/>
+        <w:rPr>
+          <w:rFonts w:ascii="Calibri" w:hAnsi="Calibri" w:cs="Calibri"/>
+          <w:sz w:val="22"/>
+          <w:szCs w:val="22"/>
+        </w:rPr>
+      </w:pPr>
+      <w:r>
+        <w:rPr>
+          <w:rFonts w:ascii="Calibri" w:hAnsi="Calibri" w:cs="Calibri"/>
+          <w:sz w:val="22"/>
+          <w:szCs w:val="22"/>
+        </w:rPr>
+        <w:t>This architecture satisfies the AlphaOmega Technical Reality Check.</w:t>
+      </w:r>
+    </w:p>
+    <w:p>
+      <w:pPr>
+        <w:numPr>
+          <w:ilvl w:val="0"/>
+          <w:numId w:val="11"/>
+        </w:numPr>
+        <w:textAlignment w:val="center"/>
+        <w:rPr>
+          <w:rFonts w:ascii="Calibri" w:eastAsia="Times New Roman" w:hAnsi="Calibri" w:cs="Calibri"/>
+          <w:sz w:val="22"/>
+          <w:szCs w:val="22"/>
+        </w:rPr>
+      </w:pPr>
+      <w:r>
+        <w:rPr>
+          <w:rFonts w:ascii="Calibri" w:eastAsia="Times New Roman" w:hAnsi="Calibri" w:cs="Calibri"/>
+          <w:sz w:val="22"/>
+          <w:szCs w:val="22"/>
+        </w:rPr>
+        <w:t>It is technically achievable using existing technologies.</w:t>
+      </w:r>
+    </w:p>
+    <w:p>
+      <w:pPr>
+        <w:numPr>
+          <w:ilvl w:val="0"/>
+          <w:numId w:val="11"/>
+        </w:numPr>
+        <w:textAlignment w:val="center"/>
+        <w:rPr>
+          <w:rFonts w:ascii="Calibri" w:eastAsia="Times New Roman" w:hAnsi="Calibri" w:cs="Calibri"/>
+          <w:sz w:val="22"/>
+          <w:szCs w:val="22"/>
+        </w:rPr>
+      </w:pPr>
+      <w:r>
+        <w:rPr>
+          <w:rFonts w:ascii="Calibri" w:eastAsia="Times New Roman" w:hAnsi="Calibri" w:cs="Calibri"/>
+          <w:sz w:val="22"/>
+          <w:szCs w:val="22"/>
+        </w:rPr>
+        <w:t>It avoids speculative research.</w:t>
+      </w:r>
+    </w:p>
+    <w:p>
+      <w:pPr>
+        <w:numPr>
+          <w:ilvl w:val="0"/>
+          <w:numId w:val="11"/>
+        </w:numPr>
+        <w:textAlignment w:val="center"/>
+        <w:rPr>
+          <w:rFonts w:ascii="Calibri" w:eastAsia="Times New Roman" w:hAnsi="Calibri" w:cs="Calibri"/>
+          <w:sz w:val="22"/>
+          <w:szCs w:val="22"/>
+        </w:rPr>
+      </w:pPr>
+      <w:r>
+        <w:rPr>
+          <w:rFonts w:ascii="Calibri" w:eastAsia="Times New Roman" w:hAnsi="Calibri" w:cs="Calibri"/>
+          <w:sz w:val="22"/>
+          <w:szCs w:val="22"/>
+        </w:rPr>
+        <w:t>It emphasizes trust through clear ownership and responsibility.</w:t>
+      </w:r>
+    </w:p>
+    <w:p>
+      <w:pPr>
+        <w:numPr>
+          <w:ilvl w:val="0"/>
+          <w:numId w:val="11"/>
+        </w:numPr>
+        <w:textAlignment w:val="center"/>
+        <w:rPr>
+          <w:rFonts w:ascii="Calibri" w:eastAsia="Times New Roman" w:hAnsi="Calibri" w:cs="Calibri"/>
+          <w:sz w:val="22"/>
+          <w:szCs w:val="22"/>
+        </w:rPr>
+      </w:pPr>
+      <w:r>
+        <w:rPr>
+          <w:rFonts w:ascii="Calibri" w:eastAsia="Times New Roman" w:hAnsi="Calibri" w:cs="Calibri"/>
+          <w:sz w:val="22"/>
+          <w:szCs w:val="22"/>
+        </w:rPr>
+        <w:t>It follows a layered, scalable architecture.</w:t>
+      </w:r>
+    </w:p>
+    <w:p>
+      <w:pPr>
+        <w:numPr>
+          <w:ilvl w:val="0"/>
+          <w:numId w:val="11"/>
+        </w:numPr>
+        <w:textAlignment w:val="center"/>
+        <w:rPr>
+          <w:rFonts w:ascii="Calibri" w:eastAsia="Times New Roman" w:hAnsi="Calibri" w:cs="Calibri"/>
+          <w:sz w:val="22"/>
+          <w:szCs w:val="22"/>
+        </w:rPr>
+      </w:pPr>
+      <w:r>
+        <w:rPr>
+          <w:rFonts w:ascii="Calibri" w:eastAsia="Times New Roman" w:hAnsi="Calibri" w:cs="Calibri"/>
+          <w:sz w:val="22"/>
+          <w:szCs w:val="22"/>
+        </w:rPr>
+        <w:t>It minimizes technical debt by separating responsibilities.</w:t>
+      </w:r>
+    </w:p>
+    <w:p>
+      <w:pPr>
+        <w:numPr>
+          <w:ilvl w:val="0"/>
+          <w:numId w:val="11"/>
+        </w:numPr>
+        <w:textAlignment w:val="center"/>
+        <w:rPr>
+          <w:rFonts w:ascii="Calibri" w:eastAsia="Times New Roman" w:hAnsi="Calibri" w:cs="Calibri"/>
+          <w:sz w:val="22"/>
+          <w:szCs w:val="22"/>
+        </w:rPr>
+      </w:pPr>
+      <w:r>
+        <w:rPr>
+          <w:rFonts w:ascii="Calibri" w:eastAsia="Times New Roman" w:hAnsi="Calibri" w:cs="Calibri"/>
+          <w:sz w:val="22"/>
+          <w:szCs w:val="22"/>
+        </w:rPr>
+        <w:t>It allows future capabilities to evolve independently.</w:t>
+      </w:r>
+    </w:p>
+    <w:p>
+      <w:pPr>
+        <w:pStyle w:val="NormalWeb"/>
+        <w:spacing w:before="0" w:beforeAutospacing="0" w:after="0" w:afterAutospacing="0"/>
+        <w:rPr>
+          <w:rFonts w:ascii="Calibri" w:hAnsi="Calibri" w:cs="Calibri"/>
+          <w:sz w:val="22"/>
+          <w:szCs w:val="22"/>
+        </w:rPr>
+      </w:pPr>
+      <w:r>
+        <w:rPr>
+          <w:rFonts w:ascii="Calibri" w:hAnsi="Calibri" w:cs="Calibri"/>
+          <w:sz w:val="22"/>
+          <w:szCs w:val="22"/>
+        </w:rPr>
+        <w:t>The primary challenge is engineering and integration rather than scientific feasibility.</w:t>
+      </w:r>
+    </w:p>
+    <w:p>
+      <w:pPr>
+        <w:pStyle w:val="NormalWeb"/>
+        <w:spacing w:before="0" w:beforeAutospacing="0" w:after="0" w:afterAutospacing="0"/>
+        <w:rPr>
+          <w:rFonts w:ascii="Calibri" w:hAnsi="Calibri" w:cs="Calibri"/>
+          <w:sz w:val="22"/>
+          <w:szCs w:val="22"/>
+        </w:rPr>
+      </w:pPr>
+      <w:r>
+        <w:rPr>
+          <w:rFonts w:ascii="Calibri" w:hAnsi="Calibri" w:cs="Calibri"/>
+          <w:sz w:val="22"/>
+          <w:szCs w:val="22"/>
+        </w:rPr>
+        <w:t> </w:t>
+      </w:r>
+    </w:p>
+    <w:p>
+      <w:pPr>
+        <w:pStyle w:val="NormalWeb"/>
+        <w:spacing w:before="0" w:beforeAutospacing="0" w:after="0" w:afterAutospacing="0"/>
+        <w:rPr>
+          <w:rFonts w:ascii="Calibri" w:hAnsi="Calibri" w:cs="Calibri"/>
+          <w:sz w:val="22"/>
+          <w:szCs w:val="22"/>
+        </w:rPr>
+      </w:pPr>
+      <w:r>
+        <w:rPr>
+          <w:rFonts w:ascii="Calibri" w:hAnsi="Calibri" w:cs="Calibri"/>
+          <w:b/>
+          <w:bCs/>
+          <w:sz w:val="22"/>
+          <w:szCs w:val="22"/>
+        </w:rPr>
+        <w:t>Guiding Principle</w:t>
+      </w:r>
+    </w:p>
+    <w:p>
+      <w:pPr>
+        <w:pStyle w:val="NormalWeb"/>
+        <w:spacing w:before="0" w:beforeAutospacing="0" w:after="0" w:afterAutospacing="0"/>
+        <w:rPr>
+          <w:rFonts w:ascii="Calibri" w:hAnsi="Calibri" w:cs="Calibri"/>
+          <w:sz w:val="22"/>
+          <w:szCs w:val="22"/>
+        </w:rPr>
+      </w:pPr>
+      <w:r>
+        <w:rPr>
+          <w:rFonts w:ascii="Calibri" w:hAnsi="Calibri" w:cs="Calibri"/>
+          <w:sz w:val="22"/>
+          <w:szCs w:val="22"/>
+        </w:rPr>
+        <w:t>AlphaOmega exists to progressively build the trusted engineering capabilities required by AIOS.</w:t>
+      </w:r>
+    </w:p>
+    <w:p>
+      <w:pPr>
+        <w:pStyle w:val="NormalWeb"/>
+        <w:spacing w:before="0" w:beforeAutospacing="0" w:after="0" w:afterAutospacing="0"/>
+        <w:rPr>
+          <w:rFonts w:ascii="Calibri" w:hAnsi="Calibri" w:cs="Calibri"/>
+          <w:sz w:val="22"/>
+          <w:szCs w:val="22"/>
+        </w:rPr>
+      </w:pPr>
+      <w:r>
+        <w:rPr>
+          <w:rFonts w:ascii="Calibri" w:hAnsi="Calibri" w:cs="Calibri"/>
+          <w:sz w:val="22"/>
+          <w:szCs w:val="22"/>
+        </w:rPr>
+        <w:t>Every lab should answer the question:</w:t>
+      </w:r>
+    </w:p>
+    <w:p>
+      <w:pPr>
+        <w:pStyle w:val="NormalWeb"/>
+        <w:spacing w:before="0" w:beforeAutospacing="0" w:after="0" w:afterAutospacing="0"/>
+        <w:ind w:left="540"/>
+        <w:rPr>
+          <w:rFonts w:ascii="Calibri" w:hAnsi="Calibri" w:cs="Calibri"/>
+          <w:sz w:val="22"/>
+          <w:szCs w:val="22"/>
+        </w:rPr>
+      </w:pPr>
+      <w:r>
+        <w:rPr>
+          <w:rFonts w:ascii="Calibri" w:hAnsi="Calibri" w:cs="Calibri"/>
+          <w:b/>
+          <w:bCs/>
+          <w:sz w:val="22"/>
+          <w:szCs w:val="22"/>
+        </w:rPr>
+        <w:t>Which reusable capability does this add to AlphaOmega?</w:t>
+      </w:r>
+    </w:p>
+    <w:p>
+      <w:pPr>
+        <w:pStyle w:val="NormalWeb"/>
+        <w:spacing w:before="0" w:beforeAutospacing="0" w:after="0" w:afterAutospacing="0"/>
+        <w:rPr>
+          <w:rFonts w:ascii="Calibri" w:hAnsi="Calibri" w:cs="Calibri"/>
+          <w:sz w:val="22"/>
+          <w:szCs w:val="22"/>
+        </w:rPr>
+      </w:pPr>
+      <w:r>
+        <w:rPr>
+          <w:rFonts w:ascii="Calibri" w:hAnsi="Calibri" w:cs="Calibri"/>
+          <w:sz w:val="22"/>
+          <w:szCs w:val="22"/>
+        </w:rPr>
+        <w:t xml:space="preserve">Every new capability should strengthen the Canonical Knowledge Repository or expand the services </w:t>
+      </w:r>
+      <w:r>
+        <w:rPr>
+          <w:rFonts w:ascii="Calibri" w:hAnsi="Calibri" w:cs="Calibri"/>
+          <w:sz w:val="22"/>
+          <w:szCs w:val="22"/>
+        </w:rPr>
+        <w:t>built upon it.</w:t>
+      </w:r>
+    </w:p>
+    <w:p>
+      <w:pPr>
+        <w:pStyle w:val="NormalWeb"/>
+        <w:spacing w:before="0" w:beforeAutospacing="0" w:after="0" w:afterAutospacing="0"/>
+        <w:rPr>
+          <w:rFonts w:ascii="Calibri" w:hAnsi="Calibri" w:cs="Calibri"/>
+          <w:sz w:val="22"/>
+          <w:szCs w:val="22"/>
+        </w:rPr>
+      </w:pPr>
+      <w:r>
+        <w:rPr>
+          <w:rFonts w:ascii="Calibri" w:hAnsi="Calibri" w:cs="Calibri"/>
+          <w:sz w:val="22"/>
+          <w:szCs w:val="22"/>
+        </w:rPr>
+        <w:t>Every AIOS capability should consume those services rather than reimplement them.</w:t>
+      </w:r>
+    </w:p>
+    <w:p>
+      <w:pPr>
+        <w:pStyle w:val="NormalWeb"/>
+        <w:spacing w:before="0" w:beforeAutospacing="0" w:after="0" w:afterAutospacing="0"/>
+        <w:rPr>
+          <w:rFonts w:ascii="Calibri" w:hAnsi="Calibri" w:cs="Calibri"/>
+          <w:sz w:val="22"/>
+          <w:szCs w:val="22"/>
+        </w:rPr>
+      </w:pPr>
+      <w:r>
+        <w:rPr>
+          <w:rFonts w:ascii="Calibri" w:hAnsi="Calibri" w:cs="Calibri"/>
+          <w:sz w:val="22"/>
+          <w:szCs w:val="22"/>
+        </w:rPr>
+        <w:t>This ensures every hour invested in AlphaOmega directly contributes to a robust engineering platform while simultaneously advancing the long-term vision of AIOS.</w:t>
       </w:r>
     </w:p>
     <w:sectPr>
@@ -1991,9 +3525,9 @@
 <file path=word/numbering.xml><?xml version="1.0" encoding="utf-8"?>
 <w:numbering xmlns:wpc="http://schemas.microsoft.com/office/word/2010/wordprocessingCanvas" xmlns:cx="http://schemas.microsoft.com/office/drawing/2014/chartex" xmlns:cx1="http://schemas.microsoft.com/office/drawing/2015/9/8/chartex" xmlns:cx2="http://schemas.microsoft.com/office/drawing/2015/10/21/chartex" xmlns:cx3="http://schemas.microsoft.com/office/drawing/2016/5/9/chartex" xmlns:cx4="http://schemas.microsoft.com/office/drawing/2016/5/10/chartex" xmlns:cx5="http://schemas.microsoft.com/office/drawing/2016/5/11/chartex" xmlns:cx6="http://schemas.microsoft.com/office/drawing/2016/5/12/chartex" xmlns:cx7="http://schemas.microsoft.com/office/drawing/2016/5/13/chartex" xmlns:cx8="http://schemas.microsoft.com/office/drawing/2016/5/14/chartex" xmlns:mc="http://schemas.openxmlformats.org/markup-compatibility/2006" xmlns:aink="http://schemas.microsoft.com/office/drawing/2016/ink" xmlns:am3d="http://schemas.microsoft.com/office/drawing/2017/model3d" xmlns:o="urn:schemas-microsoft-com:office:office" xmlns:oel="http://schemas.microsoft.com/office/2019/extlst" xmlns:r="http://schemas.openxmlformats.org/officeDocument/2006/relationships" xmlns:m="http://schemas.openxmlformats.org/officeDocument/2006/math" xmlns:v="urn:schemas-microsoft-com:vml" xmlns:wp14="http://schemas.microsoft.com/office/word/2010/wordprocessingDrawing" xmlns:wp="http://schemas.openxmlformats.org/drawingml/2006/wordprocessingDrawing" xmlns:w10="urn:schemas-microsoft-com:office:word" xmlns:w="http://schemas.openxmlformats.org/wordprocessingml/2006/main" xmlns:w14="http://schemas.microsoft.com/office/word/2010/wordml" xmlns:w15="http://schemas.microsoft.com/office/word/2012/wordml" xmlns:w16cex="http://schemas.microsoft.com/office/word/2018/wordml/cex" xmlns:w16cid="http://schemas.microsoft.com/office/word/2016/wordml/cid" xmlns:w16="http://schemas.microsoft.com/office/word/2018/wordml" xmlns:w16du="http://schemas.microsoft.com/office/word/2023/wordml/word16du" xmlns:w16sdtdh="http://schemas.microsoft.com/office/word/2020/wordml/sdtdatahash" xmlns:w16sdtfl="http://schemas.microsoft.com/office/word/2024/wordml/sdtformatlock" xmlns:w16se="http://schemas.microsoft.com/office/word/2015/wordml/symex" xmlns:wpg="http://schemas.microsoft.com/office/word/2010/wordprocessingGroup" xmlns:wpi="http://schemas.microsoft.com/office/word/2010/wordprocessingInk" xmlns:wne="http://schemas.microsoft.com/office/word/2006/wordml" xmlns:wps="http://schemas.microsoft.com/office/word/2010/wordprocessingShape" mc:Ignorable="w14 w15 w16se w16cid w16 w16cex w16sdtdh w16sdtfl w16du wp14">
   <w:abstractNum w:abstractNumId="0" w15:restartNumberingAfterBreak="0">
-    <w:nsid w:val="07F02AFA"/>
+    <w:nsid w:val="024E0F4B"/>
     <w:multiLevelType w:val="multilevel"/>
-    <w:tmpl w:val="CE7AADDC"/>
+    <w:tmpl w:val="DD64034C"/>
     <w:lvl w:ilvl="0">
       <w:start w:val="1"/>
       <w:numFmt w:val="bullet"/>
@@ -2140,13 +3674,13 @@
     </w:lvl>
   </w:abstractNum>
   <w:abstractNum w:abstractNumId="1" w15:restartNumberingAfterBreak="0">
-    <w:nsid w:val="0CFD0686"/>
+    <w:nsid w:val="19F44BD7"/>
     <w:multiLevelType w:val="multilevel"/>
-    <w:tmpl w:val="CF965F6C"/>
+    <w:tmpl w:val="F412E590"/>
     <w:lvl w:ilvl="0">
       <w:start w:val="1"/>
-      <w:numFmt w:val="bullet"/>
-      <w:lvlText w:val=""/>
+      <w:numFmt w:val="decimal"/>
+      <w:lvlText w:val="%1."/>
       <w:lvlJc w:val="left"/>
       <w:pPr>
         <w:tabs>
@@ -2154,15 +3688,11 @@
         </w:tabs>
         <w:ind w:left="720" w:hanging="360"/>
       </w:pPr>
-      <w:rPr>
-        <w:rFonts w:ascii="Symbol" w:hAnsi="Symbol" w:hint="default"/>
-        <w:sz w:val="20"/>
-      </w:rPr>
     </w:lvl>
     <w:lvl w:ilvl="1" w:tentative="1">
       <w:start w:val="1"/>
-      <w:numFmt w:val="bullet"/>
-      <w:lvlText w:val=""/>
+      <w:numFmt w:val="decimal"/>
+      <w:lvlText w:val="%2."/>
       <w:lvlJc w:val="left"/>
       <w:pPr>
         <w:tabs>
@@ -2170,15 +3700,11 @@
         </w:tabs>
         <w:ind w:left="1440" w:hanging="360"/>
       </w:pPr>
-      <w:rPr>
-        <w:rFonts w:ascii="Symbol" w:hAnsi="Symbol" w:hint="default"/>
-        <w:sz w:val="20"/>
-      </w:rPr>
     </w:lvl>
     <w:lvl w:ilvl="2" w:tentative="1">
       <w:start w:val="1"/>
-      <w:numFmt w:val="bullet"/>
-      <w:lvlText w:val=""/>
+      <w:numFmt w:val="decimal"/>
+      <w:lvlText w:val="%3."/>
       <w:lvlJc w:val="left"/>
       <w:pPr>
         <w:tabs>
@@ -2186,15 +3712,11 @@
         </w:tabs>
         <w:ind w:left="2160" w:hanging="360"/>
       </w:pPr>
-      <w:rPr>
-        <w:rFonts w:ascii="Symbol" w:hAnsi="Symbol" w:hint="default"/>
-        <w:sz w:val="20"/>
-      </w:rPr>
     </w:lvl>
     <w:lvl w:ilvl="3" w:tentative="1">
       <w:start w:val="1"/>
-      <w:numFmt w:val="bullet"/>
-      <w:lvlText w:val=""/>
+      <w:numFmt w:val="decimal"/>
+      <w:lvlText w:val="%4."/>
       <w:lvlJc w:val="left"/>
       <w:pPr>
         <w:tabs>
@@ -2202,15 +3724,11 @@
         </w:tabs>
         <w:ind w:left="2880" w:hanging="360"/>
       </w:pPr>
-      <w:rPr>
-        <w:rFonts w:ascii="Symbol" w:hAnsi="Symbol" w:hint="default"/>
-        <w:sz w:val="20"/>
-      </w:rPr>
     </w:lvl>
     <w:lvl w:ilvl="4" w:tentative="1">
       <w:start w:val="1"/>
-      <w:numFmt w:val="bullet"/>
-      <w:lvlText w:val=""/>
+      <w:numFmt w:val="decimal"/>
+      <w:lvlText w:val="%5."/>
       <w:lvlJc w:val="left"/>
       <w:pPr>
         <w:tabs>
@@ -2218,15 +3736,11 @@
         </w:tabs>
         <w:ind w:left="3600" w:hanging="360"/>
       </w:pPr>
-      <w:rPr>
-        <w:rFonts w:ascii="Symbol" w:hAnsi="Symbol" w:hint="default"/>
-        <w:sz w:val="20"/>
-      </w:rPr>
     </w:lvl>
     <w:lvl w:ilvl="5" w:tentative="1">
       <w:start w:val="1"/>
-      <w:numFmt w:val="bullet"/>
-      <w:lvlText w:val=""/>
+      <w:numFmt w:val="decimal"/>
+      <w:lvlText w:val="%6."/>
       <w:lvlJc w:val="left"/>
       <w:pPr>
         <w:tabs>
@@ -2234,15 +3748,11 @@
         </w:tabs>
         <w:ind w:left="4320" w:hanging="360"/>
       </w:pPr>
-      <w:rPr>
-        <w:rFonts w:ascii="Symbol" w:hAnsi="Symbol" w:hint="default"/>
-        <w:sz w:val="20"/>
-      </w:rPr>
     </w:lvl>
     <w:lvl w:ilvl="6" w:tentative="1">
       <w:start w:val="1"/>
-      <w:numFmt w:val="bullet"/>
-      <w:lvlText w:val=""/>
+      <w:numFmt w:val="decimal"/>
+      <w:lvlText w:val="%7."/>
       <w:lvlJc w:val="left"/>
       <w:pPr>
         <w:tabs>
@@ -2250,15 +3760,11 @@
         </w:tabs>
         <w:ind w:left="5040" w:hanging="360"/>
       </w:pPr>
-      <w:rPr>
-        <w:rFonts w:ascii="Symbol" w:hAnsi="Symbol" w:hint="default"/>
-        <w:sz w:val="20"/>
-      </w:rPr>
     </w:lvl>
     <w:lvl w:ilvl="7" w:tentative="1">
       <w:start w:val="1"/>
-      <w:numFmt w:val="bullet"/>
-      <w:lvlText w:val=""/>
+      <w:numFmt w:val="decimal"/>
+      <w:lvlText w:val="%8."/>
       <w:lvlJc w:val="left"/>
       <w:pPr>
         <w:tabs>
@@ -2266,15 +3772,11 @@
         </w:tabs>
         <w:ind w:left="5760" w:hanging="360"/>
       </w:pPr>
-      <w:rPr>
-        <w:rFonts w:ascii="Symbol" w:hAnsi="Symbol" w:hint="default"/>
-        <w:sz w:val="20"/>
-      </w:rPr>
     </w:lvl>
     <w:lvl w:ilvl="8" w:tentative="1">
       <w:start w:val="1"/>
-      <w:numFmt w:val="bullet"/>
-      <w:lvlText w:val=""/>
+      <w:numFmt w:val="decimal"/>
+      <w:lvlText w:val="%9."/>
       <w:lvlJc w:val="left"/>
       <w:pPr>
         <w:tabs>
@@ -2282,16 +3784,12 @@
         </w:tabs>
         <w:ind w:left="6480" w:hanging="360"/>
       </w:pPr>
-      <w:rPr>
-        <w:rFonts w:ascii="Symbol" w:hAnsi="Symbol" w:hint="default"/>
-        <w:sz w:val="20"/>
-      </w:rPr>
     </w:lvl>
   </w:abstractNum>
   <w:abstractNum w:abstractNumId="2" w15:restartNumberingAfterBreak="0">
-    <w:nsid w:val="19910B7F"/>
+    <w:nsid w:val="227A5281"/>
     <w:multiLevelType w:val="multilevel"/>
-    <w:tmpl w:val="93DA879A"/>
+    <w:tmpl w:val="EB104190"/>
     <w:lvl w:ilvl="0">
       <w:start w:val="1"/>
       <w:numFmt w:val="bullet"/>
@@ -2438,13 +3936,13 @@
     </w:lvl>
   </w:abstractNum>
   <w:abstractNum w:abstractNumId="3" w15:restartNumberingAfterBreak="0">
-    <w:nsid w:val="23BE7875"/>
+    <w:nsid w:val="30FB428C"/>
     <w:multiLevelType w:val="multilevel"/>
-    <w:tmpl w:val="FB92DC26"/>
+    <w:tmpl w:val="657E01BA"/>
     <w:lvl w:ilvl="0">
       <w:start w:val="1"/>
-      <w:numFmt w:val="decimal"/>
-      <w:lvlText w:val="%1."/>
+      <w:numFmt w:val="bullet"/>
+      <w:lvlText w:val=""/>
       <w:lvlJc w:val="left"/>
       <w:pPr>
         <w:tabs>
@@ -2452,11 +3950,15 @@
         </w:tabs>
         <w:ind w:left="720" w:hanging="360"/>
       </w:pPr>
+      <w:rPr>
+        <w:rFonts w:ascii="Symbol" w:hAnsi="Symbol" w:hint="default"/>
+        <w:sz w:val="20"/>
+      </w:rPr>
     </w:lvl>
     <w:lvl w:ilvl="1" w:tentative="1">
       <w:start w:val="1"/>
-      <w:numFmt w:val="decimal"/>
-      <w:lvlText w:val="%2."/>
+      <w:numFmt w:val="bullet"/>
+      <w:lvlText w:val=""/>
       <w:lvlJc w:val="left"/>
       <w:pPr>
         <w:tabs>
@@ -2464,11 +3966,15 @@
         </w:tabs>
         <w:ind w:left="1440" w:hanging="360"/>
       </w:pPr>
+      <w:rPr>
+        <w:rFonts w:ascii="Symbol" w:hAnsi="Symbol" w:hint="default"/>
+        <w:sz w:val="20"/>
+      </w:rPr>
     </w:lvl>
     <w:lvl w:ilvl="2" w:tentative="1">
       <w:start w:val="1"/>
-      <w:numFmt w:val="decimal"/>
-      <w:lvlText w:val="%3."/>
+      <w:numFmt w:val="bullet"/>
+      <w:lvlText w:val=""/>
       <w:lvlJc w:val="left"/>
       <w:pPr>
         <w:tabs>
@@ -2476,11 +3982,15 @@
         </w:tabs>
         <w:ind w:left="2160" w:hanging="360"/>
       </w:pPr>
+      <w:rPr>
+        <w:rFonts w:ascii="Symbol" w:hAnsi="Symbol" w:hint="default"/>
+        <w:sz w:val="20"/>
+      </w:rPr>
     </w:lvl>
     <w:lvl w:ilvl="3" w:tentative="1">
       <w:start w:val="1"/>
-      <w:numFmt w:val="decimal"/>
-      <w:lvlText w:val="%4."/>
+      <w:numFmt w:val="bullet"/>
+      <w:lvlText w:val=""/>
       <w:lvlJc w:val="left"/>
       <w:pPr>
         <w:tabs>
@@ -2488,11 +3998,15 @@
         </w:tabs>
         <w:ind w:left="2880" w:hanging="360"/>
       </w:pPr>
+      <w:rPr>
+        <w:rFonts w:ascii="Symbol" w:hAnsi="Symbol" w:hint="default"/>
+        <w:sz w:val="20"/>
+      </w:rPr>
     </w:lvl>
     <w:lvl w:ilvl="4" w:tentative="1">
       <w:start w:val="1"/>
-      <w:numFmt w:val="decimal"/>
-      <w:lvlText w:val="%5."/>
+      <w:numFmt w:val="bullet"/>
+      <w:lvlText w:val=""/>
       <w:lvlJc w:val="left"/>
       <w:pPr>
         <w:tabs>
@@ -2500,11 +4014,15 @@
         </w:tabs>
         <w:ind w:left="3600" w:hanging="360"/>
       </w:pPr>
+      <w:rPr>
+        <w:rFonts w:ascii="Symbol" w:hAnsi="Symbol" w:hint="default"/>
+        <w:sz w:val="20"/>
+      </w:rPr>
     </w:lvl>
     <w:lvl w:ilvl="5" w:tentative="1">
       <w:start w:val="1"/>
-      <w:numFmt w:val="decimal"/>
-      <w:lvlText w:val="%6."/>
+      <w:numFmt w:val="bullet"/>
+      <w:lvlText w:val=""/>
       <w:lvlJc w:val="left"/>
       <w:pPr>
         <w:tabs>
@@ -2512,11 +4030,15 @@
         </w:tabs>
         <w:ind w:left="4320" w:hanging="360"/>
       </w:pPr>
+      <w:rPr>
+        <w:rFonts w:ascii="Symbol" w:hAnsi="Symbol" w:hint="default"/>
+        <w:sz w:val="20"/>
+      </w:rPr>
     </w:lvl>
     <w:lvl w:ilvl="6" w:tentative="1">
       <w:start w:val="1"/>
-      <w:numFmt w:val="decimal"/>
-      <w:lvlText w:val="%7."/>
+      <w:numFmt w:val="bullet"/>
+      <w:lvlText w:val=""/>
       <w:lvlJc w:val="left"/>
       <w:pPr>
         <w:tabs>
@@ -2524,11 +4046,15 @@
         </w:tabs>
         <w:ind w:left="5040" w:hanging="360"/>
       </w:pPr>
+      <w:rPr>
+        <w:rFonts w:ascii="Symbol" w:hAnsi="Symbol" w:hint="default"/>
+        <w:sz w:val="20"/>
+      </w:rPr>
     </w:lvl>
     <w:lvl w:ilvl="7" w:tentative="1">
       <w:start w:val="1"/>
-      <w:numFmt w:val="decimal"/>
-      <w:lvlText w:val="%8."/>
+      <w:numFmt w:val="bullet"/>
+      <w:lvlText w:val=""/>
       <w:lvlJc w:val="left"/>
       <w:pPr>
         <w:tabs>
@@ -2536,11 +4062,15 @@
         </w:tabs>
         <w:ind w:left="5760" w:hanging="360"/>
       </w:pPr>
+      <w:rPr>
+        <w:rFonts w:ascii="Symbol" w:hAnsi="Symbol" w:hint="default"/>
+        <w:sz w:val="20"/>
+      </w:rPr>
     </w:lvl>
     <w:lvl w:ilvl="8" w:tentative="1">
       <w:start w:val="1"/>
-      <w:numFmt w:val="decimal"/>
-      <w:lvlText w:val="%9."/>
+      <w:numFmt w:val="bullet"/>
+      <w:lvlText w:val=""/>
       <w:lvlJc w:val="left"/>
       <w:pPr>
         <w:tabs>
@@ -2548,12 +4078,16 @@
         </w:tabs>
         <w:ind w:left="6480" w:hanging="360"/>
       </w:pPr>
+      <w:rPr>
+        <w:rFonts w:ascii="Symbol" w:hAnsi="Symbol" w:hint="default"/>
+        <w:sz w:val="20"/>
+      </w:rPr>
     </w:lvl>
   </w:abstractNum>
   <w:abstractNum w:abstractNumId="4" w15:restartNumberingAfterBreak="0">
-    <w:nsid w:val="2FF61FE6"/>
+    <w:nsid w:val="3623100D"/>
     <w:multiLevelType w:val="multilevel"/>
-    <w:tmpl w:val="E72E954A"/>
+    <w:tmpl w:val="CF1AC44E"/>
     <w:lvl w:ilvl="0">
       <w:start w:val="1"/>
       <w:numFmt w:val="bullet"/>
@@ -2700,9 +4234,9 @@
     </w:lvl>
   </w:abstractNum>
   <w:abstractNum w:abstractNumId="5" w15:restartNumberingAfterBreak="0">
-    <w:nsid w:val="3F752E84"/>
+    <w:nsid w:val="3C3B6D11"/>
     <w:multiLevelType w:val="multilevel"/>
-    <w:tmpl w:val="651E9852"/>
+    <w:tmpl w:val="CA966EBA"/>
     <w:lvl w:ilvl="0">
       <w:start w:val="1"/>
       <w:numFmt w:val="bullet"/>
@@ -2849,9 +4383,9 @@
     </w:lvl>
   </w:abstractNum>
   <w:abstractNum w:abstractNumId="6" w15:restartNumberingAfterBreak="0">
-    <w:nsid w:val="7BBC231D"/>
+    <w:nsid w:val="3EA32C01"/>
     <w:multiLevelType w:val="multilevel"/>
-    <w:tmpl w:val="8BEEAA5A"/>
+    <w:tmpl w:val="BFA2317A"/>
     <w:lvl w:ilvl="0">
       <w:start w:val="1"/>
       <w:numFmt w:val="bullet"/>
@@ -2997,33 +4531,639 @@
       </w:rPr>
     </w:lvl>
   </w:abstractNum>
-  <w:num w:numId="1" w16cid:durableId="495609980">
-    <w:abstractNumId w:val="3"/>
-  </w:num>
-  <w:num w:numId="2" w16cid:durableId="1731416118">
-    <w:abstractNumId w:val="3"/>
+  <w:abstractNum w:abstractNumId="7" w15:restartNumberingAfterBreak="0">
+    <w:nsid w:val="4A251F96"/>
+    <w:multiLevelType w:val="multilevel"/>
+    <w:tmpl w:val="C7A21FE4"/>
+    <w:lvl w:ilvl="0">
+      <w:start w:val="1"/>
+      <w:numFmt w:val="bullet"/>
+      <w:lvlText w:val=""/>
+      <w:lvlJc w:val="left"/>
+      <w:pPr>
+        <w:tabs>
+          <w:tab w:val="num" w:pos="720"/>
+        </w:tabs>
+        <w:ind w:left="720" w:hanging="360"/>
+      </w:pPr>
+      <w:rPr>
+        <w:rFonts w:ascii="Symbol" w:hAnsi="Symbol" w:hint="default"/>
+        <w:sz w:val="20"/>
+      </w:rPr>
+    </w:lvl>
+    <w:lvl w:ilvl="1" w:tentative="1">
+      <w:start w:val="1"/>
+      <w:numFmt w:val="bullet"/>
+      <w:lvlText w:val=""/>
+      <w:lvlJc w:val="left"/>
+      <w:pPr>
+        <w:tabs>
+          <w:tab w:val="num" w:pos="1440"/>
+        </w:tabs>
+        <w:ind w:left="1440" w:hanging="360"/>
+      </w:pPr>
+      <w:rPr>
+        <w:rFonts w:ascii="Symbol" w:hAnsi="Symbol" w:hint="default"/>
+        <w:sz w:val="20"/>
+      </w:rPr>
+    </w:lvl>
+    <w:lvl w:ilvl="2" w:tentative="1">
+      <w:start w:val="1"/>
+      <w:numFmt w:val="bullet"/>
+      <w:lvlText w:val=""/>
+      <w:lvlJc w:val="left"/>
+      <w:pPr>
+        <w:tabs>
+          <w:tab w:val="num" w:pos="2160"/>
+        </w:tabs>
+        <w:ind w:left="2160" w:hanging="360"/>
+      </w:pPr>
+      <w:rPr>
+        <w:rFonts w:ascii="Symbol" w:hAnsi="Symbol" w:hint="default"/>
+        <w:sz w:val="20"/>
+      </w:rPr>
+    </w:lvl>
+    <w:lvl w:ilvl="3" w:tentative="1">
+      <w:start w:val="1"/>
+      <w:numFmt w:val="bullet"/>
+      <w:lvlText w:val=""/>
+      <w:lvlJc w:val="left"/>
+      <w:pPr>
+        <w:tabs>
+          <w:tab w:val="num" w:pos="2880"/>
+        </w:tabs>
+        <w:ind w:left="2880" w:hanging="360"/>
+      </w:pPr>
+      <w:rPr>
+        <w:rFonts w:ascii="Symbol" w:hAnsi="Symbol" w:hint="default"/>
+        <w:sz w:val="20"/>
+      </w:rPr>
+    </w:lvl>
+    <w:lvl w:ilvl="4" w:tentative="1">
+      <w:start w:val="1"/>
+      <w:numFmt w:val="bullet"/>
+      <w:lvlText w:val=""/>
+      <w:lvlJc w:val="left"/>
+      <w:pPr>
+        <w:tabs>
+          <w:tab w:val="num" w:pos="3600"/>
+        </w:tabs>
+        <w:ind w:left="3600" w:hanging="360"/>
+      </w:pPr>
+      <w:rPr>
+        <w:rFonts w:ascii="Symbol" w:hAnsi="Symbol" w:hint="default"/>
+        <w:sz w:val="20"/>
+      </w:rPr>
+    </w:lvl>
+    <w:lvl w:ilvl="5" w:tentative="1">
+      <w:start w:val="1"/>
+      <w:numFmt w:val="bullet"/>
+      <w:lvlText w:val=""/>
+      <w:lvlJc w:val="left"/>
+      <w:pPr>
+        <w:tabs>
+          <w:tab w:val="num" w:pos="4320"/>
+        </w:tabs>
+        <w:ind w:left="4320" w:hanging="360"/>
+      </w:pPr>
+      <w:rPr>
+        <w:rFonts w:ascii="Symbol" w:hAnsi="Symbol" w:hint="default"/>
+        <w:sz w:val="20"/>
+      </w:rPr>
+    </w:lvl>
+    <w:lvl w:ilvl="6" w:tentative="1">
+      <w:start w:val="1"/>
+      <w:numFmt w:val="bullet"/>
+      <w:lvlText w:val=""/>
+      <w:lvlJc w:val="left"/>
+      <w:pPr>
+        <w:tabs>
+          <w:tab w:val="num" w:pos="5040"/>
+        </w:tabs>
+        <w:ind w:left="5040" w:hanging="360"/>
+      </w:pPr>
+      <w:rPr>
+        <w:rFonts w:ascii="Symbol" w:hAnsi="Symbol" w:hint="default"/>
+        <w:sz w:val="20"/>
+      </w:rPr>
+    </w:lvl>
+    <w:lvl w:ilvl="7" w:tentative="1">
+      <w:start w:val="1"/>
+      <w:numFmt w:val="bullet"/>
+      <w:lvlText w:val=""/>
+      <w:lvlJc w:val="left"/>
+      <w:pPr>
+        <w:tabs>
+          <w:tab w:val="num" w:pos="5760"/>
+        </w:tabs>
+        <w:ind w:left="5760" w:hanging="360"/>
+      </w:pPr>
+      <w:rPr>
+        <w:rFonts w:ascii="Symbol" w:hAnsi="Symbol" w:hint="default"/>
+        <w:sz w:val="20"/>
+      </w:rPr>
+    </w:lvl>
+    <w:lvl w:ilvl="8" w:tentative="1">
+      <w:start w:val="1"/>
+      <w:numFmt w:val="bullet"/>
+      <w:lvlText w:val=""/>
+      <w:lvlJc w:val="left"/>
+      <w:pPr>
+        <w:tabs>
+          <w:tab w:val="num" w:pos="6480"/>
+        </w:tabs>
+        <w:ind w:left="6480" w:hanging="360"/>
+      </w:pPr>
+      <w:rPr>
+        <w:rFonts w:ascii="Symbol" w:hAnsi="Symbol" w:hint="default"/>
+        <w:sz w:val="20"/>
+      </w:rPr>
+    </w:lvl>
+  </w:abstractNum>
+  <w:abstractNum w:abstractNumId="8" w15:restartNumberingAfterBreak="0">
+    <w:nsid w:val="611B206A"/>
+    <w:multiLevelType w:val="multilevel"/>
+    <w:tmpl w:val="67A0C036"/>
+    <w:lvl w:ilvl="0">
+      <w:start w:val="1"/>
+      <w:numFmt w:val="bullet"/>
+      <w:lvlText w:val=""/>
+      <w:lvlJc w:val="left"/>
+      <w:pPr>
+        <w:tabs>
+          <w:tab w:val="num" w:pos="720"/>
+        </w:tabs>
+        <w:ind w:left="720" w:hanging="360"/>
+      </w:pPr>
+      <w:rPr>
+        <w:rFonts w:ascii="Symbol" w:hAnsi="Symbol" w:hint="default"/>
+        <w:sz w:val="20"/>
+      </w:rPr>
+    </w:lvl>
+    <w:lvl w:ilvl="1" w:tentative="1">
+      <w:start w:val="1"/>
+      <w:numFmt w:val="bullet"/>
+      <w:lvlText w:val=""/>
+      <w:lvlJc w:val="left"/>
+      <w:pPr>
+        <w:tabs>
+          <w:tab w:val="num" w:pos="1440"/>
+        </w:tabs>
+        <w:ind w:left="1440" w:hanging="360"/>
+      </w:pPr>
+      <w:rPr>
+        <w:rFonts w:ascii="Symbol" w:hAnsi="Symbol" w:hint="default"/>
+        <w:sz w:val="20"/>
+      </w:rPr>
+    </w:lvl>
+    <w:lvl w:ilvl="2" w:tentative="1">
+      <w:start w:val="1"/>
+      <w:numFmt w:val="bullet"/>
+      <w:lvlText w:val=""/>
+      <w:lvlJc w:val="left"/>
+      <w:pPr>
+        <w:tabs>
+          <w:tab w:val="num" w:pos="2160"/>
+        </w:tabs>
+        <w:ind w:left="2160" w:hanging="360"/>
+      </w:pPr>
+      <w:rPr>
+        <w:rFonts w:ascii="Symbol" w:hAnsi="Symbol" w:hint="default"/>
+        <w:sz w:val="20"/>
+      </w:rPr>
+    </w:lvl>
+    <w:lvl w:ilvl="3" w:tentative="1">
+      <w:start w:val="1"/>
+      <w:numFmt w:val="bullet"/>
+      <w:lvlText w:val=""/>
+      <w:lvlJc w:val="left"/>
+      <w:pPr>
+        <w:tabs>
+          <w:tab w:val="num" w:pos="2880"/>
+        </w:tabs>
+        <w:ind w:left="2880" w:hanging="360"/>
+      </w:pPr>
+      <w:rPr>
+        <w:rFonts w:ascii="Symbol" w:hAnsi="Symbol" w:hint="default"/>
+        <w:sz w:val="20"/>
+      </w:rPr>
+    </w:lvl>
+    <w:lvl w:ilvl="4" w:tentative="1">
+      <w:start w:val="1"/>
+      <w:numFmt w:val="bullet"/>
+      <w:lvlText w:val=""/>
+      <w:lvlJc w:val="left"/>
+      <w:pPr>
+        <w:tabs>
+          <w:tab w:val="num" w:pos="3600"/>
+        </w:tabs>
+        <w:ind w:left="3600" w:hanging="360"/>
+      </w:pPr>
+      <w:rPr>
+        <w:rFonts w:ascii="Symbol" w:hAnsi="Symbol" w:hint="default"/>
+        <w:sz w:val="20"/>
+      </w:rPr>
+    </w:lvl>
+    <w:lvl w:ilvl="5" w:tentative="1">
+      <w:start w:val="1"/>
+      <w:numFmt w:val="bullet"/>
+      <w:lvlText w:val=""/>
+      <w:lvlJc w:val="left"/>
+      <w:pPr>
+        <w:tabs>
+          <w:tab w:val="num" w:pos="4320"/>
+        </w:tabs>
+        <w:ind w:left="4320" w:hanging="360"/>
+      </w:pPr>
+      <w:rPr>
+        <w:rFonts w:ascii="Symbol" w:hAnsi="Symbol" w:hint="default"/>
+        <w:sz w:val="20"/>
+      </w:rPr>
+    </w:lvl>
+    <w:lvl w:ilvl="6" w:tentative="1">
+      <w:start w:val="1"/>
+      <w:numFmt w:val="bullet"/>
+      <w:lvlText w:val=""/>
+      <w:lvlJc w:val="left"/>
+      <w:pPr>
+        <w:tabs>
+          <w:tab w:val="num" w:pos="5040"/>
+        </w:tabs>
+        <w:ind w:left="5040" w:hanging="360"/>
+      </w:pPr>
+      <w:rPr>
+        <w:rFonts w:ascii="Symbol" w:hAnsi="Symbol" w:hint="default"/>
+        <w:sz w:val="20"/>
+      </w:rPr>
+    </w:lvl>
+    <w:lvl w:ilvl="7" w:tentative="1">
+      <w:start w:val="1"/>
+      <w:numFmt w:val="bullet"/>
+      <w:lvlText w:val=""/>
+      <w:lvlJc w:val="left"/>
+      <w:pPr>
+        <w:tabs>
+          <w:tab w:val="num" w:pos="5760"/>
+        </w:tabs>
+        <w:ind w:left="5760" w:hanging="360"/>
+      </w:pPr>
+      <w:rPr>
+        <w:rFonts w:ascii="Symbol" w:hAnsi="Symbol" w:hint="default"/>
+        <w:sz w:val="20"/>
+      </w:rPr>
+    </w:lvl>
+    <w:lvl w:ilvl="8" w:tentative="1">
+      <w:start w:val="1"/>
+      <w:numFmt w:val="bullet"/>
+      <w:lvlText w:val=""/>
+      <w:lvlJc w:val="left"/>
+      <w:pPr>
+        <w:tabs>
+          <w:tab w:val="num" w:pos="6480"/>
+        </w:tabs>
+        <w:ind w:left="6480" w:hanging="360"/>
+      </w:pPr>
+      <w:rPr>
+        <w:rFonts w:ascii="Symbol" w:hAnsi="Symbol" w:hint="default"/>
+        <w:sz w:val="20"/>
+      </w:rPr>
+    </w:lvl>
+  </w:abstractNum>
+  <w:abstractNum w:abstractNumId="9" w15:restartNumberingAfterBreak="0">
+    <w:nsid w:val="68DE5676"/>
+    <w:multiLevelType w:val="multilevel"/>
+    <w:tmpl w:val="4D8A1D48"/>
+    <w:lvl w:ilvl="0">
+      <w:start w:val="1"/>
+      <w:numFmt w:val="bullet"/>
+      <w:lvlText w:val=""/>
+      <w:lvlJc w:val="left"/>
+      <w:pPr>
+        <w:tabs>
+          <w:tab w:val="num" w:pos="720"/>
+        </w:tabs>
+        <w:ind w:left="720" w:hanging="360"/>
+      </w:pPr>
+      <w:rPr>
+        <w:rFonts w:ascii="Symbol" w:hAnsi="Symbol" w:hint="default"/>
+        <w:sz w:val="20"/>
+      </w:rPr>
+    </w:lvl>
+    <w:lvl w:ilvl="1" w:tentative="1">
+      <w:start w:val="1"/>
+      <w:numFmt w:val="bullet"/>
+      <w:lvlText w:val=""/>
+      <w:lvlJc w:val="left"/>
+      <w:pPr>
+        <w:tabs>
+          <w:tab w:val="num" w:pos="1440"/>
+        </w:tabs>
+        <w:ind w:left="1440" w:hanging="360"/>
+      </w:pPr>
+      <w:rPr>
+        <w:rFonts w:ascii="Symbol" w:hAnsi="Symbol" w:hint="default"/>
+        <w:sz w:val="20"/>
+      </w:rPr>
+    </w:lvl>
+    <w:lvl w:ilvl="2" w:tentative="1">
+      <w:start w:val="1"/>
+      <w:numFmt w:val="bullet"/>
+      <w:lvlText w:val=""/>
+      <w:lvlJc w:val="left"/>
+      <w:pPr>
+        <w:tabs>
+          <w:tab w:val="num" w:pos="2160"/>
+        </w:tabs>
+        <w:ind w:left="2160" w:hanging="360"/>
+      </w:pPr>
+      <w:rPr>
+        <w:rFonts w:ascii="Symbol" w:hAnsi="Symbol" w:hint="default"/>
+        <w:sz w:val="20"/>
+      </w:rPr>
+    </w:lvl>
+    <w:lvl w:ilvl="3" w:tentative="1">
+      <w:start w:val="1"/>
+      <w:numFmt w:val="bullet"/>
+      <w:lvlText w:val=""/>
+      <w:lvlJc w:val="left"/>
+      <w:pPr>
+        <w:tabs>
+          <w:tab w:val="num" w:pos="2880"/>
+        </w:tabs>
+        <w:ind w:left="2880" w:hanging="360"/>
+      </w:pPr>
+      <w:rPr>
+        <w:rFonts w:ascii="Symbol" w:hAnsi="Symbol" w:hint="default"/>
+        <w:sz w:val="20"/>
+      </w:rPr>
+    </w:lvl>
+    <w:lvl w:ilvl="4" w:tentative="1">
+      <w:start w:val="1"/>
+      <w:numFmt w:val="bullet"/>
+      <w:lvlText w:val=""/>
+      <w:lvlJc w:val="left"/>
+      <w:pPr>
+        <w:tabs>
+          <w:tab w:val="num" w:pos="3600"/>
+        </w:tabs>
+        <w:ind w:left="3600" w:hanging="360"/>
+      </w:pPr>
+      <w:rPr>
+        <w:rFonts w:ascii="Symbol" w:hAnsi="Symbol" w:hint="default"/>
+        <w:sz w:val="20"/>
+      </w:rPr>
+    </w:lvl>
+    <w:lvl w:ilvl="5" w:tentative="1">
+      <w:start w:val="1"/>
+      <w:numFmt w:val="bullet"/>
+      <w:lvlText w:val=""/>
+      <w:lvlJc w:val="left"/>
+      <w:pPr>
+        <w:tabs>
+          <w:tab w:val="num" w:pos="4320"/>
+        </w:tabs>
+        <w:ind w:left="4320" w:hanging="360"/>
+      </w:pPr>
+      <w:rPr>
+        <w:rFonts w:ascii="Symbol" w:hAnsi="Symbol" w:hint="default"/>
+        <w:sz w:val="20"/>
+      </w:rPr>
+    </w:lvl>
+    <w:lvl w:ilvl="6" w:tentative="1">
+      <w:start w:val="1"/>
+      <w:numFmt w:val="bullet"/>
+      <w:lvlText w:val=""/>
+      <w:lvlJc w:val="left"/>
+      <w:pPr>
+        <w:tabs>
+          <w:tab w:val="num" w:pos="5040"/>
+        </w:tabs>
+        <w:ind w:left="5040" w:hanging="360"/>
+      </w:pPr>
+      <w:rPr>
+        <w:rFonts w:ascii="Symbol" w:hAnsi="Symbol" w:hint="default"/>
+        <w:sz w:val="20"/>
+      </w:rPr>
+    </w:lvl>
+    <w:lvl w:ilvl="7" w:tentative="1">
+      <w:start w:val="1"/>
+      <w:numFmt w:val="bullet"/>
+      <w:lvlText w:val=""/>
+      <w:lvlJc w:val="left"/>
+      <w:pPr>
+        <w:tabs>
+          <w:tab w:val="num" w:pos="5760"/>
+        </w:tabs>
+        <w:ind w:left="5760" w:hanging="360"/>
+      </w:pPr>
+      <w:rPr>
+        <w:rFonts w:ascii="Symbol" w:hAnsi="Symbol" w:hint="default"/>
+        <w:sz w:val="20"/>
+      </w:rPr>
+    </w:lvl>
+    <w:lvl w:ilvl="8" w:tentative="1">
+      <w:start w:val="1"/>
+      <w:numFmt w:val="bullet"/>
+      <w:lvlText w:val=""/>
+      <w:lvlJc w:val="left"/>
+      <w:pPr>
+        <w:tabs>
+          <w:tab w:val="num" w:pos="6480"/>
+        </w:tabs>
+        <w:ind w:left="6480" w:hanging="360"/>
+      </w:pPr>
+      <w:rPr>
+        <w:rFonts w:ascii="Symbol" w:hAnsi="Symbol" w:hint="default"/>
+        <w:sz w:val="20"/>
+      </w:rPr>
+    </w:lvl>
+  </w:abstractNum>
+  <w:abstractNum w:abstractNumId="10" w15:restartNumberingAfterBreak="0">
+    <w:nsid w:val="6D970E97"/>
+    <w:multiLevelType w:val="multilevel"/>
+    <w:tmpl w:val="EA763D54"/>
+    <w:lvl w:ilvl="0">
+      <w:start w:val="1"/>
+      <w:numFmt w:val="bullet"/>
+      <w:lvlText w:val=""/>
+      <w:lvlJc w:val="left"/>
+      <w:pPr>
+        <w:tabs>
+          <w:tab w:val="num" w:pos="720"/>
+        </w:tabs>
+        <w:ind w:left="720" w:hanging="360"/>
+      </w:pPr>
+      <w:rPr>
+        <w:rFonts w:ascii="Symbol" w:hAnsi="Symbol" w:hint="default"/>
+        <w:sz w:val="20"/>
+      </w:rPr>
+    </w:lvl>
+    <w:lvl w:ilvl="1" w:tentative="1">
+      <w:start w:val="1"/>
+      <w:numFmt w:val="bullet"/>
+      <w:lvlText w:val=""/>
+      <w:lvlJc w:val="left"/>
+      <w:pPr>
+        <w:tabs>
+          <w:tab w:val="num" w:pos="1440"/>
+        </w:tabs>
+        <w:ind w:left="1440" w:hanging="360"/>
+      </w:pPr>
+      <w:rPr>
+        <w:rFonts w:ascii="Symbol" w:hAnsi="Symbol" w:hint="default"/>
+        <w:sz w:val="20"/>
+      </w:rPr>
+    </w:lvl>
+    <w:lvl w:ilvl="2" w:tentative="1">
+      <w:start w:val="1"/>
+      <w:numFmt w:val="bullet"/>
+      <w:lvlText w:val=""/>
+      <w:lvlJc w:val="left"/>
+      <w:pPr>
+        <w:tabs>
+          <w:tab w:val="num" w:pos="2160"/>
+        </w:tabs>
+        <w:ind w:left="2160" w:hanging="360"/>
+      </w:pPr>
+      <w:rPr>
+        <w:rFonts w:ascii="Symbol" w:hAnsi="Symbol" w:hint="default"/>
+        <w:sz w:val="20"/>
+      </w:rPr>
+    </w:lvl>
+    <w:lvl w:ilvl="3" w:tentative="1">
+      <w:start w:val="1"/>
+      <w:numFmt w:val="bullet"/>
+      <w:lvlText w:val=""/>
+      <w:lvlJc w:val="left"/>
+      <w:pPr>
+        <w:tabs>
+          <w:tab w:val="num" w:pos="2880"/>
+        </w:tabs>
+        <w:ind w:left="2880" w:hanging="360"/>
+      </w:pPr>
+      <w:rPr>
+        <w:rFonts w:ascii="Symbol" w:hAnsi="Symbol" w:hint="default"/>
+        <w:sz w:val="20"/>
+      </w:rPr>
+    </w:lvl>
+    <w:lvl w:ilvl="4" w:tentative="1">
+      <w:start w:val="1"/>
+      <w:numFmt w:val="bullet"/>
+      <w:lvlText w:val=""/>
+      <w:lvlJc w:val="left"/>
+      <w:pPr>
+        <w:tabs>
+          <w:tab w:val="num" w:pos="3600"/>
+        </w:tabs>
+        <w:ind w:left="3600" w:hanging="360"/>
+      </w:pPr>
+      <w:rPr>
+        <w:rFonts w:ascii="Symbol" w:hAnsi="Symbol" w:hint="default"/>
+        <w:sz w:val="20"/>
+      </w:rPr>
+    </w:lvl>
+    <w:lvl w:ilvl="5" w:tentative="1">
+      <w:start w:val="1"/>
+      <w:numFmt w:val="bullet"/>
+      <w:lvlText w:val=""/>
+      <w:lvlJc w:val="left"/>
+      <w:pPr>
+        <w:tabs>
+          <w:tab w:val="num" w:pos="4320"/>
+        </w:tabs>
+        <w:ind w:left="4320" w:hanging="360"/>
+      </w:pPr>
+      <w:rPr>
+        <w:rFonts w:ascii="Symbol" w:hAnsi="Symbol" w:hint="default"/>
+        <w:sz w:val="20"/>
+      </w:rPr>
+    </w:lvl>
+    <w:lvl w:ilvl="6" w:tentative="1">
+      <w:start w:val="1"/>
+      <w:numFmt w:val="bullet"/>
+      <w:lvlText w:val=""/>
+      <w:lvlJc w:val="left"/>
+      <w:pPr>
+        <w:tabs>
+          <w:tab w:val="num" w:pos="5040"/>
+        </w:tabs>
+        <w:ind w:left="5040" w:hanging="360"/>
+      </w:pPr>
+      <w:rPr>
+        <w:rFonts w:ascii="Symbol" w:hAnsi="Symbol" w:hint="default"/>
+        <w:sz w:val="20"/>
+      </w:rPr>
+    </w:lvl>
+    <w:lvl w:ilvl="7" w:tentative="1">
+      <w:start w:val="1"/>
+      <w:numFmt w:val="bullet"/>
+      <w:lvlText w:val=""/>
+      <w:lvlJc w:val="left"/>
+      <w:pPr>
+        <w:tabs>
+          <w:tab w:val="num" w:pos="5760"/>
+        </w:tabs>
+        <w:ind w:left="5760" w:hanging="360"/>
+      </w:pPr>
+      <w:rPr>
+        <w:rFonts w:ascii="Symbol" w:hAnsi="Symbol" w:hint="default"/>
+        <w:sz w:val="20"/>
+      </w:rPr>
+    </w:lvl>
+    <w:lvl w:ilvl="8" w:tentative="1">
+      <w:start w:val="1"/>
+      <w:numFmt w:val="bullet"/>
+      <w:lvlText w:val=""/>
+      <w:lvlJc w:val="left"/>
+      <w:pPr>
+        <w:tabs>
+          <w:tab w:val="num" w:pos="6480"/>
+        </w:tabs>
+        <w:ind w:left="6480" w:hanging="360"/>
+      </w:pPr>
+      <w:rPr>
+        <w:rFonts w:ascii="Symbol" w:hAnsi="Symbol" w:hint="default"/>
+        <w:sz w:val="20"/>
+      </w:rPr>
+    </w:lvl>
+  </w:abstractNum>
+  <w:num w:numId="1" w16cid:durableId="788596324">
+    <w:abstractNumId w:val="1"/>
     <w:lvlOverride w:ilvl="0">
       <w:startOverride w:val="1"/>
     </w:lvlOverride>
   </w:num>
-  <w:num w:numId="3" w16cid:durableId="1899441095">
+  <w:num w:numId="2" w16cid:durableId="1304700934">
+    <w:abstractNumId w:val="3"/>
+  </w:num>
+  <w:num w:numId="3" w16cid:durableId="1274896273">
+    <w:abstractNumId w:val="2"/>
+  </w:num>
+  <w:num w:numId="4" w16cid:durableId="1917854988">
+    <w:abstractNumId w:val="0"/>
+  </w:num>
+  <w:num w:numId="5" w16cid:durableId="231157573">
+    <w:abstractNumId w:val="10"/>
+  </w:num>
+  <w:num w:numId="6" w16cid:durableId="735011604">
+    <w:abstractNumId w:val="4"/>
+  </w:num>
+  <w:num w:numId="7" w16cid:durableId="1801223838">
+    <w:abstractNumId w:val="7"/>
+  </w:num>
+  <w:num w:numId="8" w16cid:durableId="995106629">
     <w:abstractNumId w:val="6"/>
   </w:num>
-  <w:num w:numId="4" w16cid:durableId="212078799">
+  <w:num w:numId="9" w16cid:durableId="1183665212">
+    <w:abstractNumId w:val="8"/>
+  </w:num>
+  <w:num w:numId="10" w16cid:durableId="1399790955">
+    <w:abstractNumId w:val="9"/>
+  </w:num>
+  <w:num w:numId="11" w16cid:durableId="706490010">
     <w:abstractNumId w:val="5"/>
   </w:num>
-  <w:num w:numId="5" w16cid:durableId="1445999135">
-    <w:abstractNumId w:val="2"/>
-  </w:num>
-  <w:num w:numId="6" w16cid:durableId="67534532">
-    <w:abstractNumId w:val="1"/>
-  </w:num>
-  <w:num w:numId="7" w16cid:durableId="1018434571">
-    <w:abstractNumId w:val="0"/>
-  </w:num>
-  <w:num w:numId="8" w16cid:durableId="1740012742">
-    <w:abstractNumId w:val="4"/>
-  </w:num>
+  <w:numIdMacAtCleanup w:val="11"/>
 </w:numbering>
 </file>
 
